--- a/4.质量管理/1.流程制度规范类文件/040108-项目验收管理制度.docx
+++ b/4.质量管理/1.流程制度规范类文件/040108-项目验收管理制度.docx
@@ -1,113 +1,110 @@
 
 <file path=word/document.xml><?xml version="1.0" encoding="utf-8"?>
-<w:document xmlns:wpc="http://schemas.microsoft.com/office/word/2010/wordprocessingCanvas" xmlns:mc="http://schemas.openxmlformats.org/markup-compatibility/2006" xmlns:o="urn:schemas-microsoft-com:office:office" xmlns:r="http://schemas.openxmlformats.org/officeDocument/2006/relationships" xmlns:m="http://schemas.openxmlformats.org/officeDocument/2006/math" xmlns:v="urn:schemas-microsoft-com:vml" xmlns:wp14="http://schemas.microsoft.com/office/word/2010/wordprocessingDrawing" xmlns:wp="http://schemas.openxmlformats.org/drawingml/2006/wordprocessingDrawing" xmlns:w10="urn:schemas-microsoft-com:office:word" xmlns:w="http://schemas.openxmlformats.org/wordprocessingml/2006/main" xmlns:w14="http://schemas.microsoft.com/office/word/2010/wordml" xmlns:w15="http://schemas.microsoft.com/office/word/2012/wordml" xmlns:wne="http://schemas.microsoft.com/office/word/2006/wordml" xmlns:wpg="http://schemas.microsoft.com/office/word/2010/wordprocessingGroup" xmlns:wpi="http://schemas.microsoft.com/office/word/2010/wordprocessingInk" xmlns:wps="http://schemas.microsoft.com/office/word/2010/wordprocessingShape" mc:Ignorable="w14 w15 wp14">
-  <!-- Generated by Aspose.Words for .NET 13.3.0.1 -->
+<w:document xmlns:wpc="http://schemas.microsoft.com/office/word/2010/wordprocessingCanvas" xmlns:mc="http://schemas.openxmlformats.org/markup-compatibility/2006" xmlns:o="urn:schemas-microsoft-com:office:office" xmlns:r="http://schemas.openxmlformats.org/officeDocument/2006/relationships" xmlns:m="http://schemas.openxmlformats.org/officeDocument/2006/math" xmlns:v="urn:schemas-microsoft-com:vml" xmlns:wp14="http://schemas.microsoft.com/office/word/2010/wordprocessingDrawing" xmlns:wp="http://schemas.openxmlformats.org/drawingml/2006/wordprocessingDrawing" xmlns:w="http://schemas.openxmlformats.org/wordprocessingml/2006/main" xmlns:w14="http://schemas.microsoft.com/office/word/2010/wordml" xmlns:w10="urn:schemas-microsoft-com:office:word" xmlns:w15="http://schemas.microsoft.com/office/word/2012/wordml" xmlns:wpg="http://schemas.microsoft.com/office/word/2010/wordprocessingGroup" xmlns:wpi="http://schemas.microsoft.com/office/word/2010/wordprocessingInk" xmlns:wne="http://schemas.microsoft.com/office/word/2006/wordml" xmlns:wps="http://schemas.microsoft.com/office/word/2010/wordprocessingShape" xmlns:wpsCustomData="http://www.wps.cn/officeDocument/2013/wpsCustomData" mc:Ignorable="w14 w15 wp14">
   <w:body>
     <w:p>
       <w:pPr>
-        <w:pStyle w:val="a1"/>
+        <w:pStyle w:val="31"/>
         <w:bidi w:val="0"/>
       </w:pPr>
       <w:bookmarkStart w:id="0" w:name="_Toc7350"/>
-      <w:bookmarkStart w:id="1" w:name="_GoBack"/>
+    </w:p>
+    <w:p>
+      <w:pPr>
+        <w:pStyle w:val="31"/>
+        <w:bidi w:val="0"/>
+      </w:pPr>
+      <w:r>
+        <w:t>项目验收管理制度</w:t>
+      </w:r>
+      <w:bookmarkEnd w:id="0"/>
+    </w:p>
+    <w:p>
+      <w:pPr>
+        <w:pStyle w:val="32"/>
+        <w:bidi w:val="0"/>
+      </w:pPr>
+      <w:bookmarkStart w:id="1" w:name="_Toc2049"/>
+      <w:r>
+        <w:t>江苏云储智能科技有限公司</w:t>
+      </w:r>
       <w:bookmarkEnd w:id="1"/>
     </w:p>
     <w:p>
       <w:pPr>
-        <w:pStyle w:val="a1"/>
-        <w:bidi w:val="0"/>
-      </w:pPr>
-      <w:r>
-        <w:t>项目验收管理制度</w:t>
-      </w:r>
-      <w:bookmarkEnd w:id="0"/>
+        <w:spacing w:before="227" w:line="225" w:lineRule="auto"/>
+        <w:ind w:left="2898"/>
+        <w:rPr>
+          <w:rFonts w:ascii="宋体" w:hAnsi="宋体" w:eastAsia="宋体" w:cs="宋体"/>
+          <w:sz w:val="35"/>
+          <w:szCs w:val="35"/>
+        </w:rPr>
+      </w:pPr>
+      <w:r>
+        <w:rPr>
+          <w:rFonts w:ascii="宋体" w:hAnsi="宋体" w:eastAsia="宋体" w:cs="宋体"/>
+          <w:spacing w:val="-2"/>
+          <w:sz w:val="35"/>
+          <w:szCs w:val="35"/>
+        </w:rPr>
+        <w:t>2025年1月4日</w:t>
+      </w:r>
     </w:p>
     <w:p>
       <w:pPr>
-        <w:pStyle w:val="a2"/>
-        <w:bidi w:val="0"/>
-      </w:pPr>
-      <w:bookmarkStart w:id="2" w:name="_Toc2049"/>
-      <w:r>
-        <w:t>江苏云储智能科技有限公司</w:t>
+        <w:spacing w:line="225" w:lineRule="auto"/>
+        <w:rPr>
+          <w:rFonts w:ascii="宋体" w:hAnsi="宋体" w:eastAsia="宋体" w:cs="宋体"/>
+          <w:sz w:val="35"/>
+          <w:szCs w:val="35"/>
+        </w:rPr>
+        <w:sectPr>
+          <w:pgSz w:w="11906" w:h="16840"/>
+          <w:pgMar w:top="1431" w:right="1785" w:bottom="0" w:left="1785" w:header="0" w:footer="0" w:gutter="0"/>
+          <w:cols w:space="720" w:num="1"/>
+        </w:sectPr>
+      </w:pPr>
+    </w:p>
+    <w:p>
+      <w:pPr>
+        <w:spacing w:before="56" w:line="220" w:lineRule="auto"/>
+        <w:ind w:left="3839"/>
+        <w:outlineLvl w:val="0"/>
+        <w:rPr>
+          <w:rFonts w:ascii="宋体" w:hAnsi="宋体" w:eastAsia="宋体" w:cs="宋体"/>
+          <w:sz w:val="28"/>
+          <w:szCs w:val="28"/>
+        </w:rPr>
+      </w:pPr>
+      <w:bookmarkStart w:id="2" w:name="_Toc29759"/>
+      <w:r>
+        <w:rPr>
+          <w:rFonts w:ascii="宋体" w:hAnsi="宋体" w:eastAsia="宋体" w:cs="宋体"/>
+          <w:spacing w:val="-7"/>
+          <w:sz w:val="28"/>
+          <w:szCs w:val="28"/>
+        </w:rPr>
+        <w:t>文档信息</w:t>
       </w:r>
       <w:bookmarkEnd w:id="2"/>
     </w:p>
     <w:p>
       <w:pPr>
-        <w:spacing w:before="227" w:line="225" w:lineRule="auto"/>
-        <w:ind w:left="2898"/>
-        <w:rPr>
-          <w:rFonts w:ascii="宋体" w:eastAsia="宋体" w:hAnsi="宋体" w:cs="宋体"/>
-          <w:sz w:val="35"/>
-          <w:szCs w:val="35"/>
-        </w:rPr>
-      </w:pPr>
-      <w:r>
-        <w:rPr>
-          <w:rFonts w:ascii="宋体" w:eastAsia="宋体" w:hAnsi="宋体" w:cs="宋体"/>
-          <w:spacing w:val="-2"/>
-          <w:sz w:val="35"/>
-          <w:szCs w:val="35"/>
-        </w:rPr>
-        <w:t>2025年1月4日</w:t>
-      </w:r>
-    </w:p>
-    <w:p>
-      <w:pPr>
-        <w:spacing w:line="225" w:lineRule="auto"/>
-        <w:rPr>
-          <w:rFonts w:ascii="宋体" w:eastAsia="宋体" w:hAnsi="宋体" w:cs="宋体"/>
-          <w:sz w:val="35"/>
-          <w:szCs w:val="35"/>
-        </w:rPr>
-        <w:sectPr>
-          <w:pgSz w:w="11906" w:h="16840"/>
-          <w:pgMar w:top="1431" w:right="1785" w:bottom="0" w:left="1785" w:header="0" w:footer="0" w:gutter="0"/>
-          <w:cols w:num="1" w:space="720"/>
-        </w:sectPr>
-      </w:pPr>
-    </w:p>
-    <w:p>
-      <w:pPr>
-        <w:spacing w:before="56" w:line="220" w:lineRule="auto"/>
-        <w:ind w:left="3839"/>
-        <w:outlineLvl w:val="0"/>
-        <w:rPr>
-          <w:rFonts w:ascii="宋体" w:eastAsia="宋体" w:hAnsi="宋体" w:cs="宋体"/>
-          <w:sz w:val="28"/>
-          <w:szCs w:val="28"/>
-        </w:rPr>
-      </w:pPr>
-      <w:bookmarkStart w:id="3" w:name="_Toc29759"/>
-      <w:r>
-        <w:rPr>
-          <w:rFonts w:ascii="宋体" w:eastAsia="宋体" w:hAnsi="宋体" w:cs="宋体"/>
-          <w:spacing w:val="-7"/>
-          <w:sz w:val="28"/>
-          <w:szCs w:val="28"/>
-        </w:rPr>
-        <w:t>文档信息</w:t>
-      </w:r>
-      <w:bookmarkEnd w:id="3"/>
-    </w:p>
-    <w:p>
-      <w:pPr>
         <w:spacing w:line="99" w:lineRule="exact"/>
       </w:pPr>
     </w:p>
     <w:tbl>
       <w:tblPr>
-        <w:tblStyle w:val="TableNormal0"/>
+        <w:tblStyle w:val="24"/>
         <w:tblW w:w="9149" w:type="dxa"/>
         <w:tblInd w:w="2" w:type="dxa"/>
         <w:tblBorders>
-          <w:top w:val="single" w:sz="2" w:space="0" w:color="000000"/>
-          <w:left w:val="single" w:sz="2" w:space="0" w:color="000000"/>
-          <w:bottom w:val="single" w:sz="2" w:space="0" w:color="000000"/>
-          <w:right w:val="single" w:sz="2" w:space="0" w:color="000000"/>
-          <w:insideH w:val="single" w:sz="2" w:space="0" w:color="000000"/>
-          <w:insideV w:val="single" w:sz="2" w:space="0" w:color="000000"/>
+          <w:top w:val="single" w:color="000000" w:sz="2" w:space="0"/>
+          <w:left w:val="single" w:color="000000" w:sz="2" w:space="0"/>
+          <w:bottom w:val="single" w:color="000000" w:sz="2" w:space="0"/>
+          <w:right w:val="single" w:color="000000" w:sz="2" w:space="0"/>
+          <w:insideH w:val="single" w:color="000000" w:sz="2" w:space="0"/>
+          <w:insideV w:val="single" w:color="000000" w:sz="2" w:space="0"/>
         </w:tblBorders>
         <w:tblLayout w:type="fixed"/>
         <w:tblCellMar>
@@ -126,17 +123,14 @@
       </w:tblGrid>
       <w:tr>
         <w:tblPrEx>
-          <w:tblW w:w="9149" w:type="dxa"/>
-          <w:tblInd w:w="2" w:type="dxa"/>
           <w:tblBorders>
-            <w:top w:val="single" w:sz="2" w:space="0" w:color="000000"/>
-            <w:left w:val="single" w:sz="2" w:space="0" w:color="000000"/>
-            <w:bottom w:val="single" w:sz="2" w:space="0" w:color="000000"/>
-            <w:right w:val="single" w:sz="2" w:space="0" w:color="000000"/>
-            <w:insideH w:val="single" w:sz="2" w:space="0" w:color="000000"/>
-            <w:insideV w:val="single" w:sz="2" w:space="0" w:color="000000"/>
+            <w:top w:val="single" w:color="000000" w:sz="2" w:space="0"/>
+            <w:left w:val="single" w:color="000000" w:sz="2" w:space="0"/>
+            <w:bottom w:val="single" w:color="000000" w:sz="2" w:space="0"/>
+            <w:right w:val="single" w:color="000000" w:sz="2" w:space="0"/>
+            <w:insideH w:val="single" w:color="000000" w:sz="2" w:space="0"/>
+            <w:insideV w:val="single" w:color="000000" w:sz="2" w:space="0"/>
           </w:tblBorders>
-          <w:tblLayout w:type="fixed"/>
           <w:tblCellMar>
             <w:top w:w="0" w:type="dxa"/>
             <w:left w:w="0" w:type="dxa"/>
@@ -145,7 +139,7 @@
           </w:tblCellMar>
         </w:tblPrEx>
         <w:trPr>
-          <w:trHeight w:val="620"/>
+          <w:trHeight w:val="620" w:hRule="atLeast"/>
         </w:trPr>
         <w:tc>
           <w:tcPr>
@@ -156,14 +150,14 @@
               <w:spacing w:before="215" w:line="228" w:lineRule="auto"/>
               <w:ind w:left="125"/>
               <w:rPr>
-                <w:rFonts w:ascii="宋体" w:eastAsia="宋体" w:hAnsi="宋体" w:cs="宋体"/>
+                <w:rFonts w:ascii="宋体" w:hAnsi="宋体" w:eastAsia="宋体" w:cs="宋体"/>
                 <w:sz w:val="20"/>
                 <w:szCs w:val="20"/>
               </w:rPr>
             </w:pPr>
             <w:r>
               <w:rPr>
-                <w:rFonts w:ascii="宋体" w:eastAsia="宋体" w:hAnsi="宋体" w:cs="宋体"/>
+                <w:rFonts w:ascii="宋体" w:hAnsi="宋体" w:eastAsia="宋体" w:cs="宋体"/>
                 <w:spacing w:val="4"/>
                 <w:sz w:val="20"/>
                 <w:szCs w:val="20"/>
@@ -182,14 +176,14 @@
               <w:spacing w:before="215" w:line="228" w:lineRule="auto"/>
               <w:ind w:left="166"/>
               <w:rPr>
-                <w:rFonts w:ascii="宋体" w:eastAsia="宋体" w:hAnsi="宋体" w:cs="宋体"/>
+                <w:rFonts w:ascii="宋体" w:hAnsi="宋体" w:eastAsia="宋体" w:cs="宋体"/>
                 <w:sz w:val="20"/>
                 <w:szCs w:val="20"/>
               </w:rPr>
             </w:pPr>
             <w:r>
               <w:rPr>
-                <w:rFonts w:ascii="宋体" w:eastAsia="宋体" w:hAnsi="宋体" w:cs="宋体" w:hint="eastAsia"/>
+                <w:rFonts w:hint="eastAsia" w:ascii="宋体" w:hAnsi="宋体" w:eastAsia="宋体" w:cs="宋体"/>
                 <w:spacing w:val="5"/>
                 <w:sz w:val="20"/>
                 <w:szCs w:val="20"/>
@@ -199,7 +193,7 @@
             </w:r>
             <w:r>
               <w:rPr>
-                <w:rFonts w:ascii="宋体" w:eastAsia="宋体" w:hAnsi="宋体" w:cs="宋体"/>
+                <w:rFonts w:ascii="宋体" w:hAnsi="宋体" w:eastAsia="宋体" w:cs="宋体"/>
                 <w:spacing w:val="5"/>
                 <w:sz w:val="20"/>
                 <w:szCs w:val="20"/>
@@ -208,7 +202,7 @@
             </w:r>
             <w:r>
               <w:rPr>
-                <w:rFonts w:ascii="宋体" w:eastAsia="宋体" w:hAnsi="宋体" w:cs="宋体"/>
+                <w:rFonts w:ascii="宋体" w:hAnsi="宋体" w:eastAsia="宋体" w:cs="宋体"/>
                 <w:sz w:val="20"/>
                 <w:szCs w:val="20"/>
               </w:rPr>
@@ -216,7 +210,7 @@
             </w:r>
             <w:r>
               <w:rPr>
-                <w:rFonts w:ascii="宋体" w:eastAsia="宋体" w:hAnsi="宋体" w:cs="宋体"/>
+                <w:rFonts w:ascii="宋体" w:hAnsi="宋体" w:eastAsia="宋体" w:cs="宋体"/>
                 <w:spacing w:val="5"/>
                 <w:sz w:val="20"/>
                 <w:szCs w:val="20"/>
@@ -225,7 +219,7 @@
             </w:r>
             <w:r>
               <w:rPr>
-                <w:rFonts w:ascii="宋体" w:eastAsia="宋体" w:hAnsi="宋体" w:cs="宋体"/>
+                <w:rFonts w:ascii="宋体" w:hAnsi="宋体" w:eastAsia="宋体" w:cs="宋体"/>
                 <w:sz w:val="20"/>
                 <w:szCs w:val="20"/>
               </w:rPr>
@@ -233,7 +227,7 @@
             </w:r>
             <w:r>
               <w:rPr>
-                <w:rFonts w:ascii="宋体" w:eastAsia="宋体" w:hAnsi="宋体" w:cs="宋体"/>
+                <w:rFonts w:ascii="宋体" w:hAnsi="宋体" w:eastAsia="宋体" w:cs="宋体"/>
                 <w:spacing w:val="5"/>
                 <w:sz w:val="20"/>
                 <w:szCs w:val="20"/>
@@ -242,7 +236,7 @@
             </w:r>
             <w:r>
               <w:rPr>
-                <w:rFonts w:ascii="宋体" w:eastAsia="宋体" w:hAnsi="宋体" w:cs="宋体"/>
+                <w:rFonts w:ascii="宋体" w:hAnsi="宋体" w:eastAsia="宋体" w:cs="宋体"/>
                 <w:sz w:val="20"/>
                 <w:szCs w:val="20"/>
               </w:rPr>
@@ -250,7 +244,7 @@
             </w:r>
             <w:r>
               <w:rPr>
-                <w:rFonts w:ascii="宋体" w:eastAsia="宋体" w:hAnsi="宋体" w:cs="宋体"/>
+                <w:rFonts w:ascii="宋体" w:hAnsi="宋体" w:eastAsia="宋体" w:cs="宋体"/>
                 <w:spacing w:val="5"/>
                 <w:sz w:val="20"/>
                 <w:szCs w:val="20"/>
@@ -262,9 +256,14 @@
       </w:tr>
       <w:tr>
         <w:tblPrEx>
-          <w:tblW w:w="9149" w:type="dxa"/>
-          <w:tblInd w:w="2" w:type="dxa"/>
-          <w:tblLayout w:type="fixed"/>
+          <w:tblBorders>
+            <w:top w:val="single" w:color="000000" w:sz="2" w:space="0"/>
+            <w:left w:val="single" w:color="000000" w:sz="2" w:space="0"/>
+            <w:bottom w:val="single" w:color="000000" w:sz="2" w:space="0"/>
+            <w:right w:val="single" w:color="000000" w:sz="2" w:space="0"/>
+            <w:insideH w:val="single" w:color="000000" w:sz="2" w:space="0"/>
+            <w:insideV w:val="single" w:color="000000" w:sz="2" w:space="0"/>
+          </w:tblBorders>
           <w:tblCellMar>
             <w:top w:w="0" w:type="dxa"/>
             <w:left w:w="0" w:type="dxa"/>
@@ -273,7 +272,7 @@
           </w:tblCellMar>
         </w:tblPrEx>
         <w:trPr>
-          <w:trHeight w:val="611"/>
+          <w:trHeight w:val="611" w:hRule="atLeast"/>
         </w:trPr>
         <w:tc>
           <w:tcPr>
@@ -284,14 +283,14 @@
               <w:spacing w:before="209" w:line="228" w:lineRule="auto"/>
               <w:ind w:left="125"/>
               <w:rPr>
-                <w:rFonts w:ascii="宋体" w:eastAsia="宋体" w:hAnsi="宋体" w:cs="宋体"/>
+                <w:rFonts w:ascii="宋体" w:hAnsi="宋体" w:eastAsia="宋体" w:cs="宋体"/>
                 <w:sz w:val="20"/>
                 <w:szCs w:val="20"/>
               </w:rPr>
             </w:pPr>
             <w:r>
               <w:rPr>
-                <w:rFonts w:ascii="宋体" w:eastAsia="宋体" w:hAnsi="宋体" w:cs="宋体"/>
+                <w:rFonts w:ascii="宋体" w:hAnsi="宋体" w:eastAsia="宋体" w:cs="宋体"/>
                 <w:spacing w:val="3"/>
                 <w:sz w:val="20"/>
                 <w:szCs w:val="20"/>
@@ -310,14 +309,14 @@
               <w:spacing w:before="210" w:line="227" w:lineRule="auto"/>
               <w:ind w:left="117"/>
               <w:rPr>
-                <w:rFonts w:ascii="宋体" w:eastAsia="宋体" w:hAnsi="宋体" w:cs="宋体"/>
+                <w:rFonts w:ascii="宋体" w:hAnsi="宋体" w:eastAsia="宋体" w:cs="宋体"/>
                 <w:sz w:val="20"/>
                 <w:szCs w:val="20"/>
               </w:rPr>
             </w:pPr>
             <w:r>
               <w:rPr>
-                <w:rFonts w:ascii="宋体" w:eastAsia="宋体" w:hAnsi="宋体" w:cs="宋体"/>
+                <w:rFonts w:ascii="宋体" w:hAnsi="宋体" w:eastAsia="宋体" w:cs="宋体"/>
                 <w:spacing w:val="7"/>
                 <w:sz w:val="20"/>
                 <w:szCs w:val="20"/>
@@ -329,9 +328,14 @@
       </w:tr>
       <w:tr>
         <w:tblPrEx>
-          <w:tblW w:w="9149" w:type="dxa"/>
-          <w:tblInd w:w="2" w:type="dxa"/>
-          <w:tblLayout w:type="fixed"/>
+          <w:tblBorders>
+            <w:top w:val="single" w:color="000000" w:sz="2" w:space="0"/>
+            <w:left w:val="single" w:color="000000" w:sz="2" w:space="0"/>
+            <w:bottom w:val="single" w:color="000000" w:sz="2" w:space="0"/>
+            <w:right w:val="single" w:color="000000" w:sz="2" w:space="0"/>
+            <w:insideH w:val="single" w:color="000000" w:sz="2" w:space="0"/>
+            <w:insideV w:val="single" w:color="000000" w:sz="2" w:space="0"/>
+          </w:tblBorders>
           <w:tblCellMar>
             <w:top w:w="0" w:type="dxa"/>
             <w:left w:w="0" w:type="dxa"/>
@@ -340,7 +344,7 @@
           </w:tblCellMar>
         </w:tblPrEx>
         <w:trPr>
-          <w:trHeight w:val="611"/>
+          <w:trHeight w:val="611" w:hRule="atLeast"/>
         </w:trPr>
         <w:tc>
           <w:tcPr>
@@ -351,14 +355,14 @@
               <w:spacing w:before="210" w:line="228" w:lineRule="auto"/>
               <w:ind w:left="125"/>
               <w:rPr>
-                <w:rFonts w:ascii="宋体" w:eastAsia="宋体" w:hAnsi="宋体" w:cs="宋体"/>
+                <w:rFonts w:ascii="宋体" w:hAnsi="宋体" w:eastAsia="宋体" w:cs="宋体"/>
                 <w:sz w:val="20"/>
                 <w:szCs w:val="20"/>
               </w:rPr>
             </w:pPr>
             <w:r>
               <w:rPr>
-                <w:rFonts w:ascii="宋体" w:eastAsia="宋体" w:hAnsi="宋体" w:cs="宋体"/>
+                <w:rFonts w:ascii="宋体" w:hAnsi="宋体" w:eastAsia="宋体" w:cs="宋体"/>
                 <w:spacing w:val="3"/>
                 <w:sz w:val="20"/>
                 <w:szCs w:val="20"/>
@@ -377,14 +381,14 @@
               <w:spacing w:before="210" w:line="228" w:lineRule="auto"/>
               <w:ind w:left="113"/>
               <w:rPr>
-                <w:rFonts w:ascii="宋体" w:eastAsia="宋体" w:hAnsi="宋体" w:cs="宋体"/>
+                <w:rFonts w:ascii="宋体" w:hAnsi="宋体" w:eastAsia="宋体" w:cs="宋体"/>
                 <w:sz w:val="20"/>
                 <w:szCs w:val="20"/>
               </w:rPr>
             </w:pPr>
             <w:r>
               <w:rPr>
-                <w:rFonts w:ascii="宋体" w:eastAsia="宋体" w:hAnsi="宋体" w:cs="宋体"/>
+                <w:rFonts w:ascii="宋体" w:hAnsi="宋体" w:eastAsia="宋体" w:cs="宋体"/>
                 <w:spacing w:val="4"/>
                 <w:sz w:val="20"/>
                 <w:szCs w:val="20"/>
@@ -396,9 +400,14 @@
       </w:tr>
       <w:tr>
         <w:tblPrEx>
-          <w:tblW w:w="9149" w:type="dxa"/>
-          <w:tblInd w:w="2" w:type="dxa"/>
-          <w:tblLayout w:type="fixed"/>
+          <w:tblBorders>
+            <w:top w:val="single" w:color="000000" w:sz="2" w:space="0"/>
+            <w:left w:val="single" w:color="000000" w:sz="2" w:space="0"/>
+            <w:bottom w:val="single" w:color="000000" w:sz="2" w:space="0"/>
+            <w:right w:val="single" w:color="000000" w:sz="2" w:space="0"/>
+            <w:insideH w:val="single" w:color="000000" w:sz="2" w:space="0"/>
+            <w:insideV w:val="single" w:color="000000" w:sz="2" w:space="0"/>
+          </w:tblBorders>
           <w:tblCellMar>
             <w:top w:w="0" w:type="dxa"/>
             <w:left w:w="0" w:type="dxa"/>
@@ -407,7 +416,7 @@
           </w:tblCellMar>
         </w:tblPrEx>
         <w:trPr>
-          <w:trHeight w:val="611"/>
+          <w:trHeight w:val="611" w:hRule="atLeast"/>
         </w:trPr>
         <w:tc>
           <w:tcPr>
@@ -418,14 +427,14 @@
               <w:spacing w:before="214" w:line="227" w:lineRule="auto"/>
               <w:ind w:left="377"/>
               <w:rPr>
-                <w:rFonts w:ascii="宋体" w:eastAsia="宋体" w:hAnsi="宋体" w:cs="宋体"/>
+                <w:rFonts w:ascii="宋体" w:hAnsi="宋体" w:eastAsia="宋体" w:cs="宋体"/>
                 <w:sz w:val="20"/>
                 <w:szCs w:val="20"/>
               </w:rPr>
             </w:pPr>
             <w:r>
               <w:rPr>
-                <w:rFonts w:ascii="宋体" w:eastAsia="宋体" w:hAnsi="宋体" w:cs="宋体"/>
+                <w:rFonts w:ascii="宋体" w:hAnsi="宋体" w:eastAsia="宋体" w:cs="宋体"/>
                 <w:spacing w:val="3"/>
                 <w:sz w:val="20"/>
                 <w:szCs w:val="20"/>
@@ -443,14 +452,14 @@
               <w:spacing w:before="214" w:line="227" w:lineRule="auto"/>
               <w:ind w:left="439"/>
               <w:rPr>
-                <w:rFonts w:ascii="宋体" w:eastAsia="宋体" w:hAnsi="宋体" w:cs="宋体"/>
+                <w:rFonts w:ascii="宋体" w:hAnsi="宋体" w:eastAsia="宋体" w:cs="宋体"/>
                 <w:sz w:val="20"/>
                 <w:szCs w:val="20"/>
               </w:rPr>
             </w:pPr>
             <w:r>
               <w:rPr>
-                <w:rFonts w:ascii="宋体" w:eastAsia="宋体" w:hAnsi="宋体" w:cs="宋体"/>
+                <w:rFonts w:ascii="宋体" w:hAnsi="宋体" w:eastAsia="宋体" w:cs="宋体"/>
                 <w:spacing w:val="4"/>
                 <w:sz w:val="20"/>
                 <w:szCs w:val="20"/>
@@ -468,14 +477,14 @@
               <w:spacing w:before="214" w:line="227" w:lineRule="auto"/>
               <w:ind w:left="765"/>
               <w:rPr>
-                <w:rFonts w:ascii="宋体" w:eastAsia="宋体" w:hAnsi="宋体" w:cs="宋体"/>
+                <w:rFonts w:ascii="宋体" w:hAnsi="宋体" w:eastAsia="宋体" w:cs="宋体"/>
                 <w:sz w:val="20"/>
                 <w:szCs w:val="20"/>
               </w:rPr>
             </w:pPr>
             <w:r>
               <w:rPr>
-                <w:rFonts w:ascii="宋体" w:eastAsia="宋体" w:hAnsi="宋体" w:cs="宋体"/>
+                <w:rFonts w:ascii="宋体" w:hAnsi="宋体" w:eastAsia="宋体" w:cs="宋体"/>
                 <w:spacing w:val="4"/>
                 <w:sz w:val="20"/>
                 <w:szCs w:val="20"/>
@@ -493,14 +502,14 @@
               <w:spacing w:before="214" w:line="228" w:lineRule="auto"/>
               <w:ind w:left="799"/>
               <w:rPr>
-                <w:rFonts w:ascii="宋体" w:eastAsia="宋体" w:hAnsi="宋体" w:cs="宋体"/>
+                <w:rFonts w:ascii="宋体" w:hAnsi="宋体" w:eastAsia="宋体" w:cs="宋体"/>
                 <w:sz w:val="20"/>
                 <w:szCs w:val="20"/>
               </w:rPr>
             </w:pPr>
             <w:r>
               <w:rPr>
-                <w:rFonts w:ascii="宋体" w:eastAsia="宋体" w:hAnsi="宋体" w:cs="宋体"/>
+                <w:rFonts w:ascii="宋体" w:hAnsi="宋体" w:eastAsia="宋体" w:cs="宋体"/>
                 <w:spacing w:val="2"/>
                 <w:sz w:val="20"/>
                 <w:szCs w:val="20"/>
@@ -518,14 +527,14 @@
               <w:spacing w:before="214" w:line="228" w:lineRule="auto"/>
               <w:ind w:left="609"/>
               <w:rPr>
-                <w:rFonts w:ascii="宋体" w:eastAsia="宋体" w:hAnsi="宋体" w:cs="宋体"/>
+                <w:rFonts w:ascii="宋体" w:hAnsi="宋体" w:eastAsia="宋体" w:cs="宋体"/>
                 <w:sz w:val="20"/>
                 <w:szCs w:val="20"/>
               </w:rPr>
             </w:pPr>
             <w:r>
               <w:rPr>
-                <w:rFonts w:ascii="宋体" w:eastAsia="宋体" w:hAnsi="宋体" w:cs="宋体"/>
+                <w:rFonts w:ascii="宋体" w:hAnsi="宋体" w:eastAsia="宋体" w:cs="宋体"/>
                 <w:spacing w:val="-5"/>
                 <w:sz w:val="20"/>
                 <w:szCs w:val="20"/>
@@ -537,9 +546,14 @@
       </w:tr>
       <w:tr>
         <w:tblPrEx>
-          <w:tblW w:w="9149" w:type="dxa"/>
-          <w:tblInd w:w="2" w:type="dxa"/>
-          <w:tblLayout w:type="fixed"/>
+          <w:tblBorders>
+            <w:top w:val="single" w:color="000000" w:sz="2" w:space="0"/>
+            <w:left w:val="single" w:color="000000" w:sz="2" w:space="0"/>
+            <w:bottom w:val="single" w:color="000000" w:sz="2" w:space="0"/>
+            <w:right w:val="single" w:color="000000" w:sz="2" w:space="0"/>
+            <w:insideH w:val="single" w:color="000000" w:sz="2" w:space="0"/>
+            <w:insideV w:val="single" w:color="000000" w:sz="2" w:space="0"/>
+          </w:tblBorders>
           <w:tblCellMar>
             <w:top w:w="0" w:type="dxa"/>
             <w:left w:w="0" w:type="dxa"/>
@@ -548,7 +562,7 @@
           </w:tblCellMar>
         </w:tblPrEx>
         <w:trPr>
-          <w:trHeight w:val="479"/>
+          <w:trHeight w:val="479" w:hRule="atLeast"/>
         </w:trPr>
         <w:tc>
           <w:tcPr>
@@ -559,14 +573,14 @@
               <w:spacing w:before="195" w:line="268" w:lineRule="exact"/>
               <w:ind w:left="575"/>
               <w:rPr>
-                <w:rFonts w:ascii="宋体" w:eastAsia="宋体" w:hAnsi="宋体" w:cs="宋体"/>
+                <w:rFonts w:ascii="宋体" w:hAnsi="宋体" w:eastAsia="宋体" w:cs="宋体"/>
                 <w:sz w:val="20"/>
                 <w:szCs w:val="20"/>
               </w:rPr>
             </w:pPr>
             <w:r>
               <w:rPr>
-                <w:rFonts w:ascii="宋体" w:eastAsia="宋体" w:hAnsi="宋体" w:cs="宋体"/>
+                <w:rFonts w:ascii="宋体" w:hAnsi="宋体" w:eastAsia="宋体" w:cs="宋体"/>
                 <w:spacing w:val="3"/>
                 <w:position w:val="1"/>
                 <w:sz w:val="20"/>
@@ -585,14 +599,14 @@
               <w:spacing w:before="198" w:line="268" w:lineRule="exact"/>
               <w:ind w:left="441"/>
               <w:rPr>
-                <w:rFonts w:ascii="宋体" w:eastAsia="宋体" w:hAnsi="宋体" w:cs="宋体"/>
+                <w:rFonts w:ascii="宋体" w:hAnsi="宋体" w:eastAsia="宋体" w:cs="宋体"/>
                 <w:sz w:val="20"/>
                 <w:szCs w:val="20"/>
               </w:rPr>
             </w:pPr>
             <w:r>
               <w:rPr>
-                <w:rFonts w:ascii="宋体" w:eastAsia="宋体" w:hAnsi="宋体" w:cs="宋体"/>
+                <w:rFonts w:ascii="宋体" w:hAnsi="宋体" w:eastAsia="宋体" w:cs="宋体"/>
                 <w:spacing w:val="2"/>
                 <w:position w:val="1"/>
                 <w:sz w:val="20"/>
@@ -611,14 +625,14 @@
               <w:spacing w:before="147" w:line="227" w:lineRule="auto"/>
               <w:ind w:left="770"/>
               <w:rPr>
-                <w:rFonts w:ascii="宋体" w:eastAsia="宋体" w:hAnsi="宋体" w:cs="宋体"/>
+                <w:rFonts w:ascii="宋体" w:hAnsi="宋体" w:eastAsia="宋体" w:cs="宋体"/>
                 <w:sz w:val="20"/>
                 <w:szCs w:val="20"/>
               </w:rPr>
             </w:pPr>
             <w:r>
               <w:rPr>
-                <w:rFonts w:ascii="宋体" w:eastAsia="宋体" w:hAnsi="宋体" w:cs="宋体"/>
+                <w:rFonts w:ascii="宋体" w:hAnsi="宋体" w:eastAsia="宋体" w:cs="宋体"/>
                 <w:spacing w:val="2"/>
                 <w:sz w:val="20"/>
                 <w:szCs w:val="20"/>
@@ -636,7 +650,7 @@
               <w:spacing w:before="149" w:line="228" w:lineRule="auto"/>
               <w:ind w:left="695"/>
               <w:rPr>
-                <w:rFonts w:ascii="宋体" w:eastAsia="宋体" w:hAnsi="宋体" w:cs="宋体" w:hint="eastAsia"/>
+                <w:rFonts w:hint="eastAsia" w:ascii="宋体" w:hAnsi="宋体" w:eastAsia="宋体" w:cs="宋体"/>
                 <w:sz w:val="20"/>
                 <w:szCs w:val="20"/>
                 <w:lang w:val="en-US" w:eastAsia="zh-CN"/>
@@ -644,7 +658,7 @@
             </w:pPr>
             <w:r>
               <w:rPr>
-                <w:rFonts w:ascii="宋体" w:eastAsia="宋体" w:hAnsi="宋体" w:cs="宋体" w:hint="eastAsia"/>
+                <w:rFonts w:hint="eastAsia" w:ascii="宋体" w:hAnsi="宋体" w:eastAsia="宋体" w:cs="宋体"/>
                 <w:sz w:val="20"/>
                 <w:szCs w:val="20"/>
                 <w:lang w:val="en-US" w:eastAsia="zh-CN"/>
@@ -662,7 +676,7 @@
               <w:spacing w:before="150" w:line="228" w:lineRule="auto"/>
               <w:ind w:left="504"/>
               <w:rPr>
-                <w:rFonts w:ascii="宋体" w:eastAsia="宋体" w:hAnsi="宋体" w:cs="宋体" w:hint="eastAsia"/>
+                <w:rFonts w:hint="eastAsia" w:ascii="宋体" w:hAnsi="宋体" w:eastAsia="宋体" w:cs="宋体"/>
                 <w:sz w:val="20"/>
                 <w:szCs w:val="20"/>
                 <w:lang w:val="en-US" w:eastAsia="zh-CN"/>
@@ -670,7 +684,7 @@
             </w:pPr>
             <w:r>
               <w:rPr>
-                <w:rFonts w:ascii="宋体" w:eastAsia="宋体" w:hAnsi="宋体" w:cs="宋体" w:hint="eastAsia"/>
+                <w:rFonts w:hint="eastAsia" w:ascii="宋体" w:hAnsi="宋体" w:eastAsia="宋体" w:cs="宋体"/>
                 <w:sz w:val="20"/>
                 <w:szCs w:val="20"/>
                 <w:lang w:val="en-US" w:eastAsia="zh-CN"/>
@@ -682,9 +696,14 @@
       </w:tr>
       <w:tr>
         <w:tblPrEx>
-          <w:tblW w:w="9149" w:type="dxa"/>
-          <w:tblInd w:w="2" w:type="dxa"/>
-          <w:tblLayout w:type="fixed"/>
+          <w:tblBorders>
+            <w:top w:val="single" w:color="000000" w:sz="2" w:space="0"/>
+            <w:left w:val="single" w:color="000000" w:sz="2" w:space="0"/>
+            <w:bottom w:val="single" w:color="000000" w:sz="2" w:space="0"/>
+            <w:right w:val="single" w:color="000000" w:sz="2" w:space="0"/>
+            <w:insideH w:val="single" w:color="000000" w:sz="2" w:space="0"/>
+            <w:insideV w:val="single" w:color="000000" w:sz="2" w:space="0"/>
+          </w:tblBorders>
           <w:tblCellMar>
             <w:top w:w="0" w:type="dxa"/>
             <w:left w:w="0" w:type="dxa"/>
@@ -693,7 +712,7 @@
           </w:tblCellMar>
         </w:tblPrEx>
         <w:trPr>
-          <w:trHeight w:val="479"/>
+          <w:trHeight w:val="479" w:hRule="atLeast"/>
         </w:trPr>
         <w:tc>
           <w:tcPr>
@@ -701,7 +720,7 @@
           </w:tcPr>
           <w:p>
             <w:pPr>
-              <w:pStyle w:val="TableText"/>
+              <w:pStyle w:val="25"/>
             </w:pPr>
           </w:p>
         </w:tc>
@@ -711,7 +730,7 @@
           </w:tcPr>
           <w:p>
             <w:pPr>
-              <w:pStyle w:val="TableText"/>
+              <w:pStyle w:val="25"/>
             </w:pPr>
           </w:p>
         </w:tc>
@@ -721,7 +740,7 @@
           </w:tcPr>
           <w:p>
             <w:pPr>
-              <w:pStyle w:val="TableText"/>
+              <w:pStyle w:val="25"/>
             </w:pPr>
           </w:p>
         </w:tc>
@@ -731,7 +750,7 @@
           </w:tcPr>
           <w:p>
             <w:pPr>
-              <w:pStyle w:val="TableText"/>
+              <w:pStyle w:val="25"/>
             </w:pPr>
           </w:p>
         </w:tc>
@@ -741,16 +760,21 @@
           </w:tcPr>
           <w:p>
             <w:pPr>
-              <w:pStyle w:val="TableText"/>
+              <w:pStyle w:val="25"/>
             </w:pPr>
           </w:p>
         </w:tc>
       </w:tr>
       <w:tr>
         <w:tblPrEx>
-          <w:tblW w:w="9149" w:type="dxa"/>
-          <w:tblInd w:w="2" w:type="dxa"/>
-          <w:tblLayout w:type="fixed"/>
+          <w:tblBorders>
+            <w:top w:val="single" w:color="000000" w:sz="2" w:space="0"/>
+            <w:left w:val="single" w:color="000000" w:sz="2" w:space="0"/>
+            <w:bottom w:val="single" w:color="000000" w:sz="2" w:space="0"/>
+            <w:right w:val="single" w:color="000000" w:sz="2" w:space="0"/>
+            <w:insideH w:val="single" w:color="000000" w:sz="2" w:space="0"/>
+            <w:insideV w:val="single" w:color="000000" w:sz="2" w:space="0"/>
+          </w:tblBorders>
           <w:tblCellMar>
             <w:top w:w="0" w:type="dxa"/>
             <w:left w:w="0" w:type="dxa"/>
@@ -759,7 +783,7 @@
           </w:tblCellMar>
         </w:tblPrEx>
         <w:trPr>
-          <w:trHeight w:val="479"/>
+          <w:trHeight w:val="479" w:hRule="atLeast"/>
         </w:trPr>
         <w:tc>
           <w:tcPr>
@@ -767,7 +791,7 @@
           </w:tcPr>
           <w:p>
             <w:pPr>
-              <w:pStyle w:val="TableText"/>
+              <w:pStyle w:val="25"/>
             </w:pPr>
           </w:p>
         </w:tc>
@@ -777,7 +801,7 @@
           </w:tcPr>
           <w:p>
             <w:pPr>
-              <w:pStyle w:val="TableText"/>
+              <w:pStyle w:val="25"/>
             </w:pPr>
           </w:p>
         </w:tc>
@@ -787,7 +811,7 @@
           </w:tcPr>
           <w:p>
             <w:pPr>
-              <w:pStyle w:val="TableText"/>
+              <w:pStyle w:val="25"/>
             </w:pPr>
           </w:p>
         </w:tc>
@@ -797,7 +821,7 @@
           </w:tcPr>
           <w:p>
             <w:pPr>
-              <w:pStyle w:val="TableText"/>
+              <w:pStyle w:val="25"/>
             </w:pPr>
           </w:p>
         </w:tc>
@@ -807,16 +831,21 @@
           </w:tcPr>
           <w:p>
             <w:pPr>
-              <w:pStyle w:val="TableText"/>
+              <w:pStyle w:val="25"/>
             </w:pPr>
           </w:p>
         </w:tc>
       </w:tr>
       <w:tr>
         <w:tblPrEx>
-          <w:tblW w:w="9149" w:type="dxa"/>
-          <w:tblInd w:w="2" w:type="dxa"/>
-          <w:tblLayout w:type="fixed"/>
+          <w:tblBorders>
+            <w:top w:val="single" w:color="000000" w:sz="2" w:space="0"/>
+            <w:left w:val="single" w:color="000000" w:sz="2" w:space="0"/>
+            <w:bottom w:val="single" w:color="000000" w:sz="2" w:space="0"/>
+            <w:right w:val="single" w:color="000000" w:sz="2" w:space="0"/>
+            <w:insideH w:val="single" w:color="000000" w:sz="2" w:space="0"/>
+            <w:insideV w:val="single" w:color="000000" w:sz="2" w:space="0"/>
+          </w:tblBorders>
           <w:tblCellMar>
             <w:top w:w="0" w:type="dxa"/>
             <w:left w:w="0" w:type="dxa"/>
@@ -825,7 +854,7 @@
           </w:tblCellMar>
         </w:tblPrEx>
         <w:trPr>
-          <w:trHeight w:val="479"/>
+          <w:trHeight w:val="479" w:hRule="atLeast"/>
         </w:trPr>
         <w:tc>
           <w:tcPr>
@@ -833,7 +862,7 @@
           </w:tcPr>
           <w:p>
             <w:pPr>
-              <w:pStyle w:val="TableText"/>
+              <w:pStyle w:val="25"/>
             </w:pPr>
           </w:p>
         </w:tc>
@@ -843,7 +872,7 @@
           </w:tcPr>
           <w:p>
             <w:pPr>
-              <w:pStyle w:val="TableText"/>
+              <w:pStyle w:val="25"/>
             </w:pPr>
           </w:p>
         </w:tc>
@@ -853,7 +882,7 @@
           </w:tcPr>
           <w:p>
             <w:pPr>
-              <w:pStyle w:val="TableText"/>
+              <w:pStyle w:val="25"/>
             </w:pPr>
           </w:p>
         </w:tc>
@@ -863,7 +892,7 @@
           </w:tcPr>
           <w:p>
             <w:pPr>
-              <w:pStyle w:val="TableText"/>
+              <w:pStyle w:val="25"/>
             </w:pPr>
           </w:p>
         </w:tc>
@@ -873,16 +902,21 @@
           </w:tcPr>
           <w:p>
             <w:pPr>
-              <w:pStyle w:val="TableText"/>
+              <w:pStyle w:val="25"/>
             </w:pPr>
           </w:p>
         </w:tc>
       </w:tr>
       <w:tr>
         <w:tblPrEx>
-          <w:tblW w:w="9149" w:type="dxa"/>
-          <w:tblInd w:w="2" w:type="dxa"/>
-          <w:tblLayout w:type="fixed"/>
+          <w:tblBorders>
+            <w:top w:val="single" w:color="000000" w:sz="2" w:space="0"/>
+            <w:left w:val="single" w:color="000000" w:sz="2" w:space="0"/>
+            <w:bottom w:val="single" w:color="000000" w:sz="2" w:space="0"/>
+            <w:right w:val="single" w:color="000000" w:sz="2" w:space="0"/>
+            <w:insideH w:val="single" w:color="000000" w:sz="2" w:space="0"/>
+            <w:insideV w:val="single" w:color="000000" w:sz="2" w:space="0"/>
+          </w:tblBorders>
           <w:tblCellMar>
             <w:top w:w="0" w:type="dxa"/>
             <w:left w:w="0" w:type="dxa"/>
@@ -891,7 +925,7 @@
           </w:tblCellMar>
         </w:tblPrEx>
         <w:trPr>
-          <w:trHeight w:val="532"/>
+          <w:trHeight w:val="532" w:hRule="atLeast"/>
         </w:trPr>
         <w:tc>
           <w:tcPr>
@@ -899,7 +933,7 @@
           </w:tcPr>
           <w:p>
             <w:pPr>
-              <w:pStyle w:val="TableText"/>
+              <w:pStyle w:val="25"/>
             </w:pPr>
           </w:p>
         </w:tc>
@@ -909,7 +943,7 @@
           </w:tcPr>
           <w:p>
             <w:pPr>
-              <w:pStyle w:val="TableText"/>
+              <w:pStyle w:val="25"/>
             </w:pPr>
           </w:p>
         </w:tc>
@@ -919,7 +953,7 @@
           </w:tcPr>
           <w:p>
             <w:pPr>
-              <w:pStyle w:val="TableText"/>
+              <w:pStyle w:val="25"/>
             </w:pPr>
           </w:p>
         </w:tc>
@@ -929,7 +963,7 @@
           </w:tcPr>
           <w:p>
             <w:pPr>
-              <w:pStyle w:val="TableText"/>
+              <w:pStyle w:val="25"/>
             </w:pPr>
           </w:p>
         </w:tc>
@@ -939,16 +973,21 @@
           </w:tcPr>
           <w:p>
             <w:pPr>
-              <w:pStyle w:val="TableText"/>
+              <w:pStyle w:val="25"/>
             </w:pPr>
           </w:p>
         </w:tc>
       </w:tr>
       <w:tr>
         <w:tblPrEx>
-          <w:tblW w:w="9149" w:type="dxa"/>
-          <w:tblInd w:w="2" w:type="dxa"/>
-          <w:tblLayout w:type="fixed"/>
+          <w:tblBorders>
+            <w:top w:val="single" w:color="000000" w:sz="2" w:space="0"/>
+            <w:left w:val="single" w:color="000000" w:sz="2" w:space="0"/>
+            <w:bottom w:val="single" w:color="000000" w:sz="2" w:space="0"/>
+            <w:right w:val="single" w:color="000000" w:sz="2" w:space="0"/>
+            <w:insideH w:val="single" w:color="000000" w:sz="2" w:space="0"/>
+            <w:insideV w:val="single" w:color="000000" w:sz="2" w:space="0"/>
+          </w:tblBorders>
           <w:tblCellMar>
             <w:top w:w="0" w:type="dxa"/>
             <w:left w:w="0" w:type="dxa"/>
@@ -957,7 +996,7 @@
           </w:tblCellMar>
         </w:tblPrEx>
         <w:trPr>
-          <w:trHeight w:val="598"/>
+          <w:trHeight w:val="598" w:hRule="atLeast"/>
         </w:trPr>
         <w:tc>
           <w:tcPr>
@@ -965,7 +1004,7 @@
           </w:tcPr>
           <w:p>
             <w:pPr>
-              <w:pStyle w:val="TableText"/>
+              <w:pStyle w:val="25"/>
             </w:pPr>
           </w:p>
         </w:tc>
@@ -975,7 +1014,7 @@
           </w:tcPr>
           <w:p>
             <w:pPr>
-              <w:pStyle w:val="TableText"/>
+              <w:pStyle w:val="25"/>
             </w:pPr>
           </w:p>
         </w:tc>
@@ -985,7 +1024,7 @@
           </w:tcPr>
           <w:p>
             <w:pPr>
-              <w:pStyle w:val="TableText"/>
+              <w:pStyle w:val="25"/>
             </w:pPr>
           </w:p>
         </w:tc>
@@ -995,7 +1034,7 @@
           </w:tcPr>
           <w:p>
             <w:pPr>
-              <w:pStyle w:val="TableText"/>
+              <w:pStyle w:val="25"/>
             </w:pPr>
           </w:p>
         </w:tc>
@@ -1005,7 +1044,7 @@
           </w:tcPr>
           <w:p>
             <w:pPr>
-              <w:pStyle w:val="TableText"/>
+              <w:pStyle w:val="25"/>
             </w:pPr>
           </w:p>
         </w:tc>
@@ -1013,7 +1052,7 @@
     </w:tbl>
     <w:p>
       <w:pPr>
-        <w:pStyle w:val="BodyText"/>
+        <w:pStyle w:val="12"/>
       </w:pPr>
     </w:p>
     <w:p>
@@ -1021,14 +1060,14 @@
         <w:sectPr>
           <w:pgSz w:w="11907" w:h="16840"/>
           <w:pgMar w:top="1268" w:right="1174" w:bottom="0" w:left="1578" w:header="0" w:footer="0" w:gutter="0"/>
-          <w:cols w:num="1" w:space="720"/>
+          <w:cols w:space="720" w:num="1"/>
         </w:sectPr>
       </w:pPr>
     </w:p>
     <w:sdt>
       <w:sdtPr>
         <w:rPr>
-          <w:rFonts w:ascii="宋体" w:eastAsia="宋体" w:hAnsi="宋体" w:cs="Arial"/>
+          <w:rFonts w:ascii="宋体" w:hAnsi="宋体" w:eastAsia="宋体" w:cs="Arial"/>
           <w:snapToGrid w:val="0"/>
           <w:color w:val="000000"/>
           <w:kern w:val="0"/>
@@ -1044,7 +1083,7 @@
       </w:sdtPr>
       <w:sdtEndPr>
         <w:rPr>
-          <w:rFonts w:ascii="Calibri" w:eastAsia="Calibri" w:hAnsi="Calibri" w:cs="Calibri"/>
+          <w:rFonts w:ascii="Calibri" w:hAnsi="Calibri" w:eastAsia="Calibri" w:cs="Calibri"/>
           <w:snapToGrid w:val="0"/>
           <w:color w:val="000000"/>
           <w:kern w:val="0"/>
@@ -1057,17 +1096,17 @@
         <w:p>
           <w:pPr>
             <w:spacing w:before="0" w:beforeLines="0" w:after="0" w:afterLines="0" w:line="240" w:lineRule="auto"/>
-            <w:ind w:left="0" w:right="0" w:firstLine="0" w:leftChars="0" w:rightChars="0" w:firstLineChars="0"/>
+            <w:ind w:left="0" w:leftChars="0" w:right="0" w:rightChars="0" w:firstLine="0" w:firstLineChars="0"/>
             <w:jc w:val="center"/>
             <w:rPr>
-              <w:rFonts w:ascii="Microsoft JhengHei" w:eastAsia="Microsoft JhengHei" w:hAnsi="Microsoft JhengHei" w:cs="Microsoft JhengHei" w:hint="eastAsia"/>
+              <w:rFonts w:hint="eastAsia" w:ascii="Microsoft JhengHei" w:hAnsi="Microsoft JhengHei" w:eastAsia="Microsoft JhengHei" w:cs="Microsoft JhengHei"/>
               <w:sz w:val="24"/>
               <w:szCs w:val="24"/>
             </w:rPr>
           </w:pPr>
           <w:r>
             <w:rPr>
-              <w:rFonts w:ascii="Microsoft JhengHei" w:eastAsia="Microsoft JhengHei" w:hAnsi="Microsoft JhengHei" w:cs="Microsoft JhengHei" w:hint="eastAsia"/>
+              <w:rFonts w:hint="eastAsia" w:ascii="Microsoft JhengHei" w:hAnsi="Microsoft JhengHei" w:eastAsia="Microsoft JhengHei" w:cs="Microsoft JhengHei"/>
               <w:sz w:val="24"/>
               <w:szCs w:val="24"/>
             </w:rPr>
@@ -1076,14 +1115,14 @@
         </w:p>
         <w:p>
           <w:pPr>
-            <w:pStyle w:val="TOC1"/>
+            <w:pStyle w:val="16"/>
             <w:tabs>
               <w:tab w:val="right" w:leader="dot" w:pos="8296"/>
             </w:tabs>
           </w:pPr>
           <w:r>
             <w:rPr>
-              <w:rFonts w:ascii="Microsoft JhengHei" w:eastAsia="Microsoft JhengHei" w:hAnsi="Microsoft JhengHei" w:cs="Microsoft JhengHei" w:hint="eastAsia"/>
+              <w:rFonts w:hint="eastAsia" w:ascii="Microsoft JhengHei" w:hAnsi="Microsoft JhengHei" w:eastAsia="Microsoft JhengHei" w:cs="Microsoft JhengHei"/>
               <w:sz w:val="24"/>
               <w:szCs w:val="24"/>
             </w:rPr>
@@ -1091,7 +1130,7 @@
           </w:r>
           <w:r>
             <w:rPr>
-              <w:rFonts w:ascii="Microsoft JhengHei" w:eastAsia="Microsoft JhengHei" w:hAnsi="Microsoft JhengHei" w:cs="Microsoft JhengHei" w:hint="eastAsia"/>
+              <w:rFonts w:hint="eastAsia" w:ascii="Microsoft JhengHei" w:hAnsi="Microsoft JhengHei" w:eastAsia="Microsoft JhengHei" w:cs="Microsoft JhengHei"/>
               <w:sz w:val="24"/>
               <w:szCs w:val="24"/>
             </w:rPr>
@@ -1099,7 +1138,7 @@
           </w:r>
           <w:r>
             <w:rPr>
-              <w:rFonts w:ascii="Microsoft JhengHei" w:eastAsia="Microsoft JhengHei" w:hAnsi="Microsoft JhengHei" w:cs="Microsoft JhengHei" w:hint="eastAsia"/>
+              <w:rFonts w:hint="eastAsia" w:ascii="Microsoft JhengHei" w:hAnsi="Microsoft JhengHei" w:eastAsia="Microsoft JhengHei" w:cs="Microsoft JhengHei"/>
               <w:sz w:val="24"/>
               <w:szCs w:val="24"/>
             </w:rPr>
@@ -1107,21 +1146,21 @@
           </w:r>
           <w:r>
             <w:rPr>
-              <w:rFonts w:ascii="Microsoft JhengHei" w:eastAsia="Microsoft JhengHei" w:hAnsi="Microsoft JhengHei" w:cs="Microsoft JhengHei" w:hint="eastAsia"/>
+              <w:rFonts w:hint="eastAsia" w:ascii="Microsoft JhengHei" w:hAnsi="Microsoft JhengHei" w:eastAsia="Microsoft JhengHei" w:cs="Microsoft JhengHei"/>
               <w:szCs w:val="24"/>
             </w:rPr>
             <w:fldChar w:fldCharType="begin"/>
           </w:r>
           <w:r>
             <w:rPr>
-              <w:rFonts w:ascii="Microsoft JhengHei" w:eastAsia="Microsoft JhengHei" w:hAnsi="Microsoft JhengHei" w:cs="Microsoft JhengHei" w:hint="eastAsia"/>
+              <w:rFonts w:hint="eastAsia" w:ascii="Microsoft JhengHei" w:hAnsi="Microsoft JhengHei" w:eastAsia="Microsoft JhengHei" w:cs="Microsoft JhengHei"/>
               <w:szCs w:val="24"/>
             </w:rPr>
             <w:instrText xml:space="preserve"> HYPERLINK \l _Toc7350 </w:instrText>
           </w:r>
           <w:r>
             <w:rPr>
-              <w:rFonts w:ascii="Microsoft JhengHei" w:eastAsia="Microsoft JhengHei" w:hAnsi="Microsoft JhengHei" w:cs="Microsoft JhengHei" w:hint="eastAsia"/>
+              <w:rFonts w:hint="eastAsia" w:ascii="Microsoft JhengHei" w:hAnsi="Microsoft JhengHei" w:eastAsia="Microsoft JhengHei" w:cs="Microsoft JhengHei"/>
               <w:szCs w:val="24"/>
             </w:rPr>
             <w:fldChar w:fldCharType="separate"/>
@@ -1149,7 +1188,7 @@
           </w:r>
           <w:r>
             <w:rPr>
-              <w:rFonts w:ascii="Microsoft JhengHei" w:eastAsia="Microsoft JhengHei" w:hAnsi="Microsoft JhengHei" w:cs="Microsoft JhengHei" w:hint="eastAsia"/>
+              <w:rFonts w:hint="eastAsia" w:ascii="Microsoft JhengHei" w:hAnsi="Microsoft JhengHei" w:eastAsia="Microsoft JhengHei" w:cs="Microsoft JhengHei"/>
               <w:szCs w:val="24"/>
             </w:rPr>
             <w:fldChar w:fldCharType="end"/>
@@ -1157,28 +1196,28 @@
         </w:p>
         <w:p>
           <w:pPr>
-            <w:pStyle w:val="TOC1"/>
+            <w:pStyle w:val="16"/>
             <w:tabs>
               <w:tab w:val="right" w:leader="dot" w:pos="8296"/>
             </w:tabs>
           </w:pPr>
           <w:r>
             <w:rPr>
-              <w:rFonts w:ascii="Microsoft JhengHei" w:eastAsia="Microsoft JhengHei" w:hAnsi="Microsoft JhengHei" w:cs="Microsoft JhengHei" w:hint="eastAsia"/>
+              <w:rFonts w:hint="eastAsia" w:ascii="Microsoft JhengHei" w:hAnsi="Microsoft JhengHei" w:eastAsia="Microsoft JhengHei" w:cs="Microsoft JhengHei"/>
               <w:szCs w:val="24"/>
             </w:rPr>
             <w:fldChar w:fldCharType="begin"/>
           </w:r>
           <w:r>
             <w:rPr>
-              <w:rFonts w:ascii="Microsoft JhengHei" w:eastAsia="Microsoft JhengHei" w:hAnsi="Microsoft JhengHei" w:cs="Microsoft JhengHei" w:hint="eastAsia"/>
+              <w:rFonts w:hint="eastAsia" w:ascii="Microsoft JhengHei" w:hAnsi="Microsoft JhengHei" w:eastAsia="Microsoft JhengHei" w:cs="Microsoft JhengHei"/>
               <w:szCs w:val="24"/>
             </w:rPr>
             <w:instrText xml:space="preserve"> HYPERLINK \l _Toc2049 </w:instrText>
           </w:r>
           <w:r>
             <w:rPr>
-              <w:rFonts w:ascii="Microsoft JhengHei" w:eastAsia="Microsoft JhengHei" w:hAnsi="Microsoft JhengHei" w:cs="Microsoft JhengHei" w:hint="eastAsia"/>
+              <w:rFonts w:hint="eastAsia" w:ascii="Microsoft JhengHei" w:hAnsi="Microsoft JhengHei" w:eastAsia="Microsoft JhengHei" w:cs="Microsoft JhengHei"/>
               <w:szCs w:val="24"/>
             </w:rPr>
             <w:fldChar w:fldCharType="separate"/>
@@ -1206,7 +1245,7 @@
           </w:r>
           <w:r>
             <w:rPr>
-              <w:rFonts w:ascii="Microsoft JhengHei" w:eastAsia="Microsoft JhengHei" w:hAnsi="Microsoft JhengHei" w:cs="Microsoft JhengHei" w:hint="eastAsia"/>
+              <w:rFonts w:hint="eastAsia" w:ascii="Microsoft JhengHei" w:hAnsi="Microsoft JhengHei" w:eastAsia="Microsoft JhengHei" w:cs="Microsoft JhengHei"/>
               <w:szCs w:val="24"/>
             </w:rPr>
             <w:fldChar w:fldCharType="end"/>
@@ -1214,35 +1253,35 @@
         </w:p>
         <w:p>
           <w:pPr>
-            <w:pStyle w:val="TOC1"/>
+            <w:pStyle w:val="16"/>
             <w:tabs>
               <w:tab w:val="right" w:leader="dot" w:pos="8296"/>
             </w:tabs>
           </w:pPr>
           <w:r>
             <w:rPr>
-              <w:rFonts w:ascii="Microsoft JhengHei" w:eastAsia="Microsoft JhengHei" w:hAnsi="Microsoft JhengHei" w:cs="Microsoft JhengHei" w:hint="eastAsia"/>
+              <w:rFonts w:hint="eastAsia" w:ascii="Microsoft JhengHei" w:hAnsi="Microsoft JhengHei" w:eastAsia="Microsoft JhengHei" w:cs="Microsoft JhengHei"/>
               <w:szCs w:val="24"/>
             </w:rPr>
             <w:fldChar w:fldCharType="begin"/>
           </w:r>
           <w:r>
             <w:rPr>
-              <w:rFonts w:ascii="Microsoft JhengHei" w:eastAsia="Microsoft JhengHei" w:hAnsi="Microsoft JhengHei" w:cs="Microsoft JhengHei" w:hint="eastAsia"/>
+              <w:rFonts w:hint="eastAsia" w:ascii="Microsoft JhengHei" w:hAnsi="Microsoft JhengHei" w:eastAsia="Microsoft JhengHei" w:cs="Microsoft JhengHei"/>
               <w:szCs w:val="24"/>
             </w:rPr>
             <w:instrText xml:space="preserve"> HYPERLINK \l _Toc29759 </w:instrText>
           </w:r>
           <w:r>
             <w:rPr>
-              <w:rFonts w:ascii="Microsoft JhengHei" w:eastAsia="Microsoft JhengHei" w:hAnsi="Microsoft JhengHei" w:cs="Microsoft JhengHei" w:hint="eastAsia"/>
+              <w:rFonts w:hint="eastAsia" w:ascii="Microsoft JhengHei" w:hAnsi="Microsoft JhengHei" w:eastAsia="Microsoft JhengHei" w:cs="Microsoft JhengHei"/>
               <w:szCs w:val="24"/>
             </w:rPr>
             <w:fldChar w:fldCharType="separate"/>
           </w:r>
           <w:r>
             <w:rPr>
-              <w:rFonts w:ascii="宋体" w:eastAsia="宋体" w:hAnsi="宋体" w:cs="宋体"/>
+              <w:rFonts w:ascii="宋体" w:hAnsi="宋体" w:eastAsia="宋体" w:cs="宋体"/>
               <w:spacing w:val="-7"/>
               <w:szCs w:val="28"/>
             </w:rPr>
@@ -1268,7 +1307,7 @@
           </w:r>
           <w:r>
             <w:rPr>
-              <w:rFonts w:ascii="Microsoft JhengHei" w:eastAsia="Microsoft JhengHei" w:hAnsi="Microsoft JhengHei" w:cs="Microsoft JhengHei" w:hint="eastAsia"/>
+              <w:rFonts w:hint="eastAsia" w:ascii="Microsoft JhengHei" w:hAnsi="Microsoft JhengHei" w:eastAsia="Microsoft JhengHei" w:cs="Microsoft JhengHei"/>
               <w:szCs w:val="24"/>
             </w:rPr>
             <w:fldChar w:fldCharType="end"/>
@@ -1276,28 +1315,28 @@
         </w:p>
         <w:p>
           <w:pPr>
-            <w:pStyle w:val="TOC1"/>
+            <w:pStyle w:val="16"/>
             <w:tabs>
               <w:tab w:val="right" w:leader="dot" w:pos="8296"/>
             </w:tabs>
           </w:pPr>
           <w:r>
             <w:rPr>
-              <w:rFonts w:ascii="Microsoft JhengHei" w:eastAsia="Microsoft JhengHei" w:hAnsi="Microsoft JhengHei" w:cs="Microsoft JhengHei" w:hint="eastAsia"/>
+              <w:rFonts w:hint="eastAsia" w:ascii="Microsoft JhengHei" w:hAnsi="Microsoft JhengHei" w:eastAsia="Microsoft JhengHei" w:cs="Microsoft JhengHei"/>
               <w:szCs w:val="24"/>
             </w:rPr>
             <w:fldChar w:fldCharType="begin"/>
           </w:r>
           <w:r>
             <w:rPr>
-              <w:rFonts w:ascii="Microsoft JhengHei" w:eastAsia="Microsoft JhengHei" w:hAnsi="Microsoft JhengHei" w:cs="Microsoft JhengHei" w:hint="eastAsia"/>
+              <w:rFonts w:hint="eastAsia" w:ascii="Microsoft JhengHei" w:hAnsi="Microsoft JhengHei" w:eastAsia="Microsoft JhengHei" w:cs="Microsoft JhengHei"/>
               <w:szCs w:val="24"/>
             </w:rPr>
             <w:instrText xml:space="preserve"> HYPERLINK \l _Toc28885 </w:instrText>
           </w:r>
           <w:r>
             <w:rPr>
-              <w:rFonts w:ascii="Microsoft JhengHei" w:eastAsia="Microsoft JhengHei" w:hAnsi="Microsoft JhengHei" w:cs="Microsoft JhengHei" w:hint="eastAsia"/>
+              <w:rFonts w:hint="eastAsia" w:ascii="Microsoft JhengHei" w:hAnsi="Microsoft JhengHei" w:eastAsia="Microsoft JhengHei" w:cs="Microsoft JhengHei"/>
               <w:szCs w:val="24"/>
             </w:rPr>
             <w:fldChar w:fldCharType="separate"/>
@@ -1331,7 +1370,7 @@
           </w:r>
           <w:r>
             <w:rPr>
-              <w:rFonts w:ascii="Microsoft JhengHei" w:eastAsia="Microsoft JhengHei" w:hAnsi="Microsoft JhengHei" w:cs="Microsoft JhengHei" w:hint="eastAsia"/>
+              <w:rFonts w:hint="eastAsia" w:ascii="Microsoft JhengHei" w:hAnsi="Microsoft JhengHei" w:eastAsia="Microsoft JhengHei" w:cs="Microsoft JhengHei"/>
               <w:szCs w:val="24"/>
             </w:rPr>
             <w:fldChar w:fldCharType="end"/>
@@ -1339,28 +1378,28 @@
         </w:p>
         <w:p>
           <w:pPr>
-            <w:pStyle w:val="TOC1"/>
+            <w:pStyle w:val="16"/>
             <w:tabs>
               <w:tab w:val="right" w:leader="dot" w:pos="8296"/>
             </w:tabs>
           </w:pPr>
           <w:r>
             <w:rPr>
-              <w:rFonts w:ascii="Microsoft JhengHei" w:eastAsia="Microsoft JhengHei" w:hAnsi="Microsoft JhengHei" w:cs="Microsoft JhengHei" w:hint="eastAsia"/>
+              <w:rFonts w:hint="eastAsia" w:ascii="Microsoft JhengHei" w:hAnsi="Microsoft JhengHei" w:eastAsia="Microsoft JhengHei" w:cs="Microsoft JhengHei"/>
               <w:szCs w:val="24"/>
             </w:rPr>
             <w:fldChar w:fldCharType="begin"/>
           </w:r>
           <w:r>
             <w:rPr>
-              <w:rFonts w:ascii="Microsoft JhengHei" w:eastAsia="Microsoft JhengHei" w:hAnsi="Microsoft JhengHei" w:cs="Microsoft JhengHei" w:hint="eastAsia"/>
+              <w:rFonts w:hint="eastAsia" w:ascii="Microsoft JhengHei" w:hAnsi="Microsoft JhengHei" w:eastAsia="Microsoft JhengHei" w:cs="Microsoft JhengHei"/>
               <w:szCs w:val="24"/>
             </w:rPr>
             <w:instrText xml:space="preserve"> HYPERLINK \l _Toc5132 </w:instrText>
           </w:r>
           <w:r>
             <w:rPr>
-              <w:rFonts w:ascii="Microsoft JhengHei" w:eastAsia="Microsoft JhengHei" w:hAnsi="Microsoft JhengHei" w:cs="Microsoft JhengHei" w:hint="eastAsia"/>
+              <w:rFonts w:hint="eastAsia" w:ascii="Microsoft JhengHei" w:hAnsi="Microsoft JhengHei" w:eastAsia="Microsoft JhengHei" w:cs="Microsoft JhengHei"/>
               <w:szCs w:val="24"/>
             </w:rPr>
             <w:fldChar w:fldCharType="separate"/>
@@ -1394,7 +1433,7 @@
           </w:r>
           <w:r>
             <w:rPr>
-              <w:rFonts w:ascii="Microsoft JhengHei" w:eastAsia="Microsoft JhengHei" w:hAnsi="Microsoft JhengHei" w:cs="Microsoft JhengHei" w:hint="eastAsia"/>
+              <w:rFonts w:hint="eastAsia" w:ascii="Microsoft JhengHei" w:hAnsi="Microsoft JhengHei" w:eastAsia="Microsoft JhengHei" w:cs="Microsoft JhengHei"/>
               <w:szCs w:val="24"/>
             </w:rPr>
             <w:fldChar w:fldCharType="end"/>
@@ -1402,28 +1441,28 @@
         </w:p>
         <w:p>
           <w:pPr>
-            <w:pStyle w:val="TOC1"/>
+            <w:pStyle w:val="16"/>
             <w:tabs>
               <w:tab w:val="right" w:leader="dot" w:pos="8296"/>
             </w:tabs>
           </w:pPr>
           <w:r>
             <w:rPr>
-              <w:rFonts w:ascii="Microsoft JhengHei" w:eastAsia="Microsoft JhengHei" w:hAnsi="Microsoft JhengHei" w:cs="Microsoft JhengHei" w:hint="eastAsia"/>
+              <w:rFonts w:hint="eastAsia" w:ascii="Microsoft JhengHei" w:hAnsi="Microsoft JhengHei" w:eastAsia="Microsoft JhengHei" w:cs="Microsoft JhengHei"/>
               <w:szCs w:val="24"/>
             </w:rPr>
             <w:fldChar w:fldCharType="begin"/>
           </w:r>
           <w:r>
             <w:rPr>
-              <w:rFonts w:ascii="Microsoft JhengHei" w:eastAsia="Microsoft JhengHei" w:hAnsi="Microsoft JhengHei" w:cs="Microsoft JhengHei" w:hint="eastAsia"/>
+              <w:rFonts w:hint="eastAsia" w:ascii="Microsoft JhengHei" w:hAnsi="Microsoft JhengHei" w:eastAsia="Microsoft JhengHei" w:cs="Microsoft JhengHei"/>
               <w:szCs w:val="24"/>
             </w:rPr>
             <w:instrText xml:space="preserve"> HYPERLINK \l _Toc2222 </w:instrText>
           </w:r>
           <w:r>
             <w:rPr>
-              <w:rFonts w:ascii="Microsoft JhengHei" w:eastAsia="Microsoft JhengHei" w:hAnsi="Microsoft JhengHei" w:cs="Microsoft JhengHei" w:hint="eastAsia"/>
+              <w:rFonts w:hint="eastAsia" w:ascii="Microsoft JhengHei" w:hAnsi="Microsoft JhengHei" w:eastAsia="Microsoft JhengHei" w:cs="Microsoft JhengHei"/>
               <w:szCs w:val="24"/>
             </w:rPr>
             <w:fldChar w:fldCharType="separate"/>
@@ -1457,7 +1496,7 @@
           </w:r>
           <w:r>
             <w:rPr>
-              <w:rFonts w:ascii="Microsoft JhengHei" w:eastAsia="Microsoft JhengHei" w:hAnsi="Microsoft JhengHei" w:cs="Microsoft JhengHei" w:hint="eastAsia"/>
+              <w:rFonts w:hint="eastAsia" w:ascii="Microsoft JhengHei" w:hAnsi="Microsoft JhengHei" w:eastAsia="Microsoft JhengHei" w:cs="Microsoft JhengHei"/>
               <w:szCs w:val="24"/>
             </w:rPr>
             <w:fldChar w:fldCharType="end"/>
@@ -1465,28 +1504,28 @@
         </w:p>
         <w:p>
           <w:pPr>
-            <w:pStyle w:val="TOC1"/>
+            <w:pStyle w:val="16"/>
             <w:tabs>
               <w:tab w:val="right" w:leader="dot" w:pos="8296"/>
             </w:tabs>
           </w:pPr>
           <w:r>
             <w:rPr>
-              <w:rFonts w:ascii="Microsoft JhengHei" w:eastAsia="Microsoft JhengHei" w:hAnsi="Microsoft JhengHei" w:cs="Microsoft JhengHei" w:hint="eastAsia"/>
+              <w:rFonts w:hint="eastAsia" w:ascii="Microsoft JhengHei" w:hAnsi="Microsoft JhengHei" w:eastAsia="Microsoft JhengHei" w:cs="Microsoft JhengHei"/>
               <w:szCs w:val="24"/>
             </w:rPr>
             <w:fldChar w:fldCharType="begin"/>
           </w:r>
           <w:r>
             <w:rPr>
-              <w:rFonts w:ascii="Microsoft JhengHei" w:eastAsia="Microsoft JhengHei" w:hAnsi="Microsoft JhengHei" w:cs="Microsoft JhengHei" w:hint="eastAsia"/>
+              <w:rFonts w:hint="eastAsia" w:ascii="Microsoft JhengHei" w:hAnsi="Microsoft JhengHei" w:eastAsia="Microsoft JhengHei" w:cs="Microsoft JhengHei"/>
               <w:szCs w:val="24"/>
             </w:rPr>
             <w:instrText xml:space="preserve"> HYPERLINK \l _Toc21605 </w:instrText>
           </w:r>
           <w:r>
             <w:rPr>
-              <w:rFonts w:ascii="Microsoft JhengHei" w:eastAsia="Microsoft JhengHei" w:hAnsi="Microsoft JhengHei" w:cs="Microsoft JhengHei" w:hint="eastAsia"/>
+              <w:rFonts w:hint="eastAsia" w:ascii="Microsoft JhengHei" w:hAnsi="Microsoft JhengHei" w:eastAsia="Microsoft JhengHei" w:cs="Microsoft JhengHei"/>
               <w:szCs w:val="24"/>
             </w:rPr>
             <w:fldChar w:fldCharType="separate"/>
@@ -1520,7 +1559,7 @@
           </w:r>
           <w:r>
             <w:rPr>
-              <w:rFonts w:ascii="Microsoft JhengHei" w:eastAsia="Microsoft JhengHei" w:hAnsi="Microsoft JhengHei" w:cs="Microsoft JhengHei" w:hint="eastAsia"/>
+              <w:rFonts w:hint="eastAsia" w:ascii="Microsoft JhengHei" w:hAnsi="Microsoft JhengHei" w:eastAsia="Microsoft JhengHei" w:cs="Microsoft JhengHei"/>
               <w:szCs w:val="24"/>
             </w:rPr>
             <w:fldChar w:fldCharType="end"/>
@@ -1528,28 +1567,28 @@
         </w:p>
         <w:p>
           <w:pPr>
-            <w:pStyle w:val="TOC2"/>
+            <w:pStyle w:val="17"/>
             <w:tabs>
               <w:tab w:val="right" w:leader="dot" w:pos="8296"/>
             </w:tabs>
           </w:pPr>
           <w:r>
             <w:rPr>
-              <w:rFonts w:ascii="Microsoft JhengHei" w:eastAsia="Microsoft JhengHei" w:hAnsi="Microsoft JhengHei" w:cs="Microsoft JhengHei" w:hint="eastAsia"/>
+              <w:rFonts w:hint="eastAsia" w:ascii="Microsoft JhengHei" w:hAnsi="Microsoft JhengHei" w:eastAsia="Microsoft JhengHei" w:cs="Microsoft JhengHei"/>
               <w:szCs w:val="24"/>
             </w:rPr>
             <w:fldChar w:fldCharType="begin"/>
           </w:r>
           <w:r>
             <w:rPr>
-              <w:rFonts w:ascii="Microsoft JhengHei" w:eastAsia="Microsoft JhengHei" w:hAnsi="Microsoft JhengHei" w:cs="Microsoft JhengHei" w:hint="eastAsia"/>
+              <w:rFonts w:hint="eastAsia" w:ascii="Microsoft JhengHei" w:hAnsi="Microsoft JhengHei" w:eastAsia="Microsoft JhengHei" w:cs="Microsoft JhengHei"/>
               <w:szCs w:val="24"/>
             </w:rPr>
             <w:instrText xml:space="preserve"> HYPERLINK \l _Toc26394 </w:instrText>
           </w:r>
           <w:r>
             <w:rPr>
-              <w:rFonts w:ascii="Microsoft JhengHei" w:eastAsia="Microsoft JhengHei" w:hAnsi="Microsoft JhengHei" w:cs="Microsoft JhengHei" w:hint="eastAsia"/>
+              <w:rFonts w:hint="eastAsia" w:ascii="Microsoft JhengHei" w:hAnsi="Microsoft JhengHei" w:eastAsia="Microsoft JhengHei" w:cs="Microsoft JhengHei"/>
               <w:szCs w:val="24"/>
             </w:rPr>
             <w:fldChar w:fldCharType="separate"/>
@@ -1583,7 +1622,7 @@
           </w:r>
           <w:r>
             <w:rPr>
-              <w:rFonts w:ascii="Microsoft JhengHei" w:eastAsia="Microsoft JhengHei" w:hAnsi="Microsoft JhengHei" w:cs="Microsoft JhengHei" w:hint="eastAsia"/>
+              <w:rFonts w:hint="eastAsia" w:ascii="Microsoft JhengHei" w:hAnsi="Microsoft JhengHei" w:eastAsia="Microsoft JhengHei" w:cs="Microsoft JhengHei"/>
               <w:szCs w:val="24"/>
             </w:rPr>
             <w:fldChar w:fldCharType="end"/>
@@ -1591,28 +1630,28 @@
         </w:p>
         <w:p>
           <w:pPr>
-            <w:pStyle w:val="TOC1"/>
+            <w:pStyle w:val="16"/>
             <w:tabs>
               <w:tab w:val="right" w:leader="dot" w:pos="8296"/>
             </w:tabs>
           </w:pPr>
           <w:r>
             <w:rPr>
-              <w:rFonts w:ascii="Microsoft JhengHei" w:eastAsia="Microsoft JhengHei" w:hAnsi="Microsoft JhengHei" w:cs="Microsoft JhengHei" w:hint="eastAsia"/>
+              <w:rFonts w:hint="eastAsia" w:ascii="Microsoft JhengHei" w:hAnsi="Microsoft JhengHei" w:eastAsia="Microsoft JhengHei" w:cs="Microsoft JhengHei"/>
               <w:szCs w:val="24"/>
             </w:rPr>
             <w:fldChar w:fldCharType="begin"/>
           </w:r>
           <w:r>
             <w:rPr>
-              <w:rFonts w:ascii="Microsoft JhengHei" w:eastAsia="Microsoft JhengHei" w:hAnsi="Microsoft JhengHei" w:cs="Microsoft JhengHei" w:hint="eastAsia"/>
+              <w:rFonts w:hint="eastAsia" w:ascii="Microsoft JhengHei" w:hAnsi="Microsoft JhengHei" w:eastAsia="Microsoft JhengHei" w:cs="Microsoft JhengHei"/>
               <w:szCs w:val="24"/>
             </w:rPr>
             <w:instrText xml:space="preserve"> HYPERLINK \l _Toc13664 </w:instrText>
           </w:r>
           <w:r>
             <w:rPr>
-              <w:rFonts w:ascii="Microsoft JhengHei" w:eastAsia="Microsoft JhengHei" w:hAnsi="Microsoft JhengHei" w:cs="Microsoft JhengHei" w:hint="eastAsia"/>
+              <w:rFonts w:hint="eastAsia" w:ascii="Microsoft JhengHei" w:hAnsi="Microsoft JhengHei" w:eastAsia="Microsoft JhengHei" w:cs="Microsoft JhengHei"/>
               <w:szCs w:val="24"/>
             </w:rPr>
             <w:fldChar w:fldCharType="separate"/>
@@ -1646,7 +1685,7 @@
           </w:r>
           <w:r>
             <w:rPr>
-              <w:rFonts w:ascii="Microsoft JhengHei" w:eastAsia="Microsoft JhengHei" w:hAnsi="Microsoft JhengHei" w:cs="Microsoft JhengHei" w:hint="eastAsia"/>
+              <w:rFonts w:hint="eastAsia" w:ascii="Microsoft JhengHei" w:hAnsi="Microsoft JhengHei" w:eastAsia="Microsoft JhengHei" w:cs="Microsoft JhengHei"/>
               <w:szCs w:val="24"/>
             </w:rPr>
             <w:fldChar w:fldCharType="end"/>
@@ -1654,28 +1693,28 @@
         </w:p>
         <w:p>
           <w:pPr>
-            <w:pStyle w:val="TOC2"/>
+            <w:pStyle w:val="17"/>
             <w:tabs>
               <w:tab w:val="right" w:leader="dot" w:pos="8296"/>
             </w:tabs>
           </w:pPr>
           <w:r>
             <w:rPr>
-              <w:rFonts w:ascii="Microsoft JhengHei" w:eastAsia="Microsoft JhengHei" w:hAnsi="Microsoft JhengHei" w:cs="Microsoft JhengHei" w:hint="eastAsia"/>
+              <w:rFonts w:hint="eastAsia" w:ascii="Microsoft JhengHei" w:hAnsi="Microsoft JhengHei" w:eastAsia="Microsoft JhengHei" w:cs="Microsoft JhengHei"/>
               <w:szCs w:val="24"/>
             </w:rPr>
             <w:fldChar w:fldCharType="begin"/>
           </w:r>
           <w:r>
             <w:rPr>
-              <w:rFonts w:ascii="Microsoft JhengHei" w:eastAsia="Microsoft JhengHei" w:hAnsi="Microsoft JhengHei" w:cs="Microsoft JhengHei" w:hint="eastAsia"/>
+              <w:rFonts w:hint="eastAsia" w:ascii="Microsoft JhengHei" w:hAnsi="Microsoft JhengHei" w:eastAsia="Microsoft JhengHei" w:cs="Microsoft JhengHei"/>
               <w:szCs w:val="24"/>
             </w:rPr>
             <w:instrText xml:space="preserve"> HYPERLINK \l _Toc16273 </w:instrText>
           </w:r>
           <w:r>
             <w:rPr>
-              <w:rFonts w:ascii="Microsoft JhengHei" w:eastAsia="Microsoft JhengHei" w:hAnsi="Microsoft JhengHei" w:cs="Microsoft JhengHei" w:hint="eastAsia"/>
+              <w:rFonts w:hint="eastAsia" w:ascii="Microsoft JhengHei" w:hAnsi="Microsoft JhengHei" w:eastAsia="Microsoft JhengHei" w:cs="Microsoft JhengHei"/>
               <w:szCs w:val="24"/>
             </w:rPr>
             <w:fldChar w:fldCharType="separate"/>
@@ -1709,7 +1748,7 @@
           </w:r>
           <w:r>
             <w:rPr>
-              <w:rFonts w:ascii="Microsoft JhengHei" w:eastAsia="Microsoft JhengHei" w:hAnsi="Microsoft JhengHei" w:cs="Microsoft JhengHei" w:hint="eastAsia"/>
+              <w:rFonts w:hint="eastAsia" w:ascii="Microsoft JhengHei" w:hAnsi="Microsoft JhengHei" w:eastAsia="Microsoft JhengHei" w:cs="Microsoft JhengHei"/>
               <w:szCs w:val="24"/>
             </w:rPr>
             <w:fldChar w:fldCharType="end"/>
@@ -1717,28 +1756,28 @@
         </w:p>
         <w:p>
           <w:pPr>
-            <w:pStyle w:val="TOC2"/>
+            <w:pStyle w:val="17"/>
             <w:tabs>
               <w:tab w:val="right" w:leader="dot" w:pos="8296"/>
             </w:tabs>
           </w:pPr>
           <w:r>
             <w:rPr>
-              <w:rFonts w:ascii="Microsoft JhengHei" w:eastAsia="Microsoft JhengHei" w:hAnsi="Microsoft JhengHei" w:cs="Microsoft JhengHei" w:hint="eastAsia"/>
+              <w:rFonts w:hint="eastAsia" w:ascii="Microsoft JhengHei" w:hAnsi="Microsoft JhengHei" w:eastAsia="Microsoft JhengHei" w:cs="Microsoft JhengHei"/>
               <w:szCs w:val="24"/>
             </w:rPr>
             <w:fldChar w:fldCharType="begin"/>
           </w:r>
           <w:r>
             <w:rPr>
-              <w:rFonts w:ascii="Microsoft JhengHei" w:eastAsia="Microsoft JhengHei" w:hAnsi="Microsoft JhengHei" w:cs="Microsoft JhengHei" w:hint="eastAsia"/>
+              <w:rFonts w:hint="eastAsia" w:ascii="Microsoft JhengHei" w:hAnsi="Microsoft JhengHei" w:eastAsia="Microsoft JhengHei" w:cs="Microsoft JhengHei"/>
               <w:szCs w:val="24"/>
             </w:rPr>
             <w:instrText xml:space="preserve"> HYPERLINK \l _Toc26979 </w:instrText>
           </w:r>
           <w:r>
             <w:rPr>
-              <w:rFonts w:ascii="Microsoft JhengHei" w:eastAsia="Microsoft JhengHei" w:hAnsi="Microsoft JhengHei" w:cs="Microsoft JhengHei" w:hint="eastAsia"/>
+              <w:rFonts w:hint="eastAsia" w:ascii="Microsoft JhengHei" w:hAnsi="Microsoft JhengHei" w:eastAsia="Microsoft JhengHei" w:cs="Microsoft JhengHei"/>
               <w:szCs w:val="24"/>
             </w:rPr>
             <w:fldChar w:fldCharType="separate"/>
@@ -1772,7 +1811,7 @@
           </w:r>
           <w:r>
             <w:rPr>
-              <w:rFonts w:ascii="Microsoft JhengHei" w:eastAsia="Microsoft JhengHei" w:hAnsi="Microsoft JhengHei" w:cs="Microsoft JhengHei" w:hint="eastAsia"/>
+              <w:rFonts w:hint="eastAsia" w:ascii="Microsoft JhengHei" w:hAnsi="Microsoft JhengHei" w:eastAsia="Microsoft JhengHei" w:cs="Microsoft JhengHei"/>
               <w:szCs w:val="24"/>
             </w:rPr>
             <w:fldChar w:fldCharType="end"/>
@@ -1780,28 +1819,28 @@
         </w:p>
         <w:p>
           <w:pPr>
-            <w:pStyle w:val="TOC2"/>
+            <w:pStyle w:val="17"/>
             <w:tabs>
               <w:tab w:val="right" w:leader="dot" w:pos="8296"/>
             </w:tabs>
           </w:pPr>
           <w:r>
             <w:rPr>
-              <w:rFonts w:ascii="Microsoft JhengHei" w:eastAsia="Microsoft JhengHei" w:hAnsi="Microsoft JhengHei" w:cs="Microsoft JhengHei" w:hint="eastAsia"/>
+              <w:rFonts w:hint="eastAsia" w:ascii="Microsoft JhengHei" w:hAnsi="Microsoft JhengHei" w:eastAsia="Microsoft JhengHei" w:cs="Microsoft JhengHei"/>
               <w:szCs w:val="24"/>
             </w:rPr>
             <w:fldChar w:fldCharType="begin"/>
           </w:r>
           <w:r>
             <w:rPr>
-              <w:rFonts w:ascii="Microsoft JhengHei" w:eastAsia="Microsoft JhengHei" w:hAnsi="Microsoft JhengHei" w:cs="Microsoft JhengHei" w:hint="eastAsia"/>
+              <w:rFonts w:hint="eastAsia" w:ascii="Microsoft JhengHei" w:hAnsi="Microsoft JhengHei" w:eastAsia="Microsoft JhengHei" w:cs="Microsoft JhengHei"/>
               <w:szCs w:val="24"/>
             </w:rPr>
             <w:instrText xml:space="preserve"> HYPERLINK \l _Toc23658 </w:instrText>
           </w:r>
           <w:r>
             <w:rPr>
-              <w:rFonts w:ascii="Microsoft JhengHei" w:eastAsia="Microsoft JhengHei" w:hAnsi="Microsoft JhengHei" w:cs="Microsoft JhengHei" w:hint="eastAsia"/>
+              <w:rFonts w:hint="eastAsia" w:ascii="Microsoft JhengHei" w:hAnsi="Microsoft JhengHei" w:eastAsia="Microsoft JhengHei" w:cs="Microsoft JhengHei"/>
               <w:szCs w:val="24"/>
             </w:rPr>
             <w:fldChar w:fldCharType="separate"/>
@@ -1835,7 +1874,7 @@
           </w:r>
           <w:r>
             <w:rPr>
-              <w:rFonts w:ascii="Microsoft JhengHei" w:eastAsia="Microsoft JhengHei" w:hAnsi="Microsoft JhengHei" w:cs="Microsoft JhengHei" w:hint="eastAsia"/>
+              <w:rFonts w:hint="eastAsia" w:ascii="Microsoft JhengHei" w:hAnsi="Microsoft JhengHei" w:eastAsia="Microsoft JhengHei" w:cs="Microsoft JhengHei"/>
               <w:szCs w:val="24"/>
             </w:rPr>
             <w:fldChar w:fldCharType="end"/>
@@ -1845,7 +1884,7 @@
           <w:pPr>
             <w:spacing w:line="219" w:lineRule="auto"/>
             <w:rPr>
-              <w:rFonts w:ascii="Calibri" w:eastAsia="Calibri" w:hAnsi="Calibri" w:cs="Calibri"/>
+              <w:rFonts w:ascii="Calibri" w:hAnsi="Calibri" w:eastAsia="Calibri" w:cs="Calibri"/>
               <w:snapToGrid w:val="0"/>
               <w:color w:val="000000"/>
               <w:kern w:val="0"/>
@@ -1856,7 +1895,7 @@
           </w:pPr>
           <w:r>
             <w:rPr>
-              <w:rFonts w:ascii="Microsoft JhengHei" w:eastAsia="Microsoft JhengHei" w:hAnsi="Microsoft JhengHei" w:cs="Microsoft JhengHei" w:hint="eastAsia"/>
+              <w:rFonts w:hint="eastAsia" w:ascii="Microsoft JhengHei" w:hAnsi="Microsoft JhengHei" w:eastAsia="Microsoft JhengHei" w:cs="Microsoft JhengHei"/>
               <w:szCs w:val="24"/>
             </w:rPr>
             <w:fldChar w:fldCharType="end"/>
@@ -1868,7 +1907,7 @@
       <w:pPr>
         <w:spacing w:line="219" w:lineRule="auto"/>
         <w:rPr>
-          <w:rFonts w:ascii="Calibri" w:eastAsia="Calibri" w:hAnsi="Calibri" w:cs="Calibri"/>
+          <w:rFonts w:ascii="Calibri" w:hAnsi="Calibri" w:eastAsia="Calibri" w:cs="Calibri"/>
           <w:snapToGrid w:val="0"/>
           <w:color w:val="000000"/>
           <w:kern w:val="0"/>
@@ -1879,20 +1918,20 @@
         <w:sectPr>
           <w:pgSz w:w="11850" w:h="16783"/>
           <w:pgMar w:top="1426" w:right="1777" w:bottom="0" w:left="1777" w:header="0" w:footer="0" w:gutter="0"/>
-          <w:cols w:num="1" w:space="720"/>
+          <w:cols w:space="720" w:num="1"/>
         </w:sectPr>
       </w:pPr>
     </w:p>
     <w:p>
       <w:pPr>
-        <w:pStyle w:val="1"/>
+        <w:pStyle w:val="26"/>
         <w:bidi w:val="0"/>
       </w:pPr>
-      <w:bookmarkStart w:id="4" w:name="_Toc28885"/>
+      <w:bookmarkStart w:id="3" w:name="_Toc28885"/>
       <w:r>
         <w:t>目的</w:t>
       </w:r>
-      <w:bookmarkEnd w:id="4"/>
+      <w:bookmarkEnd w:id="3"/>
     </w:p>
     <w:p>
       <w:pPr>
@@ -1910,17 +1949,17 @@
         <w:adjustRightInd w:val="0"/>
         <w:snapToGrid w:val="0"/>
         <w:spacing w:line="360" w:lineRule="auto"/>
-        <w:ind w:left="0" w:firstLine="420" w:firstLineChars="200"/>
+        <w:ind w:left="0" w:firstLine="472" w:firstLineChars="200"/>
         <w:textAlignment w:val="baseline"/>
         <w:rPr>
-          <w:rFonts w:ascii="宋体" w:eastAsia="宋体" w:hAnsi="宋体" w:cs="宋体"/>
-          <w:sz w:val="24"/>
-          <w:szCs w:val="24"/>
-        </w:rPr>
-      </w:pPr>
-      <w:r>
-        <w:rPr>
-          <w:rFonts w:ascii="宋体" w:eastAsia="宋体" w:hAnsi="宋体" w:cs="宋体"/>
+          <w:rFonts w:ascii="宋体" w:hAnsi="宋体" w:eastAsia="宋体" w:cs="宋体"/>
+          <w:sz w:val="24"/>
+          <w:szCs w:val="24"/>
+        </w:rPr>
+      </w:pPr>
+      <w:r>
+        <w:rPr>
+          <w:rFonts w:ascii="宋体" w:hAnsi="宋体" w:eastAsia="宋体" w:cs="宋体"/>
           <w:spacing w:val="-2"/>
           <w:sz w:val="24"/>
           <w:szCs w:val="24"/>
@@ -1930,14 +1969,14 @@
     </w:p>
     <w:p>
       <w:pPr>
-        <w:pStyle w:val="1"/>
+        <w:pStyle w:val="26"/>
         <w:bidi w:val="0"/>
       </w:pPr>
-      <w:bookmarkStart w:id="5" w:name="_Toc5132"/>
+      <w:bookmarkStart w:id="4" w:name="_Toc5132"/>
       <w:r>
         <w:t>适用范围</w:t>
       </w:r>
-      <w:bookmarkEnd w:id="5"/>
+      <w:bookmarkEnd w:id="4"/>
     </w:p>
     <w:p>
       <w:pPr>
@@ -1955,10 +1994,10 @@
         <w:adjustRightInd w:val="0"/>
         <w:snapToGrid w:val="0"/>
         <w:spacing w:line="360" w:lineRule="auto"/>
-        <w:ind w:left="0" w:firstLine="420" w:firstLineChars="200"/>
+        <w:ind w:left="0" w:firstLine="472" w:firstLineChars="200"/>
         <w:textAlignment w:val="baseline"/>
         <w:rPr>
-          <w:rFonts w:ascii="宋体" w:eastAsia="宋体" w:hAnsi="宋体" w:cs="宋体"/>
+          <w:rFonts w:ascii="宋体" w:hAnsi="宋体" w:eastAsia="宋体" w:cs="宋体"/>
           <w:spacing w:val="-2"/>
           <w:sz w:val="24"/>
           <w:szCs w:val="24"/>
@@ -1966,65 +2005,84 @@
       </w:pPr>
       <w:r>
         <w:rPr>
-          <w:rFonts w:ascii="宋体" w:eastAsia="宋体" w:hAnsi="宋体" w:cs="宋体"/>
+          <w:rFonts w:ascii="宋体" w:hAnsi="宋体" w:eastAsia="宋体" w:cs="宋体"/>
           <w:spacing w:val="-2"/>
           <w:sz w:val="24"/>
           <w:szCs w:val="24"/>
         </w:rPr>
-        <w:t>本制度公司运维服务项目的验收管理。</w:t>
+        <w:t>本制度</w:t>
+      </w:r>
+      <w:r>
+        <w:rPr>
+          <w:rFonts w:hint="eastAsia" w:ascii="宋体" w:hAnsi="宋体" w:cs="宋体"/>
+          <w:spacing w:val="-2"/>
+          <w:sz w:val="24"/>
+          <w:szCs w:val="24"/>
+          <w:lang w:val="en-US" w:eastAsia="zh-CN"/>
+        </w:rPr>
+        <w:t>适用于</w:t>
+      </w:r>
+      <w:r>
+        <w:rPr>
+          <w:rFonts w:ascii="宋体" w:hAnsi="宋体" w:eastAsia="宋体" w:cs="宋体"/>
+          <w:spacing w:val="-2"/>
+          <w:sz w:val="24"/>
+          <w:szCs w:val="24"/>
+        </w:rPr>
+        <w:t>公司运维服务项目的验收管理。</w:t>
       </w:r>
     </w:p>
     <w:p>
       <w:pPr>
-        <w:pStyle w:val="1"/>
+        <w:pStyle w:val="26"/>
         <w:bidi w:val="0"/>
       </w:pPr>
-      <w:bookmarkStart w:id="6" w:name="_Toc2222"/>
+      <w:bookmarkStart w:id="5" w:name="_Toc2222"/>
       <w:r>
         <w:t>定义</w:t>
+      </w:r>
+      <w:bookmarkEnd w:id="5"/>
+    </w:p>
+    <w:p>
+      <w:pPr>
+        <w:spacing w:before="264" w:line="220" w:lineRule="auto"/>
+        <w:ind w:left="123"/>
+        <w:rPr>
+          <w:rFonts w:ascii="宋体" w:hAnsi="宋体" w:eastAsia="宋体" w:cs="宋体"/>
+          <w:sz w:val="24"/>
+          <w:szCs w:val="24"/>
+        </w:rPr>
+      </w:pPr>
+      <w:r>
+        <w:rPr>
+          <w:rFonts w:ascii="宋体" w:hAnsi="宋体" w:eastAsia="宋体" w:cs="宋体"/>
+          <w:sz w:val="24"/>
+          <w:szCs w:val="24"/>
+        </w:rPr>
+        <w:t>无</w:t>
+      </w:r>
+    </w:p>
+    <w:p>
+      <w:pPr>
+        <w:pStyle w:val="26"/>
+        <w:bidi w:val="0"/>
+      </w:pPr>
+      <w:bookmarkStart w:id="6" w:name="_Toc21605"/>
+      <w:r>
+        <w:t>职责和权限</w:t>
       </w:r>
       <w:bookmarkEnd w:id="6"/>
     </w:p>
     <w:p>
       <w:pPr>
-        <w:spacing w:before="264" w:line="220" w:lineRule="auto"/>
-        <w:ind w:left="123"/>
-        <w:rPr>
-          <w:rFonts w:ascii="宋体" w:eastAsia="宋体" w:hAnsi="宋体" w:cs="宋体"/>
-          <w:sz w:val="24"/>
-          <w:szCs w:val="24"/>
-        </w:rPr>
-      </w:pPr>
-      <w:r>
-        <w:rPr>
-          <w:rFonts w:ascii="宋体" w:eastAsia="宋体" w:hAnsi="宋体" w:cs="宋体"/>
-          <w:sz w:val="24"/>
-          <w:szCs w:val="24"/>
-        </w:rPr>
-        <w:t>无</w:t>
-      </w:r>
-    </w:p>
-    <w:p>
-      <w:pPr>
-        <w:pStyle w:val="1"/>
+        <w:pStyle w:val="28"/>
         <w:bidi w:val="0"/>
       </w:pPr>
-      <w:bookmarkStart w:id="7" w:name="_Toc21605"/>
-      <w:r>
-        <w:t>职责和权限</w:t>
+      <w:bookmarkStart w:id="7" w:name="_Toc26394"/>
+      <w:r>
+        <w:t>运维部</w:t>
       </w:r>
       <w:bookmarkEnd w:id="7"/>
-    </w:p>
-    <w:p>
-      <w:pPr>
-        <w:pStyle w:val="2"/>
-        <w:bidi w:val="0"/>
-      </w:pPr>
-      <w:bookmarkStart w:id="8" w:name="_Toc26394"/>
-      <w:r>
-        <w:t>运维部</w:t>
-      </w:r>
-      <w:bookmarkEnd w:id="8"/>
     </w:p>
     <w:p>
       <w:pPr>
@@ -2035,7 +2093,7 @@
         <w:spacing w:before="253" w:line="219" w:lineRule="auto"/>
         <w:ind w:left="131"/>
         <w:rPr>
-          <w:rFonts w:ascii="宋体" w:eastAsia="宋体" w:hAnsi="宋体" w:cs="宋体"/>
+          <w:rFonts w:ascii="宋体" w:hAnsi="宋体" w:eastAsia="宋体" w:cs="宋体"/>
           <w:spacing w:val="-2"/>
           <w:sz w:val="24"/>
           <w:szCs w:val="24"/>
@@ -2043,7 +2101,7 @@
       </w:pPr>
       <w:r>
         <w:rPr>
-          <w:rFonts w:ascii="宋体" w:eastAsia="宋体" w:hAnsi="宋体" w:cs="宋体"/>
+          <w:rFonts w:ascii="宋体" w:hAnsi="宋体" w:eastAsia="宋体" w:cs="宋体"/>
           <w:spacing w:val="-2"/>
           <w:sz w:val="24"/>
           <w:szCs w:val="24"/>
@@ -2060,7 +2118,7 @@
         <w:spacing w:before="253" w:line="219" w:lineRule="auto"/>
         <w:ind w:left="131"/>
         <w:rPr>
-          <w:rFonts w:ascii="宋体" w:eastAsia="宋体" w:hAnsi="宋体" w:cs="宋体"/>
+          <w:rFonts w:ascii="宋体" w:hAnsi="宋体" w:eastAsia="宋体" w:cs="宋体"/>
           <w:spacing w:val="-2"/>
           <w:sz w:val="24"/>
           <w:szCs w:val="24"/>
@@ -2068,7 +2126,7 @@
       </w:pPr>
       <w:r>
         <w:rPr>
-          <w:rFonts w:ascii="宋体" w:eastAsia="宋体" w:hAnsi="宋体" w:cs="宋体" w:hint="eastAsia"/>
+          <w:rFonts w:hint="eastAsia" w:ascii="宋体" w:hAnsi="宋体" w:eastAsia="宋体" w:cs="宋体"/>
           <w:spacing w:val="-2"/>
           <w:sz w:val="24"/>
           <w:szCs w:val="24"/>
@@ -2086,7 +2144,7 @@
         <w:spacing w:before="253" w:line="219" w:lineRule="auto"/>
         <w:ind w:left="131"/>
         <w:rPr>
-          <w:rFonts w:ascii="宋体" w:eastAsia="宋体" w:hAnsi="宋体" w:cs="宋体"/>
+          <w:rFonts w:ascii="宋体" w:hAnsi="宋体" w:eastAsia="宋体" w:cs="宋体"/>
           <w:spacing w:val="-2"/>
           <w:sz w:val="24"/>
           <w:szCs w:val="24"/>
@@ -2094,7 +2152,7 @@
       </w:pPr>
       <w:r>
         <w:rPr>
-          <w:rFonts w:ascii="宋体" w:eastAsia="宋体" w:hAnsi="宋体" w:cs="宋体" w:hint="eastAsia"/>
+          <w:rFonts w:hint="eastAsia" w:ascii="宋体" w:hAnsi="宋体" w:eastAsia="宋体" w:cs="宋体"/>
           <w:spacing w:val="-2"/>
           <w:sz w:val="24"/>
           <w:szCs w:val="24"/>
@@ -2112,7 +2170,7 @@
         <w:spacing w:before="253" w:line="219" w:lineRule="auto"/>
         <w:ind w:left="131"/>
         <w:rPr>
-          <w:rFonts w:ascii="宋体" w:eastAsia="宋体" w:hAnsi="宋体" w:cs="宋体"/>
+          <w:rFonts w:ascii="宋体" w:hAnsi="宋体" w:eastAsia="宋体" w:cs="宋体"/>
           <w:spacing w:val="-2"/>
           <w:sz w:val="24"/>
           <w:szCs w:val="24"/>
@@ -2120,7 +2178,7 @@
       </w:pPr>
       <w:r>
         <w:rPr>
-          <w:rFonts w:ascii="宋体" w:eastAsia="宋体" w:hAnsi="宋体" w:cs="宋体" w:hint="eastAsia"/>
+          <w:rFonts w:hint="eastAsia" w:ascii="宋体" w:hAnsi="宋体" w:eastAsia="宋体" w:cs="宋体"/>
           <w:spacing w:val="-2"/>
           <w:sz w:val="24"/>
           <w:szCs w:val="24"/>
@@ -2138,7 +2196,7 @@
         <w:spacing w:before="253" w:line="219" w:lineRule="auto"/>
         <w:ind w:left="131"/>
         <w:rPr>
-          <w:rFonts w:ascii="宋体" w:eastAsia="宋体" w:hAnsi="宋体" w:cs="宋体"/>
+          <w:rFonts w:ascii="宋体" w:hAnsi="宋体" w:eastAsia="宋体" w:cs="宋体"/>
           <w:spacing w:val="-2"/>
           <w:sz w:val="24"/>
           <w:szCs w:val="24"/>
@@ -2146,7 +2204,7 @@
       </w:pPr>
       <w:r>
         <w:rPr>
-          <w:rFonts w:ascii="宋体" w:eastAsia="宋体" w:hAnsi="宋体" w:cs="宋体" w:hint="eastAsia"/>
+          <w:rFonts w:hint="eastAsia" w:ascii="宋体" w:hAnsi="宋体" w:eastAsia="宋体" w:cs="宋体"/>
           <w:spacing w:val="-2"/>
           <w:sz w:val="24"/>
           <w:szCs w:val="24"/>
@@ -2157,25 +2215,25 @@
     </w:p>
     <w:p>
       <w:pPr>
-        <w:pStyle w:val="1"/>
+        <w:pStyle w:val="26"/>
         <w:bidi w:val="0"/>
       </w:pPr>
-      <w:bookmarkStart w:id="9" w:name="_Toc13664"/>
+      <w:bookmarkStart w:id="8" w:name="_Toc13664"/>
       <w:r>
         <w:t>工作描述</w:t>
       </w:r>
-      <w:bookmarkEnd w:id="9"/>
+      <w:bookmarkEnd w:id="8"/>
     </w:p>
     <w:p>
       <w:pPr>
-        <w:pStyle w:val="2"/>
+        <w:pStyle w:val="28"/>
         <w:bidi w:val="0"/>
       </w:pPr>
-      <w:bookmarkStart w:id="10" w:name="_Toc16273"/>
+      <w:bookmarkStart w:id="9" w:name="_Toc16273"/>
       <w:r>
         <w:t>项目验收自评与总结</w:t>
       </w:r>
-      <w:bookmarkEnd w:id="10"/>
+      <w:bookmarkEnd w:id="9"/>
     </w:p>
     <w:p>
       <w:pPr>
@@ -2184,16 +2242,16 @@
           <w:numId w:val="3"/>
         </w:numPr>
         <w:spacing w:before="263" w:line="289" w:lineRule="auto"/>
-        <w:ind w:left="425" w:right="13" w:hanging="425" w:leftChars="0" w:firstLineChars="0"/>
-        <w:rPr>
-          <w:rFonts w:ascii="宋体" w:eastAsia="宋体" w:hAnsi="宋体" w:cs="宋体"/>
-          <w:sz w:val="24"/>
-          <w:szCs w:val="24"/>
-        </w:rPr>
-      </w:pPr>
-      <w:r>
-        <w:rPr>
-          <w:rFonts w:ascii="宋体" w:eastAsia="宋体" w:hAnsi="宋体" w:cs="宋体"/>
+        <w:ind w:left="425" w:leftChars="0" w:right="13" w:hanging="425" w:firstLineChars="0"/>
+        <w:rPr>
+          <w:rFonts w:ascii="宋体" w:hAnsi="宋体" w:eastAsia="宋体" w:cs="宋体"/>
+          <w:sz w:val="24"/>
+          <w:szCs w:val="24"/>
+        </w:rPr>
+      </w:pPr>
+      <w:r>
+        <w:rPr>
+          <w:rFonts w:ascii="宋体" w:hAnsi="宋体" w:eastAsia="宋体" w:cs="宋体"/>
           <w:spacing w:val="-2"/>
           <w:sz w:val="24"/>
           <w:szCs w:val="24"/>
@@ -2202,7 +2260,7 @@
       </w:r>
       <w:r>
         <w:rPr>
-          <w:rFonts w:ascii="宋体" w:eastAsia="宋体" w:hAnsi="宋体" w:cs="宋体"/>
+          <w:rFonts w:ascii="宋体" w:hAnsi="宋体" w:eastAsia="宋体" w:cs="宋体"/>
           <w:spacing w:val="-3"/>
           <w:sz w:val="24"/>
           <w:szCs w:val="24"/>
@@ -2211,7 +2269,7 @@
       </w:r>
       <w:r>
         <w:rPr>
-          <w:rFonts w:ascii="宋体" w:eastAsia="宋体" w:hAnsi="宋体" w:cs="宋体"/>
+          <w:rFonts w:ascii="宋体" w:hAnsi="宋体" w:eastAsia="宋体" w:cs="宋体"/>
           <w:spacing w:val="-1"/>
           <w:sz w:val="24"/>
           <w:szCs w:val="24"/>
@@ -2226,25 +2284,25 @@
           <w:numId w:val="3"/>
         </w:numPr>
         <w:spacing w:before="183" w:line="289" w:lineRule="auto"/>
-        <w:ind w:left="425" w:hanging="425" w:leftChars="0" w:firstLineChars="0"/>
-        <w:rPr>
-          <w:rFonts w:ascii="宋体" w:eastAsia="宋体" w:hAnsi="宋体" w:cs="宋体"/>
-          <w:sz w:val="24"/>
-          <w:szCs w:val="24"/>
-        </w:rPr>
-      </w:pPr>
-      <w:r>
-        <w:rPr>
-          <w:rFonts w:ascii="宋体" w:eastAsia="宋体" w:hAnsi="宋体" w:cs="宋体"/>
+        <w:ind w:left="425" w:leftChars="0" w:hanging="425" w:firstLineChars="0"/>
+        <w:rPr>
+          <w:rFonts w:ascii="宋体" w:hAnsi="宋体" w:eastAsia="宋体" w:cs="宋体"/>
+          <w:sz w:val="24"/>
+          <w:szCs w:val="24"/>
+        </w:rPr>
+      </w:pPr>
+      <w:r>
+        <w:rPr>
+          <w:rFonts w:ascii="宋体" w:hAnsi="宋体" w:eastAsia="宋体" w:cs="宋体"/>
           <w:spacing w:val="-2"/>
           <w:sz w:val="24"/>
           <w:szCs w:val="24"/>
         </w:rPr>
-        <w:t>5.1.2 收集整理项目的文档和经验教训，运维部经理要对所有文档进行归类和整理，</w:t>
-      </w:r>
-      <w:r>
-        <w:rPr>
-          <w:rFonts w:ascii="宋体" w:eastAsia="宋体" w:hAnsi="宋体" w:cs="宋体"/>
+        <w:t>收集整理项目的文档和经验教训，运维部经理要对所有文档进行归类和整理，</w:t>
+      </w:r>
+      <w:r>
+        <w:rPr>
+          <w:rFonts w:ascii="宋体" w:hAnsi="宋体" w:eastAsia="宋体" w:cs="宋体"/>
           <w:spacing w:val="-1"/>
           <w:sz w:val="24"/>
           <w:szCs w:val="24"/>
@@ -2259,16 +2317,16 @@
           <w:numId w:val="4"/>
         </w:numPr>
         <w:spacing w:before="172" w:line="239" w:lineRule="auto"/>
-        <w:ind w:left="425" w:hanging="425" w:leftChars="0" w:firstLineChars="0"/>
-        <w:rPr>
-          <w:rFonts w:ascii="宋体" w:eastAsia="宋体" w:hAnsi="宋体" w:cs="宋体"/>
-          <w:sz w:val="24"/>
-          <w:szCs w:val="24"/>
-        </w:rPr>
-      </w:pPr>
-      <w:r>
-        <w:rPr>
-          <w:rFonts w:ascii="宋体" w:eastAsia="宋体" w:hAnsi="宋体" w:cs="宋体"/>
+        <w:ind w:left="425" w:leftChars="0" w:hanging="425" w:firstLineChars="0"/>
+        <w:rPr>
+          <w:rFonts w:ascii="宋体" w:hAnsi="宋体" w:eastAsia="宋体" w:cs="宋体"/>
+          <w:sz w:val="24"/>
+          <w:szCs w:val="24"/>
+        </w:rPr>
+      </w:pPr>
+      <w:r>
+        <w:rPr>
+          <w:rFonts w:ascii="宋体" w:hAnsi="宋体" w:eastAsia="宋体" w:cs="宋体"/>
           <w:spacing w:val="-1"/>
           <w:sz w:val="24"/>
           <w:szCs w:val="24"/>
@@ -2283,16 +2341,16 @@
           <w:numId w:val="4"/>
         </w:numPr>
         <w:spacing w:before="154" w:line="293" w:lineRule="auto"/>
-        <w:ind w:left="425" w:right="13" w:hanging="425" w:leftChars="0" w:firstLineChars="0"/>
-        <w:rPr>
-          <w:rFonts w:ascii="宋体" w:eastAsia="宋体" w:hAnsi="宋体" w:cs="宋体"/>
-          <w:sz w:val="24"/>
-          <w:szCs w:val="24"/>
-        </w:rPr>
-      </w:pPr>
-      <w:r>
-        <w:rPr>
-          <w:rFonts w:ascii="Wingdings" w:eastAsia="Wingdings" w:hAnsi="Wingdings" w:cs="Wingdings"/>
+        <w:ind w:left="425" w:leftChars="0" w:right="13" w:hanging="425" w:firstLineChars="0"/>
+        <w:rPr>
+          <w:rFonts w:ascii="宋体" w:hAnsi="宋体" w:eastAsia="宋体" w:cs="宋体"/>
+          <w:sz w:val="24"/>
+          <w:szCs w:val="24"/>
+        </w:rPr>
+      </w:pPr>
+      <w:r>
+        <w:rPr>
+          <w:rFonts w:ascii="Wingdings" w:hAnsi="Wingdings" w:eastAsia="Wingdings" w:cs="Wingdings"/>
           <w:spacing w:val="-107"/>
           <w:sz w:val="24"/>
           <w:szCs w:val="24"/>
@@ -2301,7 +2359,7 @@
       </w:r>
       <w:r>
         <w:rPr>
-          <w:rFonts w:ascii="宋体" w:eastAsia="宋体" w:hAnsi="宋体" w:cs="宋体"/>
+          <w:rFonts w:ascii="宋体" w:hAnsi="宋体" w:eastAsia="宋体" w:cs="宋体"/>
           <w:spacing w:val="-1"/>
           <w:sz w:val="24"/>
           <w:szCs w:val="24"/>
@@ -2310,7 +2368,7 @@
       </w:r>
       <w:r>
         <w:rPr>
-          <w:rFonts w:ascii="宋体" w:eastAsia="宋体" w:hAnsi="宋体" w:cs="宋体"/>
+          <w:rFonts w:ascii="宋体" w:hAnsi="宋体" w:eastAsia="宋体" w:cs="宋体"/>
           <w:spacing w:val="-2"/>
           <w:sz w:val="24"/>
           <w:szCs w:val="24"/>
@@ -2319,7 +2377,7 @@
       </w:r>
       <w:r>
         <w:rPr>
-          <w:rFonts w:ascii="宋体" w:eastAsia="宋体" w:hAnsi="宋体" w:cs="宋体"/>
+          <w:rFonts w:ascii="宋体" w:hAnsi="宋体" w:eastAsia="宋体" w:cs="宋体"/>
           <w:spacing w:val="5"/>
           <w:sz w:val="24"/>
           <w:szCs w:val="24"/>
@@ -2328,7 +2386,7 @@
       </w:r>
       <w:r>
         <w:rPr>
-          <w:rFonts w:ascii="宋体" w:eastAsia="宋体" w:hAnsi="宋体" w:cs="宋体"/>
+          <w:rFonts w:ascii="宋体" w:hAnsi="宋体" w:eastAsia="宋体" w:cs="宋体"/>
           <w:spacing w:val="-2"/>
           <w:sz w:val="24"/>
           <w:szCs w:val="24"/>
@@ -2337,7 +2395,7 @@
       </w:r>
       <w:r>
         <w:rPr>
-          <w:rFonts w:ascii="宋体" w:eastAsia="宋体" w:hAnsi="宋体" w:cs="宋体"/>
+          <w:rFonts w:ascii="宋体" w:hAnsi="宋体" w:eastAsia="宋体" w:cs="宋体"/>
           <w:spacing w:val="-1"/>
           <w:sz w:val="24"/>
           <w:szCs w:val="24"/>
@@ -2346,7 +2404,7 @@
       </w:r>
       <w:r>
         <w:rPr>
-          <w:rFonts w:ascii="宋体" w:eastAsia="宋体" w:hAnsi="宋体" w:cs="宋体"/>
+          <w:rFonts w:ascii="宋体" w:hAnsi="宋体" w:eastAsia="宋体" w:cs="宋体"/>
           <w:spacing w:val="11"/>
           <w:sz w:val="24"/>
           <w:szCs w:val="24"/>
@@ -2355,7 +2413,7 @@
       </w:r>
       <w:r>
         <w:rPr>
-          <w:rFonts w:ascii="宋体" w:eastAsia="宋体" w:hAnsi="宋体" w:cs="宋体"/>
+          <w:rFonts w:ascii="宋体" w:hAnsi="宋体" w:eastAsia="宋体" w:cs="宋体"/>
           <w:spacing w:val="-1"/>
           <w:sz w:val="24"/>
           <w:szCs w:val="24"/>
@@ -2370,16 +2428,16 @@
           <w:numId w:val="4"/>
         </w:numPr>
         <w:spacing w:before="171" w:line="316" w:lineRule="auto"/>
-        <w:ind w:left="425" w:right="13" w:hanging="425" w:leftChars="0" w:firstLineChars="0"/>
-        <w:rPr>
-          <w:rFonts w:ascii="宋体" w:eastAsia="宋体" w:hAnsi="宋体" w:cs="宋体"/>
-          <w:sz w:val="24"/>
-          <w:szCs w:val="24"/>
-        </w:rPr>
-      </w:pPr>
-      <w:r>
-        <w:rPr>
-          <w:rFonts w:ascii="Wingdings" w:eastAsia="Wingdings" w:hAnsi="Wingdings" w:cs="Wingdings"/>
+        <w:ind w:left="425" w:leftChars="0" w:right="13" w:hanging="425" w:firstLineChars="0"/>
+        <w:rPr>
+          <w:rFonts w:ascii="宋体" w:hAnsi="宋体" w:eastAsia="宋体" w:cs="宋体"/>
+          <w:sz w:val="24"/>
+          <w:szCs w:val="24"/>
+        </w:rPr>
+      </w:pPr>
+      <w:r>
+        <w:rPr>
+          <w:rFonts w:ascii="Wingdings" w:hAnsi="Wingdings" w:eastAsia="Wingdings" w:cs="Wingdings"/>
           <w:spacing w:val="-107"/>
           <w:sz w:val="24"/>
           <w:szCs w:val="24"/>
@@ -2388,7 +2446,7 @@
       </w:r>
       <w:r>
         <w:rPr>
-          <w:rFonts w:ascii="宋体" w:eastAsia="宋体" w:hAnsi="宋体" w:cs="宋体"/>
+          <w:rFonts w:ascii="宋体" w:hAnsi="宋体" w:eastAsia="宋体" w:cs="宋体"/>
           <w:spacing w:val="-1"/>
           <w:sz w:val="24"/>
           <w:szCs w:val="24"/>
@@ -2397,16 +2455,37 @@
       </w:r>
       <w:r>
         <w:rPr>
-          <w:rFonts w:ascii="宋体" w:eastAsia="宋体" w:hAnsi="宋体" w:cs="宋体"/>
+          <w:rFonts w:ascii="宋体" w:hAnsi="宋体" w:eastAsia="宋体" w:cs="宋体"/>
           <w:spacing w:val="-2"/>
           <w:sz w:val="24"/>
           <w:szCs w:val="24"/>
         </w:rPr>
-        <w:t>操作手册；绩效考核制度等，管理材料如属于通用稳当，可以对文件目录、编号</w:t>
-      </w:r>
-      <w:r>
-        <w:rPr>
-          <w:rFonts w:ascii="宋体" w:eastAsia="宋体" w:hAnsi="宋体" w:cs="宋体"/>
+        <w:t>操作手册；绩效考核制度等，管理材料如属于通用</w:t>
+      </w:r>
+      <w:r>
+        <w:rPr>
+          <w:rFonts w:hint="eastAsia" w:ascii="宋体" w:hAnsi="宋体" w:cs="宋体"/>
+          <w:spacing w:val="-2"/>
+          <w:sz w:val="24"/>
+          <w:szCs w:val="24"/>
+          <w:lang w:val="en-US" w:eastAsia="zh-CN"/>
+        </w:rPr>
+        <w:t>文档</w:t>
+      </w:r>
+      <w:bookmarkStart w:id="13" w:name="_GoBack"/>
+      <w:bookmarkEnd w:id="13"/>
+      <w:r>
+        <w:rPr>
+          <w:rFonts w:ascii="宋体" w:hAnsi="宋体" w:eastAsia="宋体" w:cs="宋体"/>
+          <w:spacing w:val="-2"/>
+          <w:sz w:val="24"/>
+          <w:szCs w:val="24"/>
+        </w:rPr>
+        <w:t>，可以对文件目录、编号</w:t>
+      </w:r>
+      <w:r>
+        <w:rPr>
+          <w:rFonts w:ascii="宋体" w:hAnsi="宋体" w:eastAsia="宋体" w:cs="宋体"/>
           <w:spacing w:val="-3"/>
           <w:sz w:val="24"/>
           <w:szCs w:val="24"/>
@@ -2415,7 +2494,7 @@
       </w:r>
       <w:r>
         <w:rPr>
-          <w:rFonts w:ascii="宋体" w:eastAsia="宋体" w:hAnsi="宋体" w:cs="宋体"/>
+          <w:rFonts w:ascii="宋体" w:hAnsi="宋体" w:eastAsia="宋体" w:cs="宋体"/>
           <w:spacing w:val="-1"/>
           <w:sz w:val="24"/>
           <w:szCs w:val="24"/>
@@ -2430,16 +2509,16 @@
           <w:numId w:val="4"/>
         </w:numPr>
         <w:spacing w:before="171" w:line="238" w:lineRule="auto"/>
-        <w:ind w:left="425" w:hanging="425" w:leftChars="0" w:firstLineChars="0"/>
-        <w:rPr>
-          <w:rFonts w:ascii="宋体" w:eastAsia="宋体" w:hAnsi="宋体" w:cs="宋体"/>
-          <w:sz w:val="24"/>
-          <w:szCs w:val="24"/>
-        </w:rPr>
-      </w:pPr>
-      <w:r>
-        <w:rPr>
-          <w:rFonts w:ascii="Wingdings" w:eastAsia="Wingdings" w:hAnsi="Wingdings" w:cs="Wingdings"/>
+        <w:ind w:left="425" w:leftChars="0" w:hanging="425" w:firstLineChars="0"/>
+        <w:rPr>
+          <w:rFonts w:ascii="宋体" w:hAnsi="宋体" w:eastAsia="宋体" w:cs="宋体"/>
+          <w:sz w:val="24"/>
+          <w:szCs w:val="24"/>
+        </w:rPr>
+      </w:pPr>
+      <w:r>
+        <w:rPr>
+          <w:rFonts w:ascii="Wingdings" w:hAnsi="Wingdings" w:eastAsia="Wingdings" w:cs="Wingdings"/>
           <w:spacing w:val="-108"/>
           <w:sz w:val="24"/>
           <w:szCs w:val="24"/>
@@ -2448,7 +2527,7 @@
       </w:r>
       <w:r>
         <w:rPr>
-          <w:rFonts w:ascii="宋体" w:eastAsia="宋体" w:hAnsi="宋体" w:cs="宋体"/>
+          <w:rFonts w:ascii="宋体" w:hAnsi="宋体" w:eastAsia="宋体" w:cs="宋体"/>
           <w:spacing w:val="-1"/>
           <w:sz w:val="24"/>
           <w:szCs w:val="24"/>
@@ -2457,7 +2536,7 @@
       </w:r>
       <w:r>
         <w:rPr>
-          <w:rFonts w:ascii="宋体" w:eastAsia="宋体" w:hAnsi="宋体" w:cs="宋体"/>
+          <w:rFonts w:ascii="宋体" w:hAnsi="宋体" w:eastAsia="宋体" w:cs="宋体"/>
           <w:spacing w:val="-2"/>
           <w:sz w:val="24"/>
           <w:szCs w:val="24"/>
@@ -2472,16 +2551,16 @@
           <w:numId w:val="3"/>
         </w:numPr>
         <w:spacing w:before="167" w:line="219" w:lineRule="auto"/>
-        <w:ind w:left="425" w:hanging="425" w:leftChars="0" w:firstLineChars="0"/>
-        <w:rPr>
-          <w:rFonts w:ascii="宋体" w:eastAsia="宋体" w:hAnsi="宋体" w:cs="宋体"/>
-          <w:sz w:val="24"/>
-          <w:szCs w:val="24"/>
-        </w:rPr>
-      </w:pPr>
-      <w:r>
-        <w:rPr>
-          <w:rFonts w:ascii="宋体" w:eastAsia="宋体" w:hAnsi="宋体" w:cs="宋体"/>
+        <w:ind w:left="425" w:leftChars="0" w:hanging="425" w:firstLineChars="0"/>
+        <w:rPr>
+          <w:rFonts w:ascii="宋体" w:hAnsi="宋体" w:eastAsia="宋体" w:cs="宋体"/>
+          <w:sz w:val="24"/>
+          <w:szCs w:val="24"/>
+        </w:rPr>
+      </w:pPr>
+      <w:r>
+        <w:rPr>
+          <w:rFonts w:ascii="宋体" w:hAnsi="宋体" w:eastAsia="宋体" w:cs="宋体"/>
           <w:sz w:val="24"/>
           <w:szCs w:val="24"/>
         </w:rPr>
@@ -2489,7 +2568,7 @@
       </w:r>
       <w:r>
         <w:rPr>
-          <w:rFonts w:ascii="宋体" w:eastAsia="宋体" w:hAnsi="宋体" w:cs="宋体"/>
+          <w:rFonts w:ascii="宋体" w:hAnsi="宋体" w:eastAsia="宋体" w:cs="宋体"/>
           <w:spacing w:val="-1"/>
           <w:sz w:val="24"/>
           <w:szCs w:val="24"/>
@@ -2504,16 +2583,16 @@
           <w:numId w:val="3"/>
         </w:numPr>
         <w:spacing w:before="48" w:line="360" w:lineRule="auto"/>
-        <w:ind w:left="425" w:hanging="425" w:leftChars="0" w:firstLineChars="0"/>
-        <w:rPr>
-          <w:rFonts w:ascii="宋体" w:eastAsia="宋体" w:hAnsi="宋体" w:cs="宋体"/>
-          <w:sz w:val="24"/>
-          <w:szCs w:val="24"/>
-        </w:rPr>
-      </w:pPr>
-      <w:r>
-        <w:rPr>
-          <w:rFonts w:ascii="宋体" w:eastAsia="宋体" w:hAnsi="宋体" w:cs="宋体"/>
+        <w:ind w:left="425" w:leftChars="0" w:hanging="425" w:firstLineChars="0"/>
+        <w:rPr>
+          <w:rFonts w:ascii="宋体" w:hAnsi="宋体" w:eastAsia="宋体" w:cs="宋体"/>
+          <w:sz w:val="24"/>
+          <w:szCs w:val="24"/>
+        </w:rPr>
+      </w:pPr>
+      <w:r>
+        <w:rPr>
+          <w:rFonts w:ascii="宋体" w:hAnsi="宋体" w:eastAsia="宋体" w:cs="宋体"/>
           <w:spacing w:val="-2"/>
           <w:sz w:val="24"/>
           <w:szCs w:val="24"/>
@@ -2522,7 +2601,7 @@
       </w:r>
       <w:r>
         <w:rPr>
-          <w:rFonts w:ascii="宋体" w:eastAsia="宋体" w:hAnsi="宋体" w:cs="宋体"/>
+          <w:rFonts w:ascii="宋体" w:hAnsi="宋体" w:eastAsia="宋体" w:cs="宋体"/>
           <w:spacing w:val="62"/>
           <w:sz w:val="24"/>
           <w:szCs w:val="24"/>
@@ -2531,7 +2610,7 @@
       </w:r>
       <w:r>
         <w:rPr>
-          <w:rFonts w:ascii="宋体" w:eastAsia="宋体" w:hAnsi="宋体" w:cs="宋体"/>
+          <w:rFonts w:ascii="宋体" w:hAnsi="宋体" w:eastAsia="宋体" w:cs="宋体"/>
           <w:spacing w:val="-2"/>
           <w:sz w:val="24"/>
           <w:szCs w:val="24"/>
@@ -2540,7 +2619,7 @@
       </w:r>
       <w:r>
         <w:rPr>
-          <w:rFonts w:ascii="宋体" w:eastAsia="宋体" w:hAnsi="宋体" w:cs="宋体"/>
+          <w:rFonts w:ascii="宋体" w:hAnsi="宋体" w:eastAsia="宋体" w:cs="宋体"/>
           <w:spacing w:val="-3"/>
           <w:sz w:val="24"/>
           <w:szCs w:val="24"/>
@@ -2549,7 +2628,7 @@
       </w:r>
       <w:r>
         <w:rPr>
-          <w:rFonts w:ascii="宋体" w:eastAsia="宋体" w:hAnsi="宋体" w:cs="宋体"/>
+          <w:rFonts w:ascii="宋体" w:hAnsi="宋体" w:eastAsia="宋体" w:cs="宋体"/>
           <w:spacing w:val="-2"/>
           <w:sz w:val="24"/>
           <w:szCs w:val="24"/>
@@ -2558,7 +2637,7 @@
       </w:r>
       <w:r>
         <w:rPr>
-          <w:rFonts w:ascii="宋体" w:eastAsia="宋体" w:hAnsi="宋体" w:cs="宋体"/>
+          <w:rFonts w:ascii="宋体" w:hAnsi="宋体" w:eastAsia="宋体" w:cs="宋体"/>
           <w:spacing w:val="-3"/>
           <w:sz w:val="24"/>
           <w:szCs w:val="24"/>
@@ -2567,7 +2646,7 @@
       </w:r>
       <w:r>
         <w:rPr>
-          <w:rFonts w:ascii="宋体" w:eastAsia="宋体" w:hAnsi="宋体" w:cs="宋体"/>
+          <w:rFonts w:ascii="宋体" w:hAnsi="宋体" w:eastAsia="宋体" w:cs="宋体"/>
           <w:spacing w:val="-2"/>
           <w:sz w:val="24"/>
           <w:szCs w:val="24"/>
@@ -2577,30 +2656,30 @@
     </w:p>
     <w:p>
       <w:pPr>
-        <w:pStyle w:val="2"/>
+        <w:pStyle w:val="28"/>
         <w:bidi w:val="0"/>
       </w:pPr>
-      <w:bookmarkStart w:id="11" w:name="bookmark3"/>
+      <w:bookmarkStart w:id="10" w:name="bookmark3"/>
+      <w:bookmarkEnd w:id="10"/>
+      <w:bookmarkStart w:id="11" w:name="_Toc26979"/>
+      <w:r>
+        <w:t>项目验收申请</w:t>
+      </w:r>
       <w:bookmarkEnd w:id="11"/>
-      <w:bookmarkStart w:id="12" w:name="_Toc26979"/>
-      <w:r>
-        <w:t>项目验收申请</w:t>
-      </w:r>
-      <w:bookmarkEnd w:id="12"/>
     </w:p>
     <w:p>
       <w:pPr>
         <w:spacing w:before="264" w:line="360" w:lineRule="auto"/>
         <w:ind w:firstLine="485"/>
         <w:rPr>
-          <w:rFonts w:ascii="宋体" w:eastAsia="宋体" w:hAnsi="宋体" w:cs="宋体"/>
-          <w:sz w:val="24"/>
-          <w:szCs w:val="24"/>
-        </w:rPr>
-      </w:pPr>
-      <w:r>
-        <w:rPr>
-          <w:rFonts w:ascii="宋体" w:eastAsia="宋体" w:hAnsi="宋体" w:cs="宋体"/>
+          <w:rFonts w:ascii="宋体" w:hAnsi="宋体" w:eastAsia="宋体" w:cs="宋体"/>
+          <w:sz w:val="24"/>
+          <w:szCs w:val="24"/>
+        </w:rPr>
+      </w:pPr>
+      <w:r>
+        <w:rPr>
+          <w:rFonts w:ascii="宋体" w:hAnsi="宋体" w:eastAsia="宋体" w:cs="宋体"/>
           <w:sz w:val="24"/>
           <w:szCs w:val="24"/>
         </w:rPr>
@@ -2608,7 +2687,7 @@
       </w:r>
       <w:r>
         <w:rPr>
-          <w:rFonts w:ascii="宋体" w:eastAsia="宋体" w:hAnsi="宋体" w:cs="宋体"/>
+          <w:rFonts w:ascii="宋体" w:hAnsi="宋体" w:eastAsia="宋体" w:cs="宋体"/>
           <w:spacing w:val="-1"/>
           <w:sz w:val="24"/>
           <w:szCs w:val="24"/>
@@ -2617,7 +2696,7 @@
       </w:r>
       <w:r>
         <w:rPr>
-          <w:rFonts w:ascii="宋体" w:eastAsia="宋体" w:hAnsi="宋体" w:cs="宋体"/>
+          <w:rFonts w:ascii="宋体" w:hAnsi="宋体" w:eastAsia="宋体" w:cs="宋体"/>
           <w:spacing w:val="-2"/>
           <w:sz w:val="24"/>
           <w:szCs w:val="24"/>
@@ -2626,7 +2705,7 @@
       </w:r>
       <w:r>
         <w:rPr>
-          <w:rFonts w:ascii="宋体" w:eastAsia="宋体" w:hAnsi="宋体" w:cs="宋体"/>
+          <w:rFonts w:ascii="宋体" w:hAnsi="宋体" w:eastAsia="宋体" w:cs="宋体"/>
           <w:spacing w:val="-3"/>
           <w:sz w:val="24"/>
           <w:szCs w:val="24"/>
@@ -2636,14 +2715,14 @@
     </w:p>
     <w:p>
       <w:pPr>
-        <w:pStyle w:val="2"/>
+        <w:pStyle w:val="28"/>
         <w:bidi w:val="0"/>
       </w:pPr>
-      <w:bookmarkStart w:id="13" w:name="_Toc23658"/>
+      <w:bookmarkStart w:id="12" w:name="_Toc23658"/>
       <w:r>
         <w:t>项目验收考核和移交</w:t>
       </w:r>
-      <w:bookmarkEnd w:id="13"/>
+      <w:bookmarkEnd w:id="12"/>
     </w:p>
     <w:p>
       <w:pPr>
@@ -2652,16 +2731,16 @@
           <w:numId w:val="5"/>
         </w:numPr>
         <w:spacing w:before="264" w:line="360" w:lineRule="auto"/>
-        <w:ind w:left="425" w:hanging="425" w:leftChars="0" w:firstLineChars="0"/>
-        <w:rPr>
-          <w:rFonts w:ascii="宋体" w:eastAsia="宋体" w:hAnsi="宋体" w:cs="宋体"/>
-          <w:sz w:val="24"/>
-          <w:szCs w:val="24"/>
-        </w:rPr>
-      </w:pPr>
-      <w:r>
-        <w:rPr>
-          <w:rFonts w:ascii="宋体" w:eastAsia="宋体" w:hAnsi="宋体" w:cs="宋体"/>
+        <w:ind w:left="425" w:leftChars="0" w:hanging="425" w:firstLineChars="0"/>
+        <w:rPr>
+          <w:rFonts w:ascii="宋体" w:hAnsi="宋体" w:eastAsia="宋体" w:cs="宋体"/>
+          <w:sz w:val="24"/>
+          <w:szCs w:val="24"/>
+        </w:rPr>
+      </w:pPr>
+      <w:r>
+        <w:rPr>
+          <w:rFonts w:ascii="宋体" w:hAnsi="宋体" w:eastAsia="宋体" w:cs="宋体"/>
           <w:sz w:val="24"/>
           <w:szCs w:val="24"/>
         </w:rPr>
@@ -2675,16 +2754,16 @@
           <w:numId w:val="5"/>
         </w:numPr>
         <w:spacing w:before="264" w:line="360" w:lineRule="auto"/>
-        <w:ind w:left="425" w:hanging="425" w:leftChars="0" w:firstLineChars="0"/>
-        <w:rPr>
-          <w:rFonts w:ascii="宋体" w:eastAsia="宋体" w:hAnsi="宋体" w:cs="宋体"/>
-          <w:sz w:val="24"/>
-          <w:szCs w:val="24"/>
-        </w:rPr>
-      </w:pPr>
-      <w:r>
-        <w:rPr>
-          <w:rFonts w:ascii="宋体" w:eastAsia="宋体" w:hAnsi="宋体" w:cs="宋体"/>
+        <w:ind w:left="425" w:leftChars="0" w:hanging="425" w:firstLineChars="0"/>
+        <w:rPr>
+          <w:rFonts w:ascii="宋体" w:hAnsi="宋体" w:eastAsia="宋体" w:cs="宋体"/>
+          <w:sz w:val="24"/>
+          <w:szCs w:val="24"/>
+        </w:rPr>
+      </w:pPr>
+      <w:r>
+        <w:rPr>
+          <w:rFonts w:ascii="宋体" w:hAnsi="宋体" w:eastAsia="宋体" w:cs="宋体"/>
           <w:sz w:val="24"/>
           <w:szCs w:val="24"/>
         </w:rPr>
@@ -2694,22 +2773,72 @@
     <w:sectPr>
       <w:pgSz w:w="11910" w:h="16840"/>
       <w:pgMar w:top="1148" w:right="1321" w:bottom="0" w:left="1308" w:header="0" w:footer="0" w:gutter="0"/>
-      <w:cols w:num="1" w:space="720"/>
+      <w:cols w:space="720" w:num="1"/>
     </w:sectPr>
   </w:body>
 </w:document>
 </file>
 
+<file path=word/endnotes.xml><?xml version="1.0" encoding="utf-8"?>
+<w:endnotes xmlns:wpc="http://schemas.microsoft.com/office/word/2010/wordprocessingCanvas" xmlns:mc="http://schemas.openxmlformats.org/markup-compatibility/2006" xmlns:o="urn:schemas-microsoft-com:office:office" xmlns:r="http://schemas.openxmlformats.org/officeDocument/2006/relationships" xmlns:m="http://schemas.openxmlformats.org/officeDocument/2006/math" xmlns:v="urn:schemas-microsoft-com:vml" xmlns:wp14="http://schemas.microsoft.com/office/word/2010/wordprocessingDrawing" xmlns:wp="http://schemas.openxmlformats.org/drawingml/2006/wordprocessingDrawing" xmlns:w="http://schemas.openxmlformats.org/wordprocessingml/2006/main" xmlns:w14="http://schemas.microsoft.com/office/word/2010/wordml" xmlns:w15="http://schemas.microsoft.com/office/word/2012/wordml" xmlns:w10="urn:schemas-microsoft-com:office:word" xmlns:wpg="http://schemas.microsoft.com/office/word/2010/wordprocessingGroup" xmlns:wpi="http://schemas.microsoft.com/office/word/2010/wordprocessingInk" xmlns:wne="http://schemas.microsoft.com/office/word/2006/wordml" xmlns:wps="http://schemas.microsoft.com/office/word/2010/wordprocessingShape" xmlns:wpsCustomData="http://www.wps.cn/officeDocument/2013/wpsCustomData" mc:Ignorable="w14 w15 wp14">
+  <w:endnote w:type="separator" w:id="0">
+    <w:p>
+      <w:pPr>
+        <w:spacing w:line="240" w:lineRule="auto"/>
+      </w:pPr>
+      <w:r>
+        <w:separator/>
+      </w:r>
+    </w:p>
+  </w:endnote>
+  <w:endnote w:type="continuationSeparator" w:id="1">
+    <w:p>
+      <w:pPr>
+        <w:spacing w:line="240" w:lineRule="auto"/>
+      </w:pPr>
+      <w:r>
+        <w:continuationSeparator/>
+      </w:r>
+    </w:p>
+  </w:endnote>
+</w:endnotes>
+</file>
+
+<file path=word/footnotes.xml><?xml version="1.0" encoding="utf-8"?>
+<w:footnotes xmlns:wpc="http://schemas.microsoft.com/office/word/2010/wordprocessingCanvas" xmlns:mc="http://schemas.openxmlformats.org/markup-compatibility/2006" xmlns:o="urn:schemas-microsoft-com:office:office" xmlns:r="http://schemas.openxmlformats.org/officeDocument/2006/relationships" xmlns:m="http://schemas.openxmlformats.org/officeDocument/2006/math" xmlns:v="urn:schemas-microsoft-com:vml" xmlns:wp14="http://schemas.microsoft.com/office/word/2010/wordprocessingDrawing" xmlns:wp="http://schemas.openxmlformats.org/drawingml/2006/wordprocessingDrawing" xmlns:w="http://schemas.openxmlformats.org/wordprocessingml/2006/main" xmlns:w14="http://schemas.microsoft.com/office/word/2010/wordml" xmlns:w15="http://schemas.microsoft.com/office/word/2012/wordml" xmlns:w10="urn:schemas-microsoft-com:office:word" xmlns:wpg="http://schemas.microsoft.com/office/word/2010/wordprocessingGroup" xmlns:wpi="http://schemas.microsoft.com/office/word/2010/wordprocessingInk" xmlns:wne="http://schemas.microsoft.com/office/word/2006/wordml" xmlns:wps="http://schemas.microsoft.com/office/word/2010/wordprocessingShape" xmlns:wpsCustomData="http://www.wps.cn/officeDocument/2013/wpsCustomData" mc:Ignorable="w14 w15 wp14">
+  <w:footnote w:type="separator" w:id="0">
+    <w:p>
+      <w:pPr>
+        <w:spacing w:line="360" w:lineRule="auto"/>
+      </w:pPr>
+      <w:r>
+        <w:separator/>
+      </w:r>
+    </w:p>
+  </w:footnote>
+  <w:footnote w:type="continuationSeparator" w:id="1">
+    <w:p>
+      <w:pPr>
+        <w:spacing w:line="360" w:lineRule="auto"/>
+      </w:pPr>
+      <w:r>
+        <w:continuationSeparator/>
+      </w:r>
+    </w:p>
+  </w:footnote>
+</w:footnotes>
+</file>
+
 <file path=word/numbering.xml><?xml version="1.0" encoding="utf-8"?>
-<w:numbering xmlns:wpc="http://schemas.microsoft.com/office/word/2010/wordprocessingCanvas" xmlns:mc="http://schemas.openxmlformats.org/markup-compatibility/2006" xmlns:o="urn:schemas-microsoft-com:office:office" xmlns:r="http://schemas.openxmlformats.org/officeDocument/2006/relationships" xmlns:m="http://schemas.openxmlformats.org/officeDocument/2006/math" xmlns:v="urn:schemas-microsoft-com:vml" xmlns:wp14="http://schemas.microsoft.com/office/word/2010/wordprocessingDrawing" xmlns:wp="http://schemas.openxmlformats.org/drawingml/2006/wordprocessingDrawing" xmlns:w10="urn:schemas-microsoft-com:office:word" xmlns:w="http://schemas.openxmlformats.org/wordprocessingml/2006/main" xmlns:w14="http://schemas.microsoft.com/office/word/2010/wordml" xmlns:w15="http://schemas.microsoft.com/office/word/2012/wordml" xmlns:wne="http://schemas.microsoft.com/office/word/2006/wordml" xmlns:wpg="http://schemas.microsoft.com/office/word/2010/wordprocessingGroup" xmlns:wpi="http://schemas.microsoft.com/office/word/2010/wordprocessingInk" xmlns:wps="http://schemas.microsoft.com/office/word/2010/wordprocessingShape" mc:Ignorable="w14 w15 wp14">
+<w:numbering xmlns:wpc="http://schemas.microsoft.com/office/word/2010/wordprocessingCanvas" xmlns:mc="http://schemas.openxmlformats.org/markup-compatibility/2006" xmlns:o="urn:schemas-microsoft-com:office:office" xmlns:r="http://schemas.openxmlformats.org/officeDocument/2006/relationships" xmlns:m="http://schemas.openxmlformats.org/officeDocument/2006/math" xmlns:v="urn:schemas-microsoft-com:vml" xmlns:wp14="http://schemas.microsoft.com/office/word/2010/wordprocessingDrawing" xmlns:wp="http://schemas.openxmlformats.org/drawingml/2006/wordprocessingDrawing" xmlns:w10="urn:schemas-microsoft-com:office:word" xmlns:w="http://schemas.openxmlformats.org/wordprocessingml/2006/main" xmlns:w14="http://schemas.microsoft.com/office/word/2010/wordml" xmlns:wpg="http://schemas.microsoft.com/office/word/2010/wordprocessingGroup" xmlns:wpi="http://schemas.microsoft.com/office/word/2010/wordprocessingInk" xmlns:wne="http://schemas.microsoft.com/office/word/2006/wordml" xmlns:wps="http://schemas.microsoft.com/office/word/2010/wordprocessingShape" xmlns:wpsCustomData="http://www.wps.cn/officeDocument/2013/wpsCustomData" mc:Ignorable="w14 wp14">
   <w:abstractNum w:abstractNumId="0">
     <w:nsid w:val="8E964DCE"/>
     <w:multiLevelType w:val="multilevel"/>
     <w:tmpl w:val="8E964DCE"/>
-    <w:lvl w:ilvl="0">
+    <w:lvl w:ilvl="0" w:tentative="0">
       <w:start w:val="1"/>
       <w:numFmt w:val="decimal"/>
-      <w:pStyle w:val="Heading1"/>
+      <w:pStyle w:val="2"/>
       <w:lvlText w:val="%1."/>
       <w:lvlJc w:val="left"/>
       <w:pPr>
@@ -2719,10 +2848,10 @@
         <w:rFonts w:hint="default"/>
       </w:rPr>
     </w:lvl>
-    <w:lvl w:ilvl="1">
+    <w:lvl w:ilvl="1" w:tentative="0">
       <w:start w:val="1"/>
       <w:numFmt w:val="decimal"/>
-      <w:pStyle w:val="Heading2"/>
+      <w:pStyle w:val="3"/>
       <w:lvlText w:val="%1.%2."/>
       <w:lvlJc w:val="left"/>
       <w:pPr>
@@ -2732,10 +2861,10 @@
         <w:rFonts w:hint="default"/>
       </w:rPr>
     </w:lvl>
-    <w:lvl w:ilvl="2">
+    <w:lvl w:ilvl="2" w:tentative="0">
       <w:start w:val="1"/>
       <w:numFmt w:val="decimal"/>
-      <w:pStyle w:val="Heading3"/>
+      <w:pStyle w:val="4"/>
       <w:lvlText w:val="%1.%2.%3."/>
       <w:lvlJc w:val="left"/>
       <w:pPr>
@@ -2745,10 +2874,10 @@
         <w:rFonts w:hint="default"/>
       </w:rPr>
     </w:lvl>
-    <w:lvl w:ilvl="3">
+    <w:lvl w:ilvl="3" w:tentative="0">
       <w:start w:val="1"/>
       <w:numFmt w:val="decimal"/>
-      <w:pStyle w:val="Heading4"/>
+      <w:pStyle w:val="5"/>
       <w:lvlText w:val="%1.%2.%3.%4."/>
       <w:lvlJc w:val="left"/>
       <w:pPr>
@@ -2758,10 +2887,10 @@
         <w:rFonts w:hint="default"/>
       </w:rPr>
     </w:lvl>
-    <w:lvl w:ilvl="4">
+    <w:lvl w:ilvl="4" w:tentative="0">
       <w:start w:val="1"/>
       <w:numFmt w:val="decimal"/>
-      <w:pStyle w:val="Heading5"/>
+      <w:pStyle w:val="6"/>
       <w:lvlText w:val="%1.%2.%3.%4.%5."/>
       <w:lvlJc w:val="left"/>
       <w:pPr>
@@ -2771,10 +2900,10 @@
         <w:rFonts w:hint="default"/>
       </w:rPr>
     </w:lvl>
-    <w:lvl w:ilvl="5">
+    <w:lvl w:ilvl="5" w:tentative="0">
       <w:start w:val="1"/>
       <w:numFmt w:val="decimal"/>
-      <w:pStyle w:val="Heading6"/>
+      <w:pStyle w:val="7"/>
       <w:lvlText w:val="%1.%2.%3.%4.%5.%6."/>
       <w:lvlJc w:val="left"/>
       <w:pPr>
@@ -2784,10 +2913,10 @@
         <w:rFonts w:hint="default"/>
       </w:rPr>
     </w:lvl>
-    <w:lvl w:ilvl="6">
+    <w:lvl w:ilvl="6" w:tentative="0">
       <w:start w:val="1"/>
       <w:numFmt w:val="decimal"/>
-      <w:pStyle w:val="Heading7"/>
+      <w:pStyle w:val="8"/>
       <w:lvlText w:val="%1.%2.%3.%4.%5.%6.%7."/>
       <w:lvlJc w:val="left"/>
       <w:pPr>
@@ -2797,10 +2926,10 @@
         <w:rFonts w:hint="default"/>
       </w:rPr>
     </w:lvl>
-    <w:lvl w:ilvl="7">
+    <w:lvl w:ilvl="7" w:tentative="0">
       <w:start w:val="1"/>
       <w:numFmt w:val="decimal"/>
-      <w:pStyle w:val="Heading8"/>
+      <w:pStyle w:val="9"/>
       <w:lvlText w:val="%1.%2.%3.%4.%5.%6.%7.%8."/>
       <w:lvlJc w:val="left"/>
       <w:pPr>
@@ -2810,10 +2939,10 @@
         <w:rFonts w:hint="default"/>
       </w:rPr>
     </w:lvl>
-    <w:lvl w:ilvl="8">
+    <w:lvl w:ilvl="8" w:tentative="0">
       <w:start w:val="1"/>
       <w:numFmt w:val="decimal"/>
-      <w:pStyle w:val="Heading9"/>
+      <w:pStyle w:val="10"/>
       <w:lvlText w:val="%1.%2.%3.%4.%5.%6.%7.%8.%9."/>
       <w:lvlJc w:val="left"/>
       <w:pPr>
@@ -2828,7 +2957,7 @@
     <w:nsid w:val="A7F43324"/>
     <w:multiLevelType w:val="singleLevel"/>
     <w:tmpl w:val="A7F43324"/>
-    <w:lvl w:ilvl="0">
+    <w:lvl w:ilvl="0" w:tentative="0">
       <w:start w:val="1"/>
       <w:numFmt w:val="decimal"/>
       <w:lvlText w:val="(%1)"/>
@@ -2845,7 +2974,7 @@
     <w:nsid w:val="D8994108"/>
     <w:multiLevelType w:val="singleLevel"/>
     <w:tmpl w:val="D8994108"/>
-    <w:lvl w:ilvl="0">
+    <w:lvl w:ilvl="0" w:tentative="0">
       <w:start w:val="1"/>
       <w:numFmt w:val="upperLetter"/>
       <w:lvlText w:val="%1."/>
@@ -2862,7 +2991,7 @@
     <w:nsid w:val="37998265"/>
     <w:multiLevelType w:val="singleLevel"/>
     <w:tmpl w:val="37998265"/>
-    <w:lvl w:ilvl="0">
+    <w:lvl w:ilvl="0" w:tentative="0">
       <w:start w:val="1"/>
       <w:numFmt w:val="decimal"/>
       <w:lvlText w:val="%1."/>
@@ -2878,7 +3007,7 @@
     <w:nsid w:val="391BE66C"/>
     <w:multiLevelType w:val="singleLevel"/>
     <w:tmpl w:val="391BE66C"/>
-    <w:lvl w:ilvl="0">
+    <w:lvl w:ilvl="0" w:tentative="0">
       <w:start w:val="1"/>
       <w:numFmt w:val="decimal"/>
       <w:lvlText w:val="(%1)"/>
@@ -2910,267 +3039,269 @@
 </file>
 
 <file path=word/styles.xml><?xml version="1.0" encoding="utf-8"?>
-<w:styles xmlns:mc="http://schemas.openxmlformats.org/markup-compatibility/2006" xmlns:r="http://schemas.openxmlformats.org/officeDocument/2006/relationships" xmlns:w="http://schemas.openxmlformats.org/wordprocessingml/2006/main" xmlns:w14="http://schemas.microsoft.com/office/word/2010/wordml" xmlns:w15="http://schemas.microsoft.com/office/word/2012/wordml" mc:Ignorable="w14 w15">
+<w:styles xmlns:mc="http://schemas.openxmlformats.org/markup-compatibility/2006" xmlns:o="urn:schemas-microsoft-com:office:office" xmlns:r="http://schemas.openxmlformats.org/officeDocument/2006/relationships" xmlns:m="http://schemas.openxmlformats.org/officeDocument/2006/math" xmlns:v="urn:schemas-microsoft-com:vml" xmlns:w="http://schemas.openxmlformats.org/wordprocessingml/2006/main" xmlns:w14="http://schemas.microsoft.com/office/word/2010/wordml" xmlns:w10="urn:schemas-microsoft-com:office:word" xmlns:sl="http://schemas.openxmlformats.org/schemaLibrary/2006/main" xmlns:wpsCustomData="http://www.wps.cn/officeDocument/2013/wpsCustomData" mc:Ignorable="w14">
   <w:docDefaults>
     <w:rPrDefault>
       <w:rPr>
-        <w:rFonts w:ascii="Arial" w:eastAsia="Arial" w:hAnsi="Arial" w:cs="Arial"/>
+        <w:rFonts w:ascii="Arial" w:hAnsi="Arial" w:eastAsia="Arial" w:cs="Arial"/>
       </w:rPr>
     </w:rPrDefault>
     <w:pPrDefault/>
   </w:docDefaults>
-  <w:latentStyles w:defLockedState="0" w:defUIPriority="99" w:defSemiHidden="1" w:defUnhideWhenUsed="1" w:defQFormat="0" w:count="260">
-    <w:lsdException w:name="Normal" w:semiHidden="0" w:uiPriority="0" w:unhideWhenUsed="0" w:qFormat="1"/>
-    <w:lsdException w:name="heading 1" w:semiHidden="0" w:uiPriority="0" w:unhideWhenUsed="0" w:qFormat="1"/>
-    <w:lsdException w:name="heading 2" w:semiHidden="0" w:uiPriority="0" w:qFormat="1"/>
-    <w:lsdException w:name="heading 3" w:uiPriority="0" w:qFormat="1"/>
-    <w:lsdException w:name="heading 4" w:semiHidden="0" w:uiPriority="0" w:qFormat="1"/>
-    <w:lsdException w:name="heading 5" w:uiPriority="0" w:qFormat="1"/>
-    <w:lsdException w:name="heading 6" w:uiPriority="0" w:qFormat="1"/>
-    <w:lsdException w:name="heading 7" w:uiPriority="0" w:qFormat="1"/>
-    <w:lsdException w:name="heading 8" w:uiPriority="0" w:qFormat="1"/>
-    <w:lsdException w:name="heading 9" w:uiPriority="0" w:qFormat="1"/>
-    <w:lsdException w:name="index 1" w:semiHidden="0" w:uiPriority="0" w:unhideWhenUsed="0"/>
-    <w:lsdException w:name="index 2" w:semiHidden="0" w:uiPriority="0" w:unhideWhenUsed="0"/>
-    <w:lsdException w:name="index 3" w:semiHidden="0" w:uiPriority="0" w:unhideWhenUsed="0"/>
-    <w:lsdException w:name="index 4" w:semiHidden="0" w:uiPriority="0" w:unhideWhenUsed="0"/>
-    <w:lsdException w:name="index 5" w:semiHidden="0" w:uiPriority="0" w:unhideWhenUsed="0"/>
-    <w:lsdException w:name="index 6" w:semiHidden="0" w:uiPriority="0" w:unhideWhenUsed="0"/>
-    <w:lsdException w:name="index 7" w:semiHidden="0" w:uiPriority="0" w:unhideWhenUsed="0"/>
-    <w:lsdException w:name="index 8" w:semiHidden="0" w:uiPriority="0" w:unhideWhenUsed="0"/>
-    <w:lsdException w:name="index 9" w:semiHidden="0" w:uiPriority="0" w:unhideWhenUsed="0"/>
-    <w:lsdException w:name="toc 1" w:semiHidden="0" w:uiPriority="0" w:unhideWhenUsed="0" w:qFormat="1"/>
-    <w:lsdException w:name="toc 2" w:semiHidden="0" w:uiPriority="0" w:unhideWhenUsed="0" w:qFormat="1"/>
-    <w:lsdException w:name="toc 3" w:semiHidden="0" w:uiPriority="0" w:unhideWhenUsed="0" w:qFormat="1"/>
-    <w:lsdException w:name="toc 4" w:semiHidden="0" w:uiPriority="0" w:unhideWhenUsed="0"/>
-    <w:lsdException w:name="toc 5" w:semiHidden="0" w:uiPriority="0" w:unhideWhenUsed="0"/>
-    <w:lsdException w:name="toc 6" w:semiHidden="0" w:uiPriority="0" w:unhideWhenUsed="0"/>
-    <w:lsdException w:name="toc 7" w:semiHidden="0" w:uiPriority="0" w:unhideWhenUsed="0"/>
-    <w:lsdException w:name="toc 8" w:semiHidden="0" w:uiPriority="0" w:unhideWhenUsed="0"/>
-    <w:lsdException w:name="toc 9" w:semiHidden="0" w:uiPriority="0" w:unhideWhenUsed="0"/>
-    <w:lsdException w:name="Normal Indent" w:semiHidden="0" w:uiPriority="0" w:unhideWhenUsed="0"/>
-    <w:lsdException w:name="footnote text" w:semiHidden="0" w:uiPriority="0" w:unhideWhenUsed="0"/>
-    <w:lsdException w:name="annotation text" w:semiHidden="0" w:uiPriority="0" w:unhideWhenUsed="0" w:qFormat="1"/>
-    <w:lsdException w:name="header" w:semiHidden="0" w:uiPriority="0" w:unhideWhenUsed="0" w:qFormat="1"/>
-    <w:lsdException w:name="footer" w:semiHidden="0" w:uiPriority="0" w:unhideWhenUsed="0" w:qFormat="1"/>
-    <w:lsdException w:name="index heading" w:semiHidden="0" w:uiPriority="0" w:unhideWhenUsed="0"/>
-    <w:lsdException w:name="caption" w:uiPriority="0" w:qFormat="1"/>
-    <w:lsdException w:name="table of figures" w:semiHidden="0" w:uiPriority="0" w:unhideWhenUsed="0"/>
-    <w:lsdException w:name="envelope address" w:semiHidden="0" w:uiPriority="0" w:unhideWhenUsed="0"/>
-    <w:lsdException w:name="envelope return" w:semiHidden="0" w:uiPriority="0" w:unhideWhenUsed="0"/>
-    <w:lsdException w:name="footnote reference" w:semiHidden="0" w:uiPriority="0" w:unhideWhenUsed="0"/>
-    <w:lsdException w:name="annotation reference" w:semiHidden="0" w:uiPriority="0" w:unhideWhenUsed="0"/>
-    <w:lsdException w:name="line number" w:semiHidden="0" w:uiPriority="0" w:unhideWhenUsed="0"/>
-    <w:lsdException w:name="page number" w:semiHidden="0" w:uiPriority="0" w:unhideWhenUsed="0"/>
-    <w:lsdException w:name="endnote reference" w:semiHidden="0" w:uiPriority="0" w:unhideWhenUsed="0"/>
-    <w:lsdException w:name="endnote text" w:semiHidden="0" w:uiPriority="0" w:unhideWhenUsed="0"/>
-    <w:lsdException w:name="table of authorities" w:semiHidden="0" w:uiPriority="0" w:unhideWhenUsed="0"/>
-    <w:lsdException w:name="macro" w:semiHidden="0" w:uiPriority="0" w:unhideWhenUsed="0"/>
-    <w:lsdException w:name="toa heading" w:semiHidden="0" w:uiPriority="0" w:unhideWhenUsed="0"/>
-    <w:lsdException w:name="List" w:semiHidden="0" w:uiPriority="0" w:unhideWhenUsed="0"/>
-    <w:lsdException w:name="List Bullet" w:semiHidden="0" w:uiPriority="0" w:unhideWhenUsed="0"/>
-    <w:lsdException w:name="List Number" w:semiHidden="0" w:uiPriority="0" w:unhideWhenUsed="0"/>
-    <w:lsdException w:name="List 2" w:semiHidden="0" w:uiPriority="0" w:unhideWhenUsed="0"/>
-    <w:lsdException w:name="List 3" w:semiHidden="0" w:uiPriority="0" w:unhideWhenUsed="0"/>
-    <w:lsdException w:name="List 4" w:semiHidden="0" w:uiPriority="0" w:unhideWhenUsed="0"/>
-    <w:lsdException w:name="List 5" w:semiHidden="0" w:uiPriority="0" w:unhideWhenUsed="0"/>
-    <w:lsdException w:name="List Bullet 2" w:semiHidden="0" w:uiPriority="0" w:unhideWhenUsed="0"/>
-    <w:lsdException w:name="List Bullet 3" w:semiHidden="0" w:uiPriority="0" w:unhideWhenUsed="0"/>
-    <w:lsdException w:name="List Bullet 4" w:semiHidden="0" w:uiPriority="0" w:unhideWhenUsed="0"/>
-    <w:lsdException w:name="List Bullet 5" w:semiHidden="0" w:uiPriority="0" w:unhideWhenUsed="0"/>
-    <w:lsdException w:name="List Number 2" w:semiHidden="0" w:uiPriority="0" w:unhideWhenUsed="0"/>
-    <w:lsdException w:name="List Number 3" w:semiHidden="0" w:uiPriority="0" w:unhideWhenUsed="0"/>
-    <w:lsdException w:name="List Number 4" w:semiHidden="0" w:uiPriority="0" w:unhideWhenUsed="0"/>
-    <w:lsdException w:name="List Number 5" w:semiHidden="0" w:uiPriority="0" w:unhideWhenUsed="0"/>
-    <w:lsdException w:name="Title" w:semiHidden="0" w:uiPriority="0" w:unhideWhenUsed="0" w:qFormat="1"/>
-    <w:lsdException w:name="Closing" w:semiHidden="0" w:uiPriority="0" w:unhideWhenUsed="0"/>
-    <w:lsdException w:name="Signature" w:semiHidden="0" w:uiPriority="0" w:unhideWhenUsed="0"/>
-    <w:lsdException w:name="Default Paragraph Font" w:uiPriority="0" w:unhideWhenUsed="0" w:qFormat="1"/>
-    <w:lsdException w:name="Body Text" w:uiPriority="0" w:unhideWhenUsed="0" w:qFormat="1"/>
-    <w:lsdException w:name="Body Text Indent" w:semiHidden="0" w:uiPriority="0" w:unhideWhenUsed="0"/>
-    <w:lsdException w:name="List Continue" w:semiHidden="0" w:uiPriority="0" w:unhideWhenUsed="0"/>
-    <w:lsdException w:name="List Continue 2" w:semiHidden="0" w:uiPriority="0" w:unhideWhenUsed="0"/>
-    <w:lsdException w:name="List Continue 3" w:semiHidden="0" w:uiPriority="0" w:unhideWhenUsed="0"/>
-    <w:lsdException w:name="List Continue 4" w:semiHidden="0" w:uiPriority="0" w:unhideWhenUsed="0"/>
-    <w:lsdException w:name="List Continue 5" w:semiHidden="0" w:uiPriority="0" w:unhideWhenUsed="0"/>
-    <w:lsdException w:name="Message Header" w:semiHidden="0" w:uiPriority="0" w:unhideWhenUsed="0"/>
-    <w:lsdException w:name="Subtitle" w:semiHidden="0" w:uiPriority="0" w:unhideWhenUsed="0" w:qFormat="1"/>
-    <w:lsdException w:name="Salutation" w:semiHidden="0" w:uiPriority="0" w:unhideWhenUsed="0"/>
-    <w:lsdException w:name="Date" w:semiHidden="0" w:uiPriority="0" w:unhideWhenUsed="0"/>
-    <w:lsdException w:name="Body Text First Indent" w:semiHidden="0" w:uiPriority="0" w:unhideWhenUsed="0"/>
-    <w:lsdException w:name="Body Text First Indent 2" w:semiHidden="0" w:uiPriority="0" w:unhideWhenUsed="0"/>
-    <w:lsdException w:name="Body Text 2" w:semiHidden="0" w:uiPriority="0" w:unhideWhenUsed="0"/>
-    <w:lsdException w:name="Body Text 3" w:semiHidden="0" w:uiPriority="0" w:unhideWhenUsed="0"/>
-    <w:lsdException w:name="Body Text Indent 2" w:semiHidden="0" w:uiPriority="0" w:unhideWhenUsed="0"/>
-    <w:lsdException w:name="Body Text Indent 3" w:semiHidden="0" w:uiPriority="0" w:unhideWhenUsed="0"/>
-    <w:lsdException w:name="Block Text" w:semiHidden="0" w:uiPriority="0" w:unhideWhenUsed="0"/>
-    <w:lsdException w:name="Hyperlink" w:semiHidden="0" w:uiPriority="0" w:unhideWhenUsed="0"/>
-    <w:lsdException w:name="FollowedHyperlink" w:semiHidden="0" w:uiPriority="0" w:unhideWhenUsed="0"/>
-    <w:lsdException w:name="Strong" w:semiHidden="0" w:uiPriority="0" w:unhideWhenUsed="0" w:qFormat="1"/>
-    <w:lsdException w:name="Emphasis" w:semiHidden="0" w:uiPriority="0" w:unhideWhenUsed="0" w:qFormat="1"/>
-    <w:lsdException w:name="Document Map" w:semiHidden="0" w:uiPriority="0" w:unhideWhenUsed="0"/>
-    <w:lsdException w:name="Plain Text" w:semiHidden="0" w:uiPriority="0" w:unhideWhenUsed="0"/>
-    <w:lsdException w:name="E-mail Signature" w:semiHidden="0" w:uiPriority="0" w:unhideWhenUsed="0"/>
-    <w:lsdException w:name="Normal (Web)" w:semiHidden="0" w:uiPriority="0" w:unhideWhenUsed="0" w:qFormat="1"/>
-    <w:lsdException w:name="HTML Acronym" w:semiHidden="0" w:uiPriority="0" w:unhideWhenUsed="0"/>
-    <w:lsdException w:name="HTML Address" w:semiHidden="0" w:uiPriority="0" w:unhideWhenUsed="0"/>
-    <w:lsdException w:name="HTML Cite" w:semiHidden="0" w:uiPriority="0" w:unhideWhenUsed="0"/>
-    <w:lsdException w:name="HTML Code" w:semiHidden="0" w:uiPriority="0" w:unhideWhenUsed="0"/>
-    <w:lsdException w:name="HTML Definition" w:semiHidden="0" w:uiPriority="0" w:unhideWhenUsed="0"/>
-    <w:lsdException w:name="HTML Keyboard" w:semiHidden="0" w:uiPriority="0" w:unhideWhenUsed="0"/>
-    <w:lsdException w:name="HTML Preformatted" w:semiHidden="0" w:uiPriority="0" w:unhideWhenUsed="0"/>
-    <w:lsdException w:name="HTML Sample" w:semiHidden="0" w:uiPriority="0" w:unhideWhenUsed="0"/>
-    <w:lsdException w:name="HTML Typewriter" w:semiHidden="0" w:uiPriority="0" w:unhideWhenUsed="0"/>
-    <w:lsdException w:name="HTML Variable" w:semiHidden="0" w:uiPriority="0" w:unhideWhenUsed="0"/>
-    <w:lsdException w:name="Normal Table" w:uiPriority="0" w:unhideWhenUsed="0" w:qFormat="1"/>
-    <w:lsdException w:name="annotation subject" w:semiHidden="0" w:uiPriority="0" w:unhideWhenUsed="0"/>
-    <w:lsdException w:name="Table Simple 1" w:semiHidden="0" w:uiPriority="0" w:unhideWhenUsed="0"/>
-    <w:lsdException w:name="Table Simple 2" w:semiHidden="0" w:uiPriority="0" w:unhideWhenUsed="0"/>
-    <w:lsdException w:name="Table Simple 3" w:semiHidden="0" w:uiPriority="0" w:unhideWhenUsed="0"/>
-    <w:lsdException w:name="Table Classic 1" w:semiHidden="0" w:uiPriority="0" w:unhideWhenUsed="0"/>
-    <w:lsdException w:name="Table Classic 2" w:semiHidden="0" w:uiPriority="0" w:unhideWhenUsed="0"/>
-    <w:lsdException w:name="Table Classic 3" w:semiHidden="0" w:uiPriority="0" w:unhideWhenUsed="0"/>
-    <w:lsdException w:name="Table Classic 4" w:semiHidden="0" w:uiPriority="0" w:unhideWhenUsed="0"/>
-    <w:lsdException w:name="Table Colorful 1" w:semiHidden="0" w:uiPriority="0" w:unhideWhenUsed="0"/>
-    <w:lsdException w:name="Table Colorful 2" w:semiHidden="0" w:uiPriority="0" w:unhideWhenUsed="0"/>
-    <w:lsdException w:name="Table Colorful 3" w:semiHidden="0" w:uiPriority="0" w:unhideWhenUsed="0"/>
-    <w:lsdException w:name="Table Columns 1" w:semiHidden="0" w:uiPriority="0" w:unhideWhenUsed="0"/>
-    <w:lsdException w:name="Table Columns 2" w:semiHidden="0" w:uiPriority="0" w:unhideWhenUsed="0"/>
-    <w:lsdException w:name="Table Columns 3" w:semiHidden="0" w:uiPriority="0" w:unhideWhenUsed="0"/>
-    <w:lsdException w:name="Table Columns 4" w:semiHidden="0" w:uiPriority="0" w:unhideWhenUsed="0"/>
-    <w:lsdException w:name="Table Columns 5" w:semiHidden="0" w:uiPriority="0" w:unhideWhenUsed="0"/>
-    <w:lsdException w:name="Table Grid 1" w:semiHidden="0" w:uiPriority="0" w:unhideWhenUsed="0"/>
-    <w:lsdException w:name="Table Grid 2" w:semiHidden="0" w:uiPriority="0" w:unhideWhenUsed="0"/>
-    <w:lsdException w:name="Table Grid 3" w:semiHidden="0" w:uiPriority="0" w:unhideWhenUsed="0"/>
-    <w:lsdException w:name="Table Grid 4" w:semiHidden="0" w:uiPriority="0" w:unhideWhenUsed="0"/>
-    <w:lsdException w:name="Table Grid 5" w:semiHidden="0" w:uiPriority="0" w:unhideWhenUsed="0"/>
-    <w:lsdException w:name="Table Grid 6" w:semiHidden="0" w:uiPriority="0" w:unhideWhenUsed="0"/>
-    <w:lsdException w:name="Table Grid 7" w:semiHidden="0" w:uiPriority="0" w:unhideWhenUsed="0"/>
-    <w:lsdException w:name="Table Grid 8" w:semiHidden="0" w:uiPriority="0" w:unhideWhenUsed="0"/>
-    <w:lsdException w:name="Table List 1" w:semiHidden="0" w:uiPriority="0" w:unhideWhenUsed="0"/>
-    <w:lsdException w:name="Table List 2" w:semiHidden="0" w:uiPriority="0" w:unhideWhenUsed="0"/>
-    <w:lsdException w:name="Table List 3" w:semiHidden="0" w:uiPriority="0" w:unhideWhenUsed="0"/>
-    <w:lsdException w:name="Table List 4" w:semiHidden="0" w:uiPriority="0" w:unhideWhenUsed="0"/>
-    <w:lsdException w:name="Table List 5" w:semiHidden="0" w:uiPriority="0" w:unhideWhenUsed="0"/>
-    <w:lsdException w:name="Table List 6" w:semiHidden="0" w:uiPriority="0" w:unhideWhenUsed="0"/>
-    <w:lsdException w:name="Table List 7" w:semiHidden="0" w:uiPriority="0" w:unhideWhenUsed="0"/>
-    <w:lsdException w:name="Table List 8" w:semiHidden="0" w:uiPriority="0" w:unhideWhenUsed="0"/>
-    <w:lsdException w:name="Table 3D effects 1" w:semiHidden="0" w:uiPriority="0" w:unhideWhenUsed="0"/>
-    <w:lsdException w:name="Table 3D effects 2" w:semiHidden="0" w:uiPriority="0" w:unhideWhenUsed="0"/>
-    <w:lsdException w:name="Table 3D effects 3" w:semiHidden="0" w:uiPriority="0" w:unhideWhenUsed="0"/>
-    <w:lsdException w:name="Table Contemporary" w:semiHidden="0" w:uiPriority="0" w:unhideWhenUsed="0"/>
-    <w:lsdException w:name="Table Elegant" w:semiHidden="0" w:uiPriority="0" w:unhideWhenUsed="0"/>
-    <w:lsdException w:name="Table Professional" w:semiHidden="0" w:uiPriority="0" w:unhideWhenUsed="0"/>
-    <w:lsdException w:name="Table Subtle 1" w:semiHidden="0" w:uiPriority="0" w:unhideWhenUsed="0"/>
-    <w:lsdException w:name="Table Subtle 2" w:semiHidden="0" w:uiPriority="0" w:unhideWhenUsed="0"/>
-    <w:lsdException w:name="Table Web 1" w:semiHidden="0" w:uiPriority="0" w:unhideWhenUsed="0"/>
-    <w:lsdException w:name="Table Web 2" w:semiHidden="0" w:uiPriority="0" w:unhideWhenUsed="0"/>
-    <w:lsdException w:name="Table Web 3" w:semiHidden="0" w:uiPriority="0" w:unhideWhenUsed="0"/>
-    <w:lsdException w:name="Balloon Text" w:semiHidden="0" w:uiPriority="0" w:unhideWhenUsed="0"/>
-    <w:lsdException w:name="Table Grid" w:semiHidden="0" w:uiPriority="0" w:unhideWhenUsed="0" w:qFormat="1"/>
-    <w:lsdException w:name="Table Theme" w:semiHidden="0" w:uiPriority="0" w:unhideWhenUsed="0"/>
-    <w:lsdException w:name="Light Shading" w:semiHidden="0" w:uiPriority="60" w:unhideWhenUsed="0"/>
-    <w:lsdException w:name="Light List" w:semiHidden="0" w:uiPriority="61" w:unhideWhenUsed="0"/>
-    <w:lsdException w:name="Light Grid" w:semiHidden="0" w:uiPriority="62" w:unhideWhenUsed="0"/>
-    <w:lsdException w:name="Medium Shading 1" w:semiHidden="0" w:uiPriority="63" w:unhideWhenUsed="0"/>
-    <w:lsdException w:name="Medium Shading 2" w:semiHidden="0" w:uiPriority="64" w:unhideWhenUsed="0"/>
-    <w:lsdException w:name="Medium List 1" w:semiHidden="0" w:uiPriority="65" w:unhideWhenUsed="0"/>
-    <w:lsdException w:name="Medium List 2" w:semiHidden="0" w:uiPriority="66" w:unhideWhenUsed="0"/>
-    <w:lsdException w:name="Medium Grid 1" w:semiHidden="0" w:uiPriority="67" w:unhideWhenUsed="0"/>
-    <w:lsdException w:name="Medium Grid 2" w:semiHidden="0" w:uiPriority="68" w:unhideWhenUsed="0"/>
-    <w:lsdException w:name="Medium Grid 3" w:semiHidden="0" w:uiPriority="69" w:unhideWhenUsed="0"/>
-    <w:lsdException w:name="Dark List" w:semiHidden="0" w:uiPriority="70" w:unhideWhenUsed="0"/>
-    <w:lsdException w:name="Colorful Shading" w:semiHidden="0" w:uiPriority="71" w:unhideWhenUsed="0"/>
-    <w:lsdException w:name="Colorful List" w:semiHidden="0" w:uiPriority="72" w:unhideWhenUsed="0"/>
-    <w:lsdException w:name="Colorful Grid" w:semiHidden="0" w:uiPriority="73" w:unhideWhenUsed="0"/>
-    <w:lsdException w:name="Light Shading Accent 1" w:semiHidden="0" w:uiPriority="60" w:unhideWhenUsed="0"/>
-    <w:lsdException w:name="Light List Accent 1" w:semiHidden="0" w:uiPriority="61" w:unhideWhenUsed="0"/>
-    <w:lsdException w:name="Light Grid Accent 1" w:semiHidden="0" w:uiPriority="62" w:unhideWhenUsed="0"/>
-    <w:lsdException w:name="Medium Shading 1 Accent 1" w:semiHidden="0" w:uiPriority="63" w:unhideWhenUsed="0"/>
-    <w:lsdException w:name="Medium Shading 2 Accent 1" w:semiHidden="0" w:uiPriority="64" w:unhideWhenUsed="0"/>
-    <w:lsdException w:name="Medium List 1 Accent 1" w:semiHidden="0" w:uiPriority="65" w:unhideWhenUsed="0"/>
-    <w:lsdException w:name="Medium List 2 Accent 1" w:semiHidden="0" w:uiPriority="66" w:unhideWhenUsed="0"/>
-    <w:lsdException w:name="Medium Grid 1 Accent 1" w:semiHidden="0" w:uiPriority="67" w:unhideWhenUsed="0"/>
-    <w:lsdException w:name="Medium Grid 2 Accent 1" w:semiHidden="0" w:uiPriority="68" w:unhideWhenUsed="0"/>
-    <w:lsdException w:name="Medium Grid 3 Accent 1" w:semiHidden="0" w:uiPriority="69" w:unhideWhenUsed="0"/>
-    <w:lsdException w:name="Dark List Accent 1" w:semiHidden="0" w:uiPriority="70" w:unhideWhenUsed="0"/>
-    <w:lsdException w:name="Colorful Shading Accent 1" w:semiHidden="0" w:uiPriority="71" w:unhideWhenUsed="0"/>
-    <w:lsdException w:name="Colorful List Accent 1" w:semiHidden="0" w:uiPriority="72" w:unhideWhenUsed="0"/>
-    <w:lsdException w:name="Colorful Grid Accent 1" w:semiHidden="0" w:uiPriority="73" w:unhideWhenUsed="0"/>
-    <w:lsdException w:name="Light Shading Accent 2" w:semiHidden="0" w:uiPriority="60" w:unhideWhenUsed="0"/>
-    <w:lsdException w:name="Light List Accent 2" w:semiHidden="0" w:uiPriority="61" w:unhideWhenUsed="0"/>
-    <w:lsdException w:name="Light Grid Accent 2" w:semiHidden="0" w:uiPriority="62" w:unhideWhenUsed="0"/>
-    <w:lsdException w:name="Medium Shading 1 Accent 2" w:semiHidden="0" w:uiPriority="63" w:unhideWhenUsed="0"/>
-    <w:lsdException w:name="Medium Shading 2 Accent 2" w:semiHidden="0" w:uiPriority="64" w:unhideWhenUsed="0"/>
-    <w:lsdException w:name="Medium List 1 Accent 2" w:semiHidden="0" w:uiPriority="65" w:unhideWhenUsed="0"/>
-    <w:lsdException w:name="Medium List 2 Accent 2" w:semiHidden="0" w:uiPriority="66" w:unhideWhenUsed="0"/>
-    <w:lsdException w:name="Medium Grid 1 Accent 2" w:semiHidden="0" w:uiPriority="67" w:unhideWhenUsed="0"/>
-    <w:lsdException w:name="Medium Grid 2 Accent 2" w:semiHidden="0" w:uiPriority="68" w:unhideWhenUsed="0"/>
-    <w:lsdException w:name="Medium Grid 3 Accent 2" w:semiHidden="0" w:uiPriority="69" w:unhideWhenUsed="0"/>
-    <w:lsdException w:name="Dark List Accent 2" w:semiHidden="0" w:uiPriority="70" w:unhideWhenUsed="0"/>
-    <w:lsdException w:name="Colorful Shading Accent 2" w:semiHidden="0" w:uiPriority="71" w:unhideWhenUsed="0"/>
-    <w:lsdException w:name="Colorful List Accent 2" w:semiHidden="0" w:uiPriority="72" w:unhideWhenUsed="0"/>
-    <w:lsdException w:name="Colorful Grid Accent 2" w:semiHidden="0" w:uiPriority="73" w:unhideWhenUsed="0"/>
-    <w:lsdException w:name="Light Shading Accent 3" w:semiHidden="0" w:uiPriority="60" w:unhideWhenUsed="0"/>
-    <w:lsdException w:name="Light List Accent 3" w:semiHidden="0" w:uiPriority="61" w:unhideWhenUsed="0"/>
-    <w:lsdException w:name="Light Grid Accent 3" w:semiHidden="0" w:uiPriority="62" w:unhideWhenUsed="0"/>
-    <w:lsdException w:name="Medium Shading 1 Accent 3" w:semiHidden="0" w:uiPriority="63" w:unhideWhenUsed="0"/>
-    <w:lsdException w:name="Medium Shading 2 Accent 3" w:semiHidden="0" w:uiPriority="64" w:unhideWhenUsed="0"/>
-    <w:lsdException w:name="Medium List 1 Accent 3" w:semiHidden="0" w:uiPriority="65" w:unhideWhenUsed="0"/>
-    <w:lsdException w:name="Medium List 2 Accent 3" w:semiHidden="0" w:uiPriority="66" w:unhideWhenUsed="0"/>
-    <w:lsdException w:name="Medium Grid 1 Accent 3" w:semiHidden="0" w:uiPriority="67" w:unhideWhenUsed="0"/>
-    <w:lsdException w:name="Medium Grid 2 Accent 3" w:semiHidden="0" w:uiPriority="68" w:unhideWhenUsed="0"/>
-    <w:lsdException w:name="Medium Grid 3 Accent 3" w:semiHidden="0" w:uiPriority="69" w:unhideWhenUsed="0"/>
-    <w:lsdException w:name="Dark List Accent 3" w:semiHidden="0" w:uiPriority="70" w:unhideWhenUsed="0"/>
-    <w:lsdException w:name="Colorful Shading Accent 3" w:semiHidden="0" w:uiPriority="71" w:unhideWhenUsed="0"/>
-    <w:lsdException w:name="Colorful List Accent 3" w:semiHidden="0" w:uiPriority="72" w:unhideWhenUsed="0"/>
-    <w:lsdException w:name="Colorful Grid Accent 3" w:semiHidden="0" w:uiPriority="73" w:unhideWhenUsed="0"/>
-    <w:lsdException w:name="Light Shading Accent 4" w:semiHidden="0" w:uiPriority="60" w:unhideWhenUsed="0"/>
-    <w:lsdException w:name="Light List Accent 4" w:semiHidden="0" w:uiPriority="61" w:unhideWhenUsed="0"/>
-    <w:lsdException w:name="Light Grid Accent 4" w:semiHidden="0" w:uiPriority="62" w:unhideWhenUsed="0"/>
-    <w:lsdException w:name="Medium Shading 1 Accent 4" w:semiHidden="0" w:uiPriority="63" w:unhideWhenUsed="0"/>
-    <w:lsdException w:name="Medium Shading 2 Accent 4" w:semiHidden="0" w:uiPriority="64" w:unhideWhenUsed="0"/>
-    <w:lsdException w:name="Medium List 1 Accent 4" w:semiHidden="0" w:uiPriority="65" w:unhideWhenUsed="0"/>
-    <w:lsdException w:name="Medium List 2 Accent 4" w:semiHidden="0" w:uiPriority="66" w:unhideWhenUsed="0"/>
-    <w:lsdException w:name="Medium Grid 1 Accent 4" w:semiHidden="0" w:uiPriority="67" w:unhideWhenUsed="0"/>
-    <w:lsdException w:name="Medium Grid 2 Accent 4" w:semiHidden="0" w:uiPriority="68" w:unhideWhenUsed="0"/>
-    <w:lsdException w:name="Medium Grid 3 Accent 4" w:semiHidden="0" w:uiPriority="69" w:unhideWhenUsed="0"/>
-    <w:lsdException w:name="Dark List Accent 4" w:semiHidden="0" w:uiPriority="70" w:unhideWhenUsed="0"/>
-    <w:lsdException w:name="Colorful Shading Accent 4" w:semiHidden="0" w:uiPriority="71" w:unhideWhenUsed="0"/>
-    <w:lsdException w:name="Colorful List Accent 4" w:semiHidden="0" w:uiPriority="72" w:unhideWhenUsed="0"/>
-    <w:lsdException w:name="Colorful Grid Accent 4" w:semiHidden="0" w:uiPriority="73" w:unhideWhenUsed="0"/>
-    <w:lsdException w:name="Light Shading Accent 5" w:semiHidden="0" w:uiPriority="60" w:unhideWhenUsed="0"/>
-    <w:lsdException w:name="Light List Accent 5" w:semiHidden="0" w:uiPriority="61" w:unhideWhenUsed="0"/>
-    <w:lsdException w:name="Light Grid Accent 5" w:semiHidden="0" w:uiPriority="62" w:unhideWhenUsed="0"/>
-    <w:lsdException w:name="Medium Shading 1 Accent 5" w:semiHidden="0" w:uiPriority="63" w:unhideWhenUsed="0"/>
-    <w:lsdException w:name="Medium Shading 2 Accent 5" w:semiHidden="0" w:uiPriority="64" w:unhideWhenUsed="0"/>
-    <w:lsdException w:name="Medium List 1 Accent 5" w:semiHidden="0" w:uiPriority="65" w:unhideWhenUsed="0"/>
-    <w:lsdException w:name="Medium List 2 Accent 5" w:semiHidden="0" w:uiPriority="66" w:unhideWhenUsed="0"/>
-    <w:lsdException w:name="Medium Grid 1 Accent 5" w:semiHidden="0" w:uiPriority="67" w:unhideWhenUsed="0"/>
-    <w:lsdException w:name="Medium Grid 2 Accent 5" w:semiHidden="0" w:uiPriority="68" w:unhideWhenUsed="0"/>
-    <w:lsdException w:name="Medium Grid 3 Accent 5" w:semiHidden="0" w:uiPriority="69" w:unhideWhenUsed="0"/>
-    <w:lsdException w:name="Dark List Accent 5" w:semiHidden="0" w:uiPriority="70" w:unhideWhenUsed="0"/>
-    <w:lsdException w:name="Colorful Shading Accent 5" w:semiHidden="0" w:uiPriority="71" w:unhideWhenUsed="0"/>
-    <w:lsdException w:name="Colorful List Accent 5" w:semiHidden="0" w:uiPriority="72" w:unhideWhenUsed="0"/>
-    <w:lsdException w:name="Colorful Grid Accent 5" w:semiHidden="0" w:uiPriority="73" w:unhideWhenUsed="0"/>
-    <w:lsdException w:name="Light Shading Accent 6" w:semiHidden="0" w:uiPriority="60" w:unhideWhenUsed="0"/>
-    <w:lsdException w:name="Light List Accent 6" w:semiHidden="0" w:uiPriority="61" w:unhideWhenUsed="0"/>
-    <w:lsdException w:name="Light Grid Accent 6" w:semiHidden="0" w:uiPriority="62" w:unhideWhenUsed="0"/>
-    <w:lsdException w:name="Medium Shading 1 Accent 6" w:semiHidden="0" w:uiPriority="63" w:unhideWhenUsed="0"/>
-    <w:lsdException w:name="Medium Shading 2 Accent 6" w:semiHidden="0" w:uiPriority="64" w:unhideWhenUsed="0"/>
-    <w:lsdException w:name="Medium List 1 Accent 6" w:semiHidden="0" w:uiPriority="65" w:unhideWhenUsed="0"/>
-    <w:lsdException w:name="Medium List 2 Accent 6" w:semiHidden="0" w:uiPriority="66" w:unhideWhenUsed="0"/>
-    <w:lsdException w:name="Medium Grid 1 Accent 6" w:semiHidden="0" w:uiPriority="67" w:unhideWhenUsed="0"/>
-    <w:lsdException w:name="Medium Grid 2 Accent 6" w:semiHidden="0" w:uiPriority="68" w:unhideWhenUsed="0"/>
-    <w:lsdException w:name="Medium Grid 3 Accent 6" w:semiHidden="0" w:uiPriority="69" w:unhideWhenUsed="0"/>
-    <w:lsdException w:name="Dark List Accent 6" w:semiHidden="0" w:uiPriority="70" w:unhideWhenUsed="0"/>
-    <w:lsdException w:name="Colorful Shading Accent 6" w:semiHidden="0" w:uiPriority="71" w:unhideWhenUsed="0"/>
-    <w:lsdException w:name="Colorful List Accent 6" w:semiHidden="0" w:uiPriority="72" w:unhideWhenUsed="0"/>
-    <w:lsdException w:name="Colorful Grid Accent 6" w:semiHidden="0" w:uiPriority="73" w:unhideWhenUsed="0"/>
+  <w:latentStyles w:count="260" w:defQFormat="0" w:defUnhideWhenUsed="1" w:defSemiHidden="1" w:defUIPriority="99" w:defLockedState="0">
+    <w:lsdException w:qFormat="1" w:unhideWhenUsed="0" w:uiPriority="0" w:semiHidden="0" w:name="Normal"/>
+    <w:lsdException w:qFormat="1" w:unhideWhenUsed="0" w:uiPriority="0" w:semiHidden="0" w:name="heading 1"/>
+    <w:lsdException w:qFormat="1" w:uiPriority="0" w:semiHidden="0" w:name="heading 2"/>
+    <w:lsdException w:qFormat="1" w:uiPriority="0" w:name="heading 3"/>
+    <w:lsdException w:qFormat="1" w:uiPriority="0" w:semiHidden="0" w:name="heading 4"/>
+    <w:lsdException w:qFormat="1" w:uiPriority="0" w:name="heading 5"/>
+    <w:lsdException w:qFormat="1" w:uiPriority="0" w:name="heading 6"/>
+    <w:lsdException w:qFormat="1" w:uiPriority="0" w:name="heading 7"/>
+    <w:lsdException w:qFormat="1" w:uiPriority="0" w:name="heading 8"/>
+    <w:lsdException w:qFormat="1" w:uiPriority="0" w:name="heading 9"/>
+    <w:lsdException w:unhideWhenUsed="0" w:uiPriority="0" w:semiHidden="0" w:name="index 1"/>
+    <w:lsdException w:unhideWhenUsed="0" w:uiPriority="0" w:semiHidden="0" w:name="index 2"/>
+    <w:lsdException w:unhideWhenUsed="0" w:uiPriority="0" w:semiHidden="0" w:name="index 3"/>
+    <w:lsdException w:unhideWhenUsed="0" w:uiPriority="0" w:semiHidden="0" w:name="index 4"/>
+    <w:lsdException w:unhideWhenUsed="0" w:uiPriority="0" w:semiHidden="0" w:name="index 5"/>
+    <w:lsdException w:unhideWhenUsed="0" w:uiPriority="0" w:semiHidden="0" w:name="index 6"/>
+    <w:lsdException w:unhideWhenUsed="0" w:uiPriority="0" w:semiHidden="0" w:name="index 7"/>
+    <w:lsdException w:unhideWhenUsed="0" w:uiPriority="0" w:semiHidden="0" w:name="index 8"/>
+    <w:lsdException w:unhideWhenUsed="0" w:uiPriority="0" w:semiHidden="0" w:name="index 9"/>
+    <w:lsdException w:qFormat="1" w:unhideWhenUsed="0" w:uiPriority="0" w:semiHidden="0" w:name="toc 1"/>
+    <w:lsdException w:qFormat="1" w:unhideWhenUsed="0" w:uiPriority="0" w:semiHidden="0" w:name="toc 2"/>
+    <w:lsdException w:qFormat="1" w:unhideWhenUsed="0" w:uiPriority="0" w:semiHidden="0" w:name="toc 3"/>
+    <w:lsdException w:unhideWhenUsed="0" w:uiPriority="0" w:semiHidden="0" w:name="toc 4"/>
+    <w:lsdException w:unhideWhenUsed="0" w:uiPriority="0" w:semiHidden="0" w:name="toc 5"/>
+    <w:lsdException w:unhideWhenUsed="0" w:uiPriority="0" w:semiHidden="0" w:name="toc 6"/>
+    <w:lsdException w:unhideWhenUsed="0" w:uiPriority="0" w:semiHidden="0" w:name="toc 7"/>
+    <w:lsdException w:unhideWhenUsed="0" w:uiPriority="0" w:semiHidden="0" w:name="toc 8"/>
+    <w:lsdException w:unhideWhenUsed="0" w:uiPriority="0" w:semiHidden="0" w:name="toc 9"/>
+    <w:lsdException w:unhideWhenUsed="0" w:uiPriority="0" w:semiHidden="0" w:name="Normal Indent"/>
+    <w:lsdException w:unhideWhenUsed="0" w:uiPriority="0" w:semiHidden="0" w:name="footnote text"/>
+    <w:lsdException w:qFormat="1" w:unhideWhenUsed="0" w:uiPriority="0" w:semiHidden="0" w:name="annotation text"/>
+    <w:lsdException w:qFormat="1" w:unhideWhenUsed="0" w:uiPriority="0" w:semiHidden="0" w:name="header"/>
+    <w:lsdException w:qFormat="1" w:unhideWhenUsed="0" w:uiPriority="0" w:semiHidden="0" w:name="footer"/>
+    <w:lsdException w:unhideWhenUsed="0" w:uiPriority="0" w:semiHidden="0" w:name="index heading"/>
+    <w:lsdException w:qFormat="1" w:uiPriority="0" w:name="caption"/>
+    <w:lsdException w:unhideWhenUsed="0" w:uiPriority="0" w:semiHidden="0" w:name="table of figures"/>
+    <w:lsdException w:unhideWhenUsed="0" w:uiPriority="0" w:semiHidden="0" w:name="envelope address"/>
+    <w:lsdException w:unhideWhenUsed="0" w:uiPriority="0" w:semiHidden="0" w:name="envelope return"/>
+    <w:lsdException w:unhideWhenUsed="0" w:uiPriority="0" w:semiHidden="0" w:name="footnote reference"/>
+    <w:lsdException w:unhideWhenUsed="0" w:uiPriority="0" w:semiHidden="0" w:name="annotation reference"/>
+    <w:lsdException w:unhideWhenUsed="0" w:uiPriority="0" w:semiHidden="0" w:name="line number"/>
+    <w:lsdException w:unhideWhenUsed="0" w:uiPriority="0" w:semiHidden="0" w:name="page number"/>
+    <w:lsdException w:unhideWhenUsed="0" w:uiPriority="0" w:semiHidden="0" w:name="endnote reference"/>
+    <w:lsdException w:unhideWhenUsed="0" w:uiPriority="0" w:semiHidden="0" w:name="endnote text"/>
+    <w:lsdException w:unhideWhenUsed="0" w:uiPriority="0" w:semiHidden="0" w:name="table of authorities"/>
+    <w:lsdException w:unhideWhenUsed="0" w:uiPriority="0" w:semiHidden="0" w:name="macro"/>
+    <w:lsdException w:unhideWhenUsed="0" w:uiPriority="0" w:semiHidden="0" w:name="toa heading"/>
+    <w:lsdException w:unhideWhenUsed="0" w:uiPriority="0" w:semiHidden="0" w:name="List"/>
+    <w:lsdException w:unhideWhenUsed="0" w:uiPriority="0" w:semiHidden="0" w:name="List Bullet"/>
+    <w:lsdException w:unhideWhenUsed="0" w:uiPriority="0" w:semiHidden="0" w:name="List Number"/>
+    <w:lsdException w:unhideWhenUsed="0" w:uiPriority="0" w:semiHidden="0" w:name="List 2"/>
+    <w:lsdException w:unhideWhenUsed="0" w:uiPriority="0" w:semiHidden="0" w:name="List 3"/>
+    <w:lsdException w:unhideWhenUsed="0" w:uiPriority="0" w:semiHidden="0" w:name="List 4"/>
+    <w:lsdException w:unhideWhenUsed="0" w:uiPriority="0" w:semiHidden="0" w:name="List 5"/>
+    <w:lsdException w:unhideWhenUsed="0" w:uiPriority="0" w:semiHidden="0" w:name="List Bullet 2"/>
+    <w:lsdException w:unhideWhenUsed="0" w:uiPriority="0" w:semiHidden="0" w:name="List Bullet 3"/>
+    <w:lsdException w:unhideWhenUsed="0" w:uiPriority="0" w:semiHidden="0" w:name="List Bullet 4"/>
+    <w:lsdException w:unhideWhenUsed="0" w:uiPriority="0" w:semiHidden="0" w:name="List Bullet 5"/>
+    <w:lsdException w:unhideWhenUsed="0" w:uiPriority="0" w:semiHidden="0" w:name="List Number 2"/>
+    <w:lsdException w:unhideWhenUsed="0" w:uiPriority="0" w:semiHidden="0" w:name="List Number 3"/>
+    <w:lsdException w:unhideWhenUsed="0" w:uiPriority="0" w:semiHidden="0" w:name="List Number 4"/>
+    <w:lsdException w:unhideWhenUsed="0" w:uiPriority="0" w:semiHidden="0" w:name="List Number 5"/>
+    <w:lsdException w:qFormat="1" w:unhideWhenUsed="0" w:uiPriority="0" w:semiHidden="0" w:name="Title"/>
+    <w:lsdException w:unhideWhenUsed="0" w:uiPriority="0" w:semiHidden="0" w:name="Closing"/>
+    <w:lsdException w:unhideWhenUsed="0" w:uiPriority="0" w:semiHidden="0" w:name="Signature"/>
+    <w:lsdException w:qFormat="1" w:unhideWhenUsed="0" w:uiPriority="0" w:name="Default Paragraph Font"/>
+    <w:lsdException w:qFormat="1" w:unhideWhenUsed="0" w:uiPriority="0" w:name="Body Text"/>
+    <w:lsdException w:unhideWhenUsed="0" w:uiPriority="0" w:semiHidden="0" w:name="Body Text Indent"/>
+    <w:lsdException w:unhideWhenUsed="0" w:uiPriority="0" w:semiHidden="0" w:name="List Continue"/>
+    <w:lsdException w:unhideWhenUsed="0" w:uiPriority="0" w:semiHidden="0" w:name="List Continue 2"/>
+    <w:lsdException w:unhideWhenUsed="0" w:uiPriority="0" w:semiHidden="0" w:name="List Continue 3"/>
+    <w:lsdException w:unhideWhenUsed="0" w:uiPriority="0" w:semiHidden="0" w:name="List Continue 4"/>
+    <w:lsdException w:unhideWhenUsed="0" w:uiPriority="0" w:semiHidden="0" w:name="List Continue 5"/>
+    <w:lsdException w:unhideWhenUsed="0" w:uiPriority="0" w:semiHidden="0" w:name="Message Header"/>
+    <w:lsdException w:qFormat="1" w:unhideWhenUsed="0" w:uiPriority="0" w:semiHidden="0" w:name="Subtitle"/>
+    <w:lsdException w:unhideWhenUsed="0" w:uiPriority="0" w:semiHidden="0" w:name="Salutation"/>
+    <w:lsdException w:unhideWhenUsed="0" w:uiPriority="0" w:semiHidden="0" w:name="Date"/>
+    <w:lsdException w:unhideWhenUsed="0" w:uiPriority="0" w:semiHidden="0" w:name="Body Text First Indent"/>
+    <w:lsdException w:unhideWhenUsed="0" w:uiPriority="0" w:semiHidden="0" w:name="Body Text First Indent 2"/>
+    <w:lsdException w:uiPriority="99" w:name="Note Heading"/>
+    <w:lsdException w:unhideWhenUsed="0" w:uiPriority="0" w:semiHidden="0" w:name="Body Text 2"/>
+    <w:lsdException w:unhideWhenUsed="0" w:uiPriority="0" w:semiHidden="0" w:name="Body Text 3"/>
+    <w:lsdException w:unhideWhenUsed="0" w:uiPriority="0" w:semiHidden="0" w:name="Body Text Indent 2"/>
+    <w:lsdException w:unhideWhenUsed="0" w:uiPriority="0" w:semiHidden="0" w:name="Body Text Indent 3"/>
+    <w:lsdException w:unhideWhenUsed="0" w:uiPriority="0" w:semiHidden="0" w:name="Block Text"/>
+    <w:lsdException w:unhideWhenUsed="0" w:uiPriority="0" w:semiHidden="0" w:name="Hyperlink"/>
+    <w:lsdException w:unhideWhenUsed="0" w:uiPriority="0" w:semiHidden="0" w:name="FollowedHyperlink"/>
+    <w:lsdException w:qFormat="1" w:unhideWhenUsed="0" w:uiPriority="0" w:semiHidden="0" w:name="Strong"/>
+    <w:lsdException w:qFormat="1" w:unhideWhenUsed="0" w:uiPriority="0" w:semiHidden="0" w:name="Emphasis"/>
+    <w:lsdException w:unhideWhenUsed="0" w:uiPriority="0" w:semiHidden="0" w:name="Document Map"/>
+    <w:lsdException w:unhideWhenUsed="0" w:uiPriority="0" w:semiHidden="0" w:name="Plain Text"/>
+    <w:lsdException w:unhideWhenUsed="0" w:uiPriority="0" w:semiHidden="0" w:name="E-mail Signature"/>
+    <w:lsdException w:qFormat="1" w:unhideWhenUsed="0" w:uiPriority="0" w:semiHidden="0" w:name="Normal (Web)"/>
+    <w:lsdException w:unhideWhenUsed="0" w:uiPriority="0" w:semiHidden="0" w:name="HTML Acronym"/>
+    <w:lsdException w:unhideWhenUsed="0" w:uiPriority="0" w:semiHidden="0" w:name="HTML Address"/>
+    <w:lsdException w:unhideWhenUsed="0" w:uiPriority="0" w:semiHidden="0" w:name="HTML Cite"/>
+    <w:lsdException w:unhideWhenUsed="0" w:uiPriority="0" w:semiHidden="0" w:name="HTML Code"/>
+    <w:lsdException w:unhideWhenUsed="0" w:uiPriority="0" w:semiHidden="0" w:name="HTML Definition"/>
+    <w:lsdException w:unhideWhenUsed="0" w:uiPriority="0" w:semiHidden="0" w:name="HTML Keyboard"/>
+    <w:lsdException w:unhideWhenUsed="0" w:uiPriority="0" w:semiHidden="0" w:name="HTML Preformatted"/>
+    <w:lsdException w:unhideWhenUsed="0" w:uiPriority="0" w:semiHidden="0" w:name="HTML Sample"/>
+    <w:lsdException w:unhideWhenUsed="0" w:uiPriority="0" w:semiHidden="0" w:name="HTML Typewriter"/>
+    <w:lsdException w:unhideWhenUsed="0" w:uiPriority="0" w:semiHidden="0" w:name="HTML Variable"/>
+    <w:lsdException w:qFormat="1" w:unhideWhenUsed="0" w:uiPriority="0" w:name="Normal Table"/>
+    <w:lsdException w:unhideWhenUsed="0" w:uiPriority="0" w:semiHidden="0" w:name="annotation subject"/>
+    <w:lsdException w:unhideWhenUsed="0" w:uiPriority="0" w:semiHidden="0" w:name="Table Simple 1"/>
+    <w:lsdException w:unhideWhenUsed="0" w:uiPriority="0" w:semiHidden="0" w:name="Table Simple 2"/>
+    <w:lsdException w:unhideWhenUsed="0" w:uiPriority="0" w:semiHidden="0" w:name="Table Simple 3"/>
+    <w:lsdException w:unhideWhenUsed="0" w:uiPriority="0" w:semiHidden="0" w:name="Table Classic 1"/>
+    <w:lsdException w:unhideWhenUsed="0" w:uiPriority="0" w:semiHidden="0" w:name="Table Classic 2"/>
+    <w:lsdException w:unhideWhenUsed="0" w:uiPriority="0" w:semiHidden="0" w:name="Table Classic 3"/>
+    <w:lsdException w:unhideWhenUsed="0" w:uiPriority="0" w:semiHidden="0" w:name="Table Classic 4"/>
+    <w:lsdException w:unhideWhenUsed="0" w:uiPriority="0" w:semiHidden="0" w:name="Table Colorful 1"/>
+    <w:lsdException w:unhideWhenUsed="0" w:uiPriority="0" w:semiHidden="0" w:name="Table Colorful 2"/>
+    <w:lsdException w:unhideWhenUsed="0" w:uiPriority="0" w:semiHidden="0" w:name="Table Colorful 3"/>
+    <w:lsdException w:unhideWhenUsed="0" w:uiPriority="0" w:semiHidden="0" w:name="Table Columns 1"/>
+    <w:lsdException w:unhideWhenUsed="0" w:uiPriority="0" w:semiHidden="0" w:name="Table Columns 2"/>
+    <w:lsdException w:unhideWhenUsed="0" w:uiPriority="0" w:semiHidden="0" w:name="Table Columns 3"/>
+    <w:lsdException w:unhideWhenUsed="0" w:uiPriority="0" w:semiHidden="0" w:name="Table Columns 4"/>
+    <w:lsdException w:unhideWhenUsed="0" w:uiPriority="0" w:semiHidden="0" w:name="Table Columns 5"/>
+    <w:lsdException w:unhideWhenUsed="0" w:uiPriority="0" w:semiHidden="0" w:name="Table Grid 1"/>
+    <w:lsdException w:unhideWhenUsed="0" w:uiPriority="0" w:semiHidden="0" w:name="Table Grid 2"/>
+    <w:lsdException w:unhideWhenUsed="0" w:uiPriority="0" w:semiHidden="0" w:name="Table Grid 3"/>
+    <w:lsdException w:unhideWhenUsed="0" w:uiPriority="0" w:semiHidden="0" w:name="Table Grid 4"/>
+    <w:lsdException w:unhideWhenUsed="0" w:uiPriority="0" w:semiHidden="0" w:name="Table Grid 5"/>
+    <w:lsdException w:unhideWhenUsed="0" w:uiPriority="0" w:semiHidden="0" w:name="Table Grid 6"/>
+    <w:lsdException w:unhideWhenUsed="0" w:uiPriority="0" w:semiHidden="0" w:name="Table Grid 7"/>
+    <w:lsdException w:unhideWhenUsed="0" w:uiPriority="0" w:semiHidden="0" w:name="Table Grid 8"/>
+    <w:lsdException w:unhideWhenUsed="0" w:uiPriority="0" w:semiHidden="0" w:name="Table List 1"/>
+    <w:lsdException w:unhideWhenUsed="0" w:uiPriority="0" w:semiHidden="0" w:name="Table List 2"/>
+    <w:lsdException w:unhideWhenUsed="0" w:uiPriority="0" w:semiHidden="0" w:name="Table List 3"/>
+    <w:lsdException w:unhideWhenUsed="0" w:uiPriority="0" w:semiHidden="0" w:name="Table List 4"/>
+    <w:lsdException w:unhideWhenUsed="0" w:uiPriority="0" w:semiHidden="0" w:name="Table List 5"/>
+    <w:lsdException w:unhideWhenUsed="0" w:uiPriority="0" w:semiHidden="0" w:name="Table List 6"/>
+    <w:lsdException w:unhideWhenUsed="0" w:uiPriority="0" w:semiHidden="0" w:name="Table List 7"/>
+    <w:lsdException w:unhideWhenUsed="0" w:uiPriority="0" w:semiHidden="0" w:name="Table List 8"/>
+    <w:lsdException w:unhideWhenUsed="0" w:uiPriority="0" w:semiHidden="0" w:name="Table 3D effects 1"/>
+    <w:lsdException w:unhideWhenUsed="0" w:uiPriority="0" w:semiHidden="0" w:name="Table 3D effects 2"/>
+    <w:lsdException w:unhideWhenUsed="0" w:uiPriority="0" w:semiHidden="0" w:name="Table 3D effects 3"/>
+    <w:lsdException w:unhideWhenUsed="0" w:uiPriority="0" w:semiHidden="0" w:name="Table Contemporary"/>
+    <w:lsdException w:unhideWhenUsed="0" w:uiPriority="0" w:semiHidden="0" w:name="Table Elegant"/>
+    <w:lsdException w:unhideWhenUsed="0" w:uiPriority="0" w:semiHidden="0" w:name="Table Professional"/>
+    <w:lsdException w:unhideWhenUsed="0" w:uiPriority="0" w:semiHidden="0" w:name="Table Subtle 1"/>
+    <w:lsdException w:unhideWhenUsed="0" w:uiPriority="0" w:semiHidden="0" w:name="Table Subtle 2"/>
+    <w:lsdException w:unhideWhenUsed="0" w:uiPriority="0" w:semiHidden="0" w:name="Table Web 1"/>
+    <w:lsdException w:unhideWhenUsed="0" w:uiPriority="0" w:semiHidden="0" w:name="Table Web 2"/>
+    <w:lsdException w:unhideWhenUsed="0" w:uiPriority="0" w:semiHidden="0" w:name="Table Web 3"/>
+    <w:lsdException w:unhideWhenUsed="0" w:uiPriority="0" w:semiHidden="0" w:name="Balloon Text"/>
+    <w:lsdException w:qFormat="1" w:unhideWhenUsed="0" w:uiPriority="0" w:semiHidden="0" w:name="Table Grid"/>
+    <w:lsdException w:unhideWhenUsed="0" w:uiPriority="0" w:semiHidden="0" w:name="Table Theme"/>
+    <w:lsdException w:unhideWhenUsed="0" w:uiPriority="60" w:semiHidden="0" w:name="Light Shading"/>
+    <w:lsdException w:unhideWhenUsed="0" w:uiPriority="61" w:semiHidden="0" w:name="Light List"/>
+    <w:lsdException w:unhideWhenUsed="0" w:uiPriority="62" w:semiHidden="0" w:name="Light Grid"/>
+    <w:lsdException w:unhideWhenUsed="0" w:uiPriority="63" w:semiHidden="0" w:name="Medium Shading 1"/>
+    <w:lsdException w:unhideWhenUsed="0" w:uiPriority="64" w:semiHidden="0" w:name="Medium Shading 2"/>
+    <w:lsdException w:unhideWhenUsed="0" w:uiPriority="65" w:semiHidden="0" w:name="Medium List 1"/>
+    <w:lsdException w:unhideWhenUsed="0" w:uiPriority="66" w:semiHidden="0" w:name="Medium List 2"/>
+    <w:lsdException w:unhideWhenUsed="0" w:uiPriority="67" w:semiHidden="0" w:name="Medium Grid 1"/>
+    <w:lsdException w:unhideWhenUsed="0" w:uiPriority="68" w:semiHidden="0" w:name="Medium Grid 2"/>
+    <w:lsdException w:unhideWhenUsed="0" w:uiPriority="69" w:semiHidden="0" w:name="Medium Grid 3"/>
+    <w:lsdException w:unhideWhenUsed="0" w:uiPriority="70" w:semiHidden="0" w:name="Dark List"/>
+    <w:lsdException w:unhideWhenUsed="0" w:uiPriority="71" w:semiHidden="0" w:name="Colorful Shading"/>
+    <w:lsdException w:unhideWhenUsed="0" w:uiPriority="72" w:semiHidden="0" w:name="Colorful List"/>
+    <w:lsdException w:unhideWhenUsed="0" w:uiPriority="73" w:semiHidden="0" w:name="Colorful Grid"/>
+    <w:lsdException w:unhideWhenUsed="0" w:uiPriority="60" w:semiHidden="0" w:name="Light Shading Accent 1"/>
+    <w:lsdException w:unhideWhenUsed="0" w:uiPriority="61" w:semiHidden="0" w:name="Light List Accent 1"/>
+    <w:lsdException w:unhideWhenUsed="0" w:uiPriority="62" w:semiHidden="0" w:name="Light Grid Accent 1"/>
+    <w:lsdException w:unhideWhenUsed="0" w:uiPriority="63" w:semiHidden="0" w:name="Medium Shading 1 Accent 1"/>
+    <w:lsdException w:unhideWhenUsed="0" w:uiPriority="64" w:semiHidden="0" w:name="Medium Shading 2 Accent 1"/>
+    <w:lsdException w:unhideWhenUsed="0" w:uiPriority="65" w:semiHidden="0" w:name="Medium List 1 Accent 1"/>
+    <w:lsdException w:unhideWhenUsed="0" w:uiPriority="66" w:semiHidden="0" w:name="Medium List 2 Accent 1"/>
+    <w:lsdException w:unhideWhenUsed="0" w:uiPriority="67" w:semiHidden="0" w:name="Medium Grid 1 Accent 1"/>
+    <w:lsdException w:unhideWhenUsed="0" w:uiPriority="68" w:semiHidden="0" w:name="Medium Grid 2 Accent 1"/>
+    <w:lsdException w:unhideWhenUsed="0" w:uiPriority="69" w:semiHidden="0" w:name="Medium Grid 3 Accent 1"/>
+    <w:lsdException w:unhideWhenUsed="0" w:uiPriority="70" w:semiHidden="0" w:name="Dark List Accent 1"/>
+    <w:lsdException w:unhideWhenUsed="0" w:uiPriority="71" w:semiHidden="0" w:name="Colorful Shading Accent 1"/>
+    <w:lsdException w:unhideWhenUsed="0" w:uiPriority="72" w:semiHidden="0" w:name="Colorful List Accent 1"/>
+    <w:lsdException w:unhideWhenUsed="0" w:uiPriority="73" w:semiHidden="0" w:name="Colorful Grid Accent 1"/>
+    <w:lsdException w:unhideWhenUsed="0" w:uiPriority="60" w:semiHidden="0" w:name="Light Shading Accent 2"/>
+    <w:lsdException w:unhideWhenUsed="0" w:uiPriority="61" w:semiHidden="0" w:name="Light List Accent 2"/>
+    <w:lsdException w:unhideWhenUsed="0" w:uiPriority="62" w:semiHidden="0" w:name="Light Grid Accent 2"/>
+    <w:lsdException w:unhideWhenUsed="0" w:uiPriority="63" w:semiHidden="0" w:name="Medium Shading 1 Accent 2"/>
+    <w:lsdException w:unhideWhenUsed="0" w:uiPriority="64" w:semiHidden="0" w:name="Medium Shading 2 Accent 2"/>
+    <w:lsdException w:unhideWhenUsed="0" w:uiPriority="65" w:semiHidden="0" w:name="Medium List 1 Accent 2"/>
+    <w:lsdException w:unhideWhenUsed="0" w:uiPriority="66" w:semiHidden="0" w:name="Medium List 2 Accent 2"/>
+    <w:lsdException w:unhideWhenUsed="0" w:uiPriority="67" w:semiHidden="0" w:name="Medium Grid 1 Accent 2"/>
+    <w:lsdException w:unhideWhenUsed="0" w:uiPriority="68" w:semiHidden="0" w:name="Medium Grid 2 Accent 2"/>
+    <w:lsdException w:unhideWhenUsed="0" w:uiPriority="69" w:semiHidden="0" w:name="Medium Grid 3 Accent 2"/>
+    <w:lsdException w:unhideWhenUsed="0" w:uiPriority="70" w:semiHidden="0" w:name="Dark List Accent 2"/>
+    <w:lsdException w:unhideWhenUsed="0" w:uiPriority="71" w:semiHidden="0" w:name="Colorful Shading Accent 2"/>
+    <w:lsdException w:unhideWhenUsed="0" w:uiPriority="72" w:semiHidden="0" w:name="Colorful List Accent 2"/>
+    <w:lsdException w:unhideWhenUsed="0" w:uiPriority="73" w:semiHidden="0" w:name="Colorful Grid Accent 2"/>
+    <w:lsdException w:unhideWhenUsed="0" w:uiPriority="60" w:semiHidden="0" w:name="Light Shading Accent 3"/>
+    <w:lsdException w:unhideWhenUsed="0" w:uiPriority="61" w:semiHidden="0" w:name="Light List Accent 3"/>
+    <w:lsdException w:unhideWhenUsed="0" w:uiPriority="62" w:semiHidden="0" w:name="Light Grid Accent 3"/>
+    <w:lsdException w:unhideWhenUsed="0" w:uiPriority="63" w:semiHidden="0" w:name="Medium Shading 1 Accent 3"/>
+    <w:lsdException w:unhideWhenUsed="0" w:uiPriority="64" w:semiHidden="0" w:name="Medium Shading 2 Accent 3"/>
+    <w:lsdException w:unhideWhenUsed="0" w:uiPriority="65" w:semiHidden="0" w:name="Medium List 1 Accent 3"/>
+    <w:lsdException w:unhideWhenUsed="0" w:uiPriority="66" w:semiHidden="0" w:name="Medium List 2 Accent 3"/>
+    <w:lsdException w:unhideWhenUsed="0" w:uiPriority="67" w:semiHidden="0" w:name="Medium Grid 1 Accent 3"/>
+    <w:lsdException w:unhideWhenUsed="0" w:uiPriority="68" w:semiHidden="0" w:name="Medium Grid 2 Accent 3"/>
+    <w:lsdException w:unhideWhenUsed="0" w:uiPriority="69" w:semiHidden="0" w:name="Medium Grid 3 Accent 3"/>
+    <w:lsdException w:unhideWhenUsed="0" w:uiPriority="70" w:semiHidden="0" w:name="Dark List Accent 3"/>
+    <w:lsdException w:unhideWhenUsed="0" w:uiPriority="71" w:semiHidden="0" w:name="Colorful Shading Accent 3"/>
+    <w:lsdException w:unhideWhenUsed="0" w:uiPriority="72" w:semiHidden="0" w:name="Colorful List Accent 3"/>
+    <w:lsdException w:unhideWhenUsed="0" w:uiPriority="73" w:semiHidden="0" w:name="Colorful Grid Accent 3"/>
+    <w:lsdException w:unhideWhenUsed="0" w:uiPriority="60" w:semiHidden="0" w:name="Light Shading Accent 4"/>
+    <w:lsdException w:unhideWhenUsed="0" w:uiPriority="61" w:semiHidden="0" w:name="Light List Accent 4"/>
+    <w:lsdException w:unhideWhenUsed="0" w:uiPriority="62" w:semiHidden="0" w:name="Light Grid Accent 4"/>
+    <w:lsdException w:unhideWhenUsed="0" w:uiPriority="63" w:semiHidden="0" w:name="Medium Shading 1 Accent 4"/>
+    <w:lsdException w:unhideWhenUsed="0" w:uiPriority="64" w:semiHidden="0" w:name="Medium Shading 2 Accent 4"/>
+    <w:lsdException w:unhideWhenUsed="0" w:uiPriority="65" w:semiHidden="0" w:name="Medium List 1 Accent 4"/>
+    <w:lsdException w:unhideWhenUsed="0" w:uiPriority="66" w:semiHidden="0" w:name="Medium List 2 Accent 4"/>
+    <w:lsdException w:unhideWhenUsed="0" w:uiPriority="67" w:semiHidden="0" w:name="Medium Grid 1 Accent 4"/>
+    <w:lsdException w:unhideWhenUsed="0" w:uiPriority="68" w:semiHidden="0" w:name="Medium Grid 2 Accent 4"/>
+    <w:lsdException w:unhideWhenUsed="0" w:uiPriority="69" w:semiHidden="0" w:name="Medium Grid 3 Accent 4"/>
+    <w:lsdException w:unhideWhenUsed="0" w:uiPriority="70" w:semiHidden="0" w:name="Dark List Accent 4"/>
+    <w:lsdException w:unhideWhenUsed="0" w:uiPriority="71" w:semiHidden="0" w:name="Colorful Shading Accent 4"/>
+    <w:lsdException w:unhideWhenUsed="0" w:uiPriority="72" w:semiHidden="0" w:name="Colorful List Accent 4"/>
+    <w:lsdException w:unhideWhenUsed="0" w:uiPriority="73" w:semiHidden="0" w:name="Colorful Grid Accent 4"/>
+    <w:lsdException w:unhideWhenUsed="0" w:uiPriority="60" w:semiHidden="0" w:name="Light Shading Accent 5"/>
+    <w:lsdException w:unhideWhenUsed="0" w:uiPriority="61" w:semiHidden="0" w:name="Light List Accent 5"/>
+    <w:lsdException w:unhideWhenUsed="0" w:uiPriority="62" w:semiHidden="0" w:name="Light Grid Accent 5"/>
+    <w:lsdException w:unhideWhenUsed="0" w:uiPriority="63" w:semiHidden="0" w:name="Medium Shading 1 Accent 5"/>
+    <w:lsdException w:unhideWhenUsed="0" w:uiPriority="64" w:semiHidden="0" w:name="Medium Shading 2 Accent 5"/>
+    <w:lsdException w:unhideWhenUsed="0" w:uiPriority="65" w:semiHidden="0" w:name="Medium List 1 Accent 5"/>
+    <w:lsdException w:unhideWhenUsed="0" w:uiPriority="66" w:semiHidden="0" w:name="Medium List 2 Accent 5"/>
+    <w:lsdException w:unhideWhenUsed="0" w:uiPriority="67" w:semiHidden="0" w:name="Medium Grid 1 Accent 5"/>
+    <w:lsdException w:unhideWhenUsed="0" w:uiPriority="68" w:semiHidden="0" w:name="Medium Grid 2 Accent 5"/>
+    <w:lsdException w:unhideWhenUsed="0" w:uiPriority="69" w:semiHidden="0" w:name="Medium Grid 3 Accent 5"/>
+    <w:lsdException w:unhideWhenUsed="0" w:uiPriority="70" w:semiHidden="0" w:name="Dark List Accent 5"/>
+    <w:lsdException w:unhideWhenUsed="0" w:uiPriority="71" w:semiHidden="0" w:name="Colorful Shading Accent 5"/>
+    <w:lsdException w:unhideWhenUsed="0" w:uiPriority="72" w:semiHidden="0" w:name="Colorful List Accent 5"/>
+    <w:lsdException w:unhideWhenUsed="0" w:uiPriority="73" w:semiHidden="0" w:name="Colorful Grid Accent 5"/>
+    <w:lsdException w:unhideWhenUsed="0" w:uiPriority="60" w:semiHidden="0" w:name="Light Shading Accent 6"/>
+    <w:lsdException w:unhideWhenUsed="0" w:uiPriority="61" w:semiHidden="0" w:name="Light List Accent 6"/>
+    <w:lsdException w:unhideWhenUsed="0" w:uiPriority="62" w:semiHidden="0" w:name="Light Grid Accent 6"/>
+    <w:lsdException w:unhideWhenUsed="0" w:uiPriority="63" w:semiHidden="0" w:name="Medium Shading 1 Accent 6"/>
+    <w:lsdException w:unhideWhenUsed="0" w:uiPriority="64" w:semiHidden="0" w:name="Medium Shading 2 Accent 6"/>
+    <w:lsdException w:unhideWhenUsed="0" w:uiPriority="65" w:semiHidden="0" w:name="Medium List 1 Accent 6"/>
+    <w:lsdException w:unhideWhenUsed="0" w:uiPriority="66" w:semiHidden="0" w:name="Medium List 2 Accent 6"/>
+    <w:lsdException w:unhideWhenUsed="0" w:uiPriority="67" w:semiHidden="0" w:name="Medium Grid 1 Accent 6"/>
+    <w:lsdException w:unhideWhenUsed="0" w:uiPriority="68" w:semiHidden="0" w:name="Medium Grid 2 Accent 6"/>
+    <w:lsdException w:unhideWhenUsed="0" w:uiPriority="69" w:semiHidden="0" w:name="Medium Grid 3 Accent 6"/>
+    <w:lsdException w:unhideWhenUsed="0" w:uiPriority="70" w:semiHidden="0" w:name="Dark List Accent 6"/>
+    <w:lsdException w:unhideWhenUsed="0" w:uiPriority="71" w:semiHidden="0" w:name="Colorful Shading Accent 6"/>
+    <w:lsdException w:unhideWhenUsed="0" w:uiPriority="72" w:semiHidden="0" w:name="Colorful List Accent 6"/>
+    <w:lsdException w:unhideWhenUsed="0" w:uiPriority="73" w:semiHidden="0" w:name="Colorful Grid Accent 6"/>
   </w:latentStyles>
-  <w:style w:type="paragraph" w:default="1" w:styleId="Normal">
+  <w:style w:type="paragraph" w:default="1" w:styleId="1">
     <w:name w:val="Normal"/>
     <w:qFormat/>
+    <w:uiPriority w:val="0"/>
     <w:pPr>
       <w:kinsoku w:val="0"/>
       <w:autoSpaceDE w:val="0"/>
@@ -3182,7 +3313,7 @@
       <w:textAlignment w:val="baseline"/>
     </w:pPr>
     <w:rPr>
-      <w:rFonts w:ascii="Arial" w:eastAsia="宋体" w:hAnsi="Arial" w:cs="Arial"/>
+      <w:rFonts w:ascii="Arial" w:hAnsi="Arial" w:eastAsia="宋体" w:cs="Arial"/>
       <w:snapToGrid w:val="0"/>
       <w:color w:val="000000"/>
       <w:kern w:val="0"/>
@@ -3191,11 +3322,12 @@
       <w:lang w:val="en-US" w:eastAsia="en-US" w:bidi="ar-SA"/>
     </w:rPr>
   </w:style>
-  <w:style w:type="paragraph" w:styleId="Heading1">
+  <w:style w:type="paragraph" w:styleId="2">
     <w:name w:val="heading 1"/>
-    <w:basedOn w:val="Normal"/>
-    <w:next w:val="Normal"/>
+    <w:basedOn w:val="1"/>
+    <w:next w:val="1"/>
     <w:qFormat/>
+    <w:uiPriority w:val="0"/>
     <w:pPr>
       <w:keepNext/>
       <w:keepLines/>
@@ -3213,12 +3345,13 @@
       <w:sz w:val="44"/>
     </w:rPr>
   </w:style>
-  <w:style w:type="paragraph" w:styleId="Heading2">
+  <w:style w:type="paragraph" w:styleId="3">
     <w:name w:val="heading 2"/>
-    <w:basedOn w:val="Normal"/>
-    <w:next w:val="Normal"/>
+    <w:basedOn w:val="1"/>
+    <w:next w:val="1"/>
     <w:unhideWhenUsed/>
     <w:qFormat/>
+    <w:uiPriority w:val="0"/>
     <w:pPr>
       <w:keepNext/>
       <w:keepLines/>
@@ -3231,18 +3364,19 @@
       <w:outlineLvl w:val="1"/>
     </w:pPr>
     <w:rPr>
-      <w:rFonts w:ascii="Arial" w:eastAsia="黑体" w:hAnsi="Arial"/>
+      <w:rFonts w:ascii="Arial" w:hAnsi="Arial" w:eastAsia="黑体"/>
       <w:b/>
       <w:sz w:val="32"/>
     </w:rPr>
   </w:style>
-  <w:style w:type="paragraph" w:styleId="Heading3">
+  <w:style w:type="paragraph" w:styleId="4">
     <w:name w:val="heading 3"/>
-    <w:basedOn w:val="Normal"/>
-    <w:next w:val="Normal"/>
+    <w:basedOn w:val="1"/>
+    <w:next w:val="1"/>
     <w:semiHidden/>
     <w:unhideWhenUsed/>
     <w:qFormat/>
+    <w:uiPriority w:val="0"/>
     <w:pPr>
       <w:keepNext/>
       <w:keepLines/>
@@ -3259,12 +3393,13 @@
       <w:sz w:val="32"/>
     </w:rPr>
   </w:style>
-  <w:style w:type="paragraph" w:styleId="Heading4">
+  <w:style w:type="paragraph" w:styleId="5">
     <w:name w:val="heading 4"/>
-    <w:basedOn w:val="Normal"/>
-    <w:next w:val="Normal"/>
+    <w:basedOn w:val="1"/>
+    <w:next w:val="1"/>
     <w:unhideWhenUsed/>
     <w:qFormat/>
+    <w:uiPriority w:val="0"/>
     <w:pPr>
       <w:keepNext/>
       <w:keepLines/>
@@ -3277,18 +3412,19 @@
       <w:outlineLvl w:val="3"/>
     </w:pPr>
     <w:rPr>
-      <w:rFonts w:ascii="Arial" w:eastAsia="黑体" w:hAnsi="Arial"/>
+      <w:rFonts w:ascii="Arial" w:hAnsi="Arial" w:eastAsia="黑体"/>
       <w:b/>
       <w:sz w:val="28"/>
     </w:rPr>
   </w:style>
-  <w:style w:type="paragraph" w:styleId="Heading5">
+  <w:style w:type="paragraph" w:styleId="6">
     <w:name w:val="heading 5"/>
-    <w:basedOn w:val="Normal"/>
-    <w:next w:val="Normal"/>
+    <w:basedOn w:val="1"/>
+    <w:next w:val="1"/>
     <w:semiHidden/>
     <w:unhideWhenUsed/>
     <w:qFormat/>
+    <w:uiPriority w:val="0"/>
     <w:pPr>
       <w:keepNext/>
       <w:keepLines/>
@@ -3305,13 +3441,14 @@
       <w:sz w:val="28"/>
     </w:rPr>
   </w:style>
-  <w:style w:type="paragraph" w:styleId="Heading6">
+  <w:style w:type="paragraph" w:styleId="7">
     <w:name w:val="heading 6"/>
-    <w:basedOn w:val="Normal"/>
-    <w:next w:val="Normal"/>
+    <w:basedOn w:val="1"/>
+    <w:next w:val="1"/>
     <w:semiHidden/>
     <w:unhideWhenUsed/>
     <w:qFormat/>
+    <w:uiPriority w:val="0"/>
     <w:pPr>
       <w:keepNext/>
       <w:keepLines/>
@@ -3324,18 +3461,19 @@
       <w:outlineLvl w:val="5"/>
     </w:pPr>
     <w:rPr>
-      <w:rFonts w:ascii="Arial" w:eastAsia="黑体" w:hAnsi="Arial"/>
+      <w:rFonts w:ascii="Arial" w:hAnsi="Arial" w:eastAsia="黑体"/>
       <w:b/>
       <w:sz w:val="24"/>
     </w:rPr>
   </w:style>
-  <w:style w:type="paragraph" w:styleId="Heading7">
+  <w:style w:type="paragraph" w:styleId="8">
     <w:name w:val="heading 7"/>
-    <w:basedOn w:val="Normal"/>
-    <w:next w:val="Normal"/>
+    <w:basedOn w:val="1"/>
+    <w:next w:val="1"/>
     <w:semiHidden/>
     <w:unhideWhenUsed/>
     <w:qFormat/>
+    <w:uiPriority w:val="0"/>
     <w:pPr>
       <w:keepNext/>
       <w:keepLines/>
@@ -3352,13 +3490,14 @@
       <w:sz w:val="24"/>
     </w:rPr>
   </w:style>
-  <w:style w:type="paragraph" w:styleId="Heading8">
+  <w:style w:type="paragraph" w:styleId="9">
     <w:name w:val="heading 8"/>
-    <w:basedOn w:val="Normal"/>
-    <w:next w:val="Normal"/>
+    <w:basedOn w:val="1"/>
+    <w:next w:val="1"/>
     <w:semiHidden/>
     <w:unhideWhenUsed/>
     <w:qFormat/>
+    <w:uiPriority w:val="0"/>
     <w:pPr>
       <w:keepNext/>
       <w:keepLines/>
@@ -3371,17 +3510,18 @@
       <w:outlineLvl w:val="7"/>
     </w:pPr>
     <w:rPr>
-      <w:rFonts w:ascii="Arial" w:eastAsia="黑体" w:hAnsi="Arial"/>
+      <w:rFonts w:ascii="Arial" w:hAnsi="Arial" w:eastAsia="黑体"/>
       <w:sz w:val="24"/>
     </w:rPr>
   </w:style>
-  <w:style w:type="paragraph" w:styleId="Heading9">
+  <w:style w:type="paragraph" w:styleId="10">
     <w:name w:val="heading 9"/>
-    <w:basedOn w:val="Normal"/>
-    <w:next w:val="Normal"/>
+    <w:basedOn w:val="1"/>
+    <w:next w:val="1"/>
     <w:semiHidden/>
     <w:unhideWhenUsed/>
     <w:qFormat/>
+    <w:uiPriority w:val="0"/>
     <w:pPr>
       <w:keepNext/>
       <w:keepLines/>
@@ -3394,19 +3534,21 @@
       <w:outlineLvl w:val="8"/>
     </w:pPr>
     <w:rPr>
-      <w:rFonts w:ascii="Arial" w:eastAsia="黑体" w:hAnsi="Arial"/>
+      <w:rFonts w:ascii="Arial" w:hAnsi="Arial" w:eastAsia="黑体"/>
       <w:sz w:val="21"/>
     </w:rPr>
   </w:style>
-  <w:style w:type="character" w:default="1" w:styleId="DefaultParagraphFont">
+  <w:style w:type="character" w:default="1" w:styleId="22">
     <w:name w:val="Default Paragraph Font"/>
     <w:semiHidden/>
     <w:qFormat/>
+    <w:uiPriority w:val="0"/>
   </w:style>
-  <w:style w:type="table" w:default="1" w:styleId="TableNormal">
+  <w:style w:type="table" w:default="1" w:styleId="20">
     <w:name w:val="Normal Table"/>
     <w:semiHidden/>
     <w:qFormat/>
+    <w:uiPriority w:val="0"/>
     <w:tblPr>
       <w:tblCellMar>
         <w:top w:w="0" w:type="dxa"/>
@@ -3416,39 +3558,43 @@
       </w:tblCellMar>
     </w:tblPr>
   </w:style>
-  <w:style w:type="paragraph" w:styleId="CommentText">
+  <w:style w:type="paragraph" w:styleId="11">
     <w:name w:val="annotation text"/>
-    <w:basedOn w:val="Normal"/>
+    <w:basedOn w:val="1"/>
     <w:qFormat/>
+    <w:uiPriority w:val="0"/>
     <w:pPr>
       <w:jc w:val="left"/>
     </w:pPr>
   </w:style>
-  <w:style w:type="paragraph" w:styleId="BodyText">
+  <w:style w:type="paragraph" w:styleId="12">
     <w:name w:val="Body Text"/>
-    <w:basedOn w:val="Normal"/>
+    <w:basedOn w:val="1"/>
     <w:semiHidden/>
     <w:qFormat/>
+    <w:uiPriority w:val="0"/>
     <w:rPr>
-      <w:rFonts w:ascii="Arial" w:eastAsia="Arial" w:hAnsi="Arial" w:cs="Arial"/>
+      <w:rFonts w:ascii="Arial" w:hAnsi="Arial" w:eastAsia="Arial" w:cs="Arial"/>
       <w:sz w:val="21"/>
       <w:szCs w:val="21"/>
       <w:lang w:val="en-US" w:eastAsia="en-US" w:bidi="ar-SA"/>
     </w:rPr>
   </w:style>
-  <w:style w:type="paragraph" w:styleId="TOC3">
+  <w:style w:type="paragraph" w:styleId="13">
     <w:name w:val="toc 3"/>
-    <w:basedOn w:val="Normal"/>
-    <w:next w:val="Normal"/>
+    <w:basedOn w:val="1"/>
+    <w:next w:val="1"/>
     <w:qFormat/>
+    <w:uiPriority w:val="0"/>
     <w:pPr>
       <w:ind w:left="840" w:leftChars="400"/>
     </w:pPr>
   </w:style>
-  <w:style w:type="paragraph" w:styleId="Footer">
+  <w:style w:type="paragraph" w:styleId="14">
     <w:name w:val="footer"/>
-    <w:basedOn w:val="Normal"/>
+    <w:basedOn w:val="1"/>
     <w:qFormat/>
+    <w:uiPriority w:val="0"/>
     <w:pPr>
       <w:tabs>
         <w:tab w:val="center" w:pos="4153"/>
@@ -3461,16 +3607,17 @@
       <w:sz w:val="18"/>
     </w:rPr>
   </w:style>
-  <w:style w:type="paragraph" w:styleId="Header">
+  <w:style w:type="paragraph" w:styleId="15">
     <w:name w:val="header"/>
-    <w:basedOn w:val="Normal"/>
+    <w:basedOn w:val="1"/>
     <w:qFormat/>
+    <w:uiPriority w:val="0"/>
     <w:pPr>
       <w:pBdr>
-        <w:top w:val="nil"/>
-        <w:left w:val="nil"/>
-        <w:bottom w:val="nil"/>
-        <w:right w:val="nil"/>
+        <w:top w:val="none" w:color="auto" w:sz="0" w:space="0"/>
+        <w:left w:val="none" w:color="auto" w:sz="0" w:space="0"/>
+        <w:bottom w:val="none" w:color="auto" w:sz="0" w:space="0"/>
+        <w:right w:val="none" w:color="auto" w:sz="0" w:space="0"/>
       </w:pBdr>
       <w:tabs>
         <w:tab w:val="center" w:pos="4153"/>
@@ -3485,37 +3632,41 @@
       <w:sz w:val="18"/>
     </w:rPr>
   </w:style>
-  <w:style w:type="paragraph" w:styleId="TOC1">
+  <w:style w:type="paragraph" w:styleId="16">
     <w:name w:val="toc 1"/>
-    <w:basedOn w:val="Normal"/>
-    <w:next w:val="Normal"/>
+    <w:basedOn w:val="1"/>
+    <w:next w:val="1"/>
     <w:qFormat/>
+    <w:uiPriority w:val="0"/>
     <w:rPr>
-      <w:rFonts w:ascii="Arial" w:eastAsia="Microsoft JhengHei" w:hAnsi="Arial"/>
+      <w:rFonts w:ascii="Arial" w:hAnsi="Arial" w:eastAsia="Microsoft JhengHei"/>
       <w:sz w:val="24"/>
     </w:rPr>
   </w:style>
-  <w:style w:type="paragraph" w:styleId="TOC2">
+  <w:style w:type="paragraph" w:styleId="17">
     <w:name w:val="toc 2"/>
-    <w:basedOn w:val="Normal"/>
-    <w:next w:val="Normal"/>
+    <w:basedOn w:val="1"/>
+    <w:next w:val="1"/>
     <w:qFormat/>
+    <w:uiPriority w:val="0"/>
     <w:pPr>
       <w:ind w:left="420" w:leftChars="200"/>
     </w:pPr>
   </w:style>
-  <w:style w:type="paragraph" w:styleId="NormalWeb">
+  <w:style w:type="paragraph" w:styleId="18">
     <w:name w:val="Normal (Web)"/>
-    <w:basedOn w:val="Normal"/>
+    <w:basedOn w:val="1"/>
     <w:qFormat/>
+    <w:uiPriority w:val="0"/>
     <w:rPr>
       <w:sz w:val="24"/>
     </w:rPr>
   </w:style>
-  <w:style w:type="paragraph" w:styleId="Title">
+  <w:style w:type="paragraph" w:styleId="19">
     <w:name w:val="Title"/>
-    <w:basedOn w:val="Normal"/>
+    <w:basedOn w:val="1"/>
     <w:qFormat/>
+    <w:uiPriority w:val="0"/>
     <w:pPr>
       <w:spacing w:before="240" w:beforeLines="0" w:beforeAutospacing="0" w:after="60" w:afterLines="0" w:afterAutospacing="0"/>
       <w:jc w:val="center"/>
@@ -3527,38 +3678,41 @@
       <w:sz w:val="32"/>
     </w:rPr>
   </w:style>
-  <w:style w:type="table" w:styleId="TableGrid">
+  <w:style w:type="table" w:styleId="21">
     <w:name w:val="Table Grid"/>
-    <w:basedOn w:val="TableNormal"/>
+    <w:basedOn w:val="20"/>
     <w:qFormat/>
+    <w:uiPriority w:val="0"/>
     <w:pPr>
       <w:widowControl w:val="0"/>
       <w:jc w:val="both"/>
     </w:pPr>
     <w:tblPr>
       <w:tblBorders>
-        <w:top w:val="single" w:sz="4" w:space="0" w:color="auto"/>
-        <w:left w:val="single" w:sz="4" w:space="0" w:color="auto"/>
-        <w:bottom w:val="single" w:sz="4" w:space="0" w:color="auto"/>
-        <w:right w:val="single" w:sz="4" w:space="0" w:color="auto"/>
-        <w:insideH w:val="single" w:sz="4" w:space="0" w:color="auto"/>
-        <w:insideV w:val="single" w:sz="4" w:space="0" w:color="auto"/>
+        <w:top w:val="single" w:color="auto" w:sz="4" w:space="0"/>
+        <w:left w:val="single" w:color="auto" w:sz="4" w:space="0"/>
+        <w:bottom w:val="single" w:color="auto" w:sz="4" w:space="0"/>
+        <w:right w:val="single" w:color="auto" w:sz="4" w:space="0"/>
+        <w:insideH w:val="single" w:color="auto" w:sz="4" w:space="0"/>
+        <w:insideV w:val="single" w:color="auto" w:sz="4" w:space="0"/>
       </w:tblBorders>
     </w:tblPr>
   </w:style>
-  <w:style w:type="character" w:styleId="Strong">
+  <w:style w:type="character" w:styleId="23">
     <w:name w:val="Strong"/>
-    <w:basedOn w:val="DefaultParagraphFont"/>
+    <w:basedOn w:val="22"/>
     <w:qFormat/>
+    <w:uiPriority w:val="0"/>
     <w:rPr>
       <w:b/>
     </w:rPr>
   </w:style>
-  <w:style w:type="table" w:customStyle="1" w:styleId="TableNormal0">
+  <w:style w:type="table" w:customStyle="1" w:styleId="24">
     <w:name w:val="Table Normal_0"/>
     <w:semiHidden/>
     <w:unhideWhenUsed/>
     <w:qFormat/>
+    <w:uiPriority w:val="0"/>
     <w:tblPr>
       <w:tblCellMar>
         <w:top w:w="0" w:type="dxa"/>
@@ -3568,81 +3722,87 @@
       </w:tblCellMar>
     </w:tblPr>
   </w:style>
-  <w:style w:type="paragraph" w:customStyle="1" w:styleId="TableText">
+  <w:style w:type="paragraph" w:customStyle="1" w:styleId="25">
     <w:name w:val="Table Text"/>
-    <w:basedOn w:val="Normal"/>
+    <w:basedOn w:val="1"/>
     <w:semiHidden/>
     <w:qFormat/>
+    <w:uiPriority w:val="0"/>
     <w:rPr>
-      <w:rFonts w:ascii="宋体" w:eastAsia="宋体" w:hAnsi="宋体" w:cs="宋体"/>
+      <w:rFonts w:ascii="宋体" w:hAnsi="宋体" w:eastAsia="宋体" w:cs="宋体"/>
       <w:sz w:val="21"/>
       <w:szCs w:val="21"/>
       <w:lang w:val="en-US" w:eastAsia="en-US" w:bidi="ar-SA"/>
     </w:rPr>
   </w:style>
-  <w:style w:type="paragraph" w:customStyle="1" w:styleId="1">
+  <w:style w:type="paragraph" w:customStyle="1" w:styleId="26">
     <w:name w:val="柴_标题1"/>
-    <w:basedOn w:val="Heading1"/>
-    <w:next w:val="a"/>
-    <w:link w:val="1Char"/>
+    <w:basedOn w:val="2"/>
+    <w:next w:val="27"/>
+    <w:link w:val="38"/>
     <w:qFormat/>
+    <w:uiPriority w:val="0"/>
     <w:pPr>
       <w:spacing w:before="100" w:after="90" w:line="360" w:lineRule="auto"/>
     </w:pPr>
     <w:rPr>
-      <w:rFonts w:ascii="Arial" w:eastAsia="宋体" w:hAnsi="Arial"/>
+      <w:rFonts w:ascii="Arial" w:hAnsi="Arial" w:eastAsia="宋体"/>
       <w:sz w:val="32"/>
     </w:rPr>
   </w:style>
-  <w:style w:type="paragraph" w:customStyle="1" w:styleId="a">
+  <w:style w:type="paragraph" w:customStyle="1" w:styleId="27">
     <w:name w:val="柴_正文"/>
-    <w:basedOn w:val="BodyText"/>
-    <w:link w:val="Char"/>
+    <w:basedOn w:val="12"/>
+    <w:link w:val="41"/>
     <w:qFormat/>
+    <w:uiPriority w:val="0"/>
     <w:pPr>
       <w:spacing w:line="360" w:lineRule="auto"/>
       <w:ind w:firstLine="470" w:firstLineChars="200"/>
     </w:pPr>
     <w:rPr>
-      <w:rFonts w:ascii="Arial" w:eastAsia="宋体" w:hAnsi="Arial"/>
+      <w:rFonts w:ascii="Arial" w:hAnsi="Arial" w:eastAsia="宋体"/>
       <w:sz w:val="24"/>
       <w:lang w:eastAsia="zh-CN"/>
     </w:rPr>
   </w:style>
-  <w:style w:type="paragraph" w:customStyle="1" w:styleId="2">
+  <w:style w:type="paragraph" w:customStyle="1" w:styleId="28">
     <w:name w:val="柴_标题2"/>
-    <w:basedOn w:val="Heading2"/>
-    <w:next w:val="a"/>
+    <w:basedOn w:val="3"/>
+    <w:next w:val="27"/>
     <w:qFormat/>
+    <w:uiPriority w:val="0"/>
     <w:pPr>
       <w:spacing w:line="360" w:lineRule="auto"/>
     </w:pPr>
     <w:rPr>
-      <w:rFonts w:ascii="Arial" w:eastAsia="宋体" w:hAnsi="Arial"/>
+      <w:rFonts w:ascii="Arial" w:hAnsi="Arial" w:eastAsia="宋体"/>
       <w:sz w:val="28"/>
     </w:rPr>
   </w:style>
-  <w:style w:type="paragraph" w:customStyle="1" w:styleId="3">
+  <w:style w:type="paragraph" w:customStyle="1" w:styleId="29">
     <w:name w:val="柴_标题3"/>
-    <w:basedOn w:val="Heading3"/>
-    <w:next w:val="a"/>
+    <w:basedOn w:val="4"/>
+    <w:next w:val="27"/>
     <w:qFormat/>
+    <w:uiPriority w:val="0"/>
     <w:pPr>
       <w:spacing w:line="360" w:lineRule="auto"/>
       <w:ind w:left="0" w:firstLine="472" w:firstLineChars="200"/>
     </w:pPr>
     <w:rPr>
-      <w:rFonts w:ascii="宋体" w:eastAsia="宋体" w:hAnsi="宋体" w:cs="宋体"/>
+      <w:rFonts w:ascii="宋体" w:hAnsi="宋体" w:eastAsia="宋体" w:cs="宋体"/>
       <w:spacing w:val="-2"/>
       <w:sz w:val="24"/>
       <w:szCs w:val="24"/>
     </w:rPr>
   </w:style>
-  <w:style w:type="paragraph" w:customStyle="1" w:styleId="a0">
+  <w:style w:type="paragraph" w:customStyle="1" w:styleId="30">
     <w:name w:val="柴_目录"/>
-    <w:basedOn w:val="Normal"/>
-    <w:next w:val="BodyText"/>
+    <w:basedOn w:val="1"/>
+    <w:next w:val="12"/>
     <w:qFormat/>
+    <w:uiPriority w:val="0"/>
     <w:pPr>
       <w:tabs>
         <w:tab w:val="right" w:leader="dot" w:pos="8442"/>
@@ -3650,89 +3810,96 @@
       <w:ind w:left="0" w:leftChars="0"/>
     </w:pPr>
     <w:rPr>
-      <w:rFonts w:ascii="Arial" w:eastAsia="Microsoft JhengHei" w:hAnsi="Arial"/>
+      <w:rFonts w:ascii="Arial" w:hAnsi="Arial" w:eastAsia="Microsoft JhengHei"/>
       <w:sz w:val="24"/>
     </w:rPr>
   </w:style>
-  <w:style w:type="paragraph" w:customStyle="1" w:styleId="a1">
+  <w:style w:type="paragraph" w:customStyle="1" w:styleId="31">
     <w:name w:val="柴_公司名"/>
-    <w:basedOn w:val="Title"/>
+    <w:basedOn w:val="19"/>
     <w:qFormat/>
+    <w:uiPriority w:val="0"/>
     <w:pPr>
       <w:spacing w:after="600" w:afterLines="600"/>
     </w:pPr>
     <w:rPr>
-      <w:rFonts w:ascii="宋体" w:eastAsia="宋体" w:hAnsi="宋体" w:cs="宋体" w:hint="eastAsia"/>
+      <w:rFonts w:hint="eastAsia" w:ascii="宋体" w:hAnsi="宋体" w:eastAsia="宋体" w:cs="宋体"/>
       <w:bCs/>
       <w:spacing w:val="-6"/>
       <w:sz w:val="52"/>
       <w:szCs w:val="52"/>
     </w:rPr>
   </w:style>
-  <w:style w:type="paragraph" w:customStyle="1" w:styleId="a2">
+  <w:style w:type="paragraph" w:customStyle="1" w:styleId="32">
     <w:name w:val="柴_文档名"/>
-    <w:basedOn w:val="Title"/>
+    <w:basedOn w:val="19"/>
     <w:qFormat/>
+    <w:uiPriority w:val="0"/>
     <w:pPr>
       <w:spacing w:after="900" w:afterLines="900"/>
     </w:pPr>
     <w:rPr>
-      <w:rFonts w:ascii="黑体" w:eastAsia="黑体" w:hAnsi="黑体" w:cs="黑体"/>
+      <w:rFonts w:ascii="黑体" w:hAnsi="黑体" w:eastAsia="黑体" w:cs="黑体"/>
       <w:bCs/>
       <w:spacing w:val="-7"/>
       <w:sz w:val="52"/>
       <w:szCs w:val="52"/>
     </w:rPr>
   </w:style>
-  <w:style w:type="paragraph" w:customStyle="1" w:styleId="WPSOffice1">
+  <w:style w:type="paragraph" w:customStyle="1" w:styleId="33">
     <w:name w:val="WPSOffice手动目录 1"/>
     <w:qFormat/>
+    <w:uiPriority w:val="0"/>
     <w:pPr>
       <w:ind w:leftChars="0"/>
     </w:pPr>
     <w:rPr>
-      <w:rFonts w:ascii="Times New Roman" w:eastAsia="宋体" w:hAnsi="Times New Roman" w:cs="Times New Roman"/>
+      <w:rFonts w:ascii="Times New Roman" w:hAnsi="Times New Roman" w:eastAsia="宋体" w:cs="Times New Roman"/>
       <w:sz w:val="20"/>
       <w:szCs w:val="20"/>
     </w:rPr>
   </w:style>
-  <w:style w:type="paragraph" w:customStyle="1" w:styleId="WPSOffice2">
+  <w:style w:type="paragraph" w:customStyle="1" w:styleId="34">
     <w:name w:val="WPSOffice手动目录 2"/>
     <w:qFormat/>
+    <w:uiPriority w:val="0"/>
     <w:pPr>
       <w:ind w:leftChars="200"/>
     </w:pPr>
     <w:rPr>
-      <w:rFonts w:ascii="Times New Roman" w:eastAsia="宋体" w:hAnsi="Times New Roman" w:cs="Times New Roman"/>
+      <w:rFonts w:ascii="Times New Roman" w:hAnsi="Times New Roman" w:eastAsia="宋体" w:cs="Times New Roman"/>
       <w:sz w:val="20"/>
       <w:szCs w:val="20"/>
     </w:rPr>
   </w:style>
-  <w:style w:type="paragraph" w:customStyle="1" w:styleId="WPSOffice3">
+  <w:style w:type="paragraph" w:customStyle="1" w:styleId="35">
     <w:name w:val="WPSOffice手动目录 3"/>
     <w:qFormat/>
+    <w:uiPriority w:val="0"/>
     <w:pPr>
       <w:ind w:leftChars="400"/>
     </w:pPr>
     <w:rPr>
-      <w:rFonts w:ascii="Times New Roman" w:eastAsia="宋体" w:hAnsi="Times New Roman" w:cs="Times New Roman"/>
+      <w:rFonts w:ascii="Times New Roman" w:hAnsi="Times New Roman" w:eastAsia="宋体" w:cs="Times New Roman"/>
       <w:sz w:val="20"/>
       <w:szCs w:val="20"/>
     </w:rPr>
   </w:style>
-  <w:style w:type="paragraph" w:customStyle="1" w:styleId="Compact">
+  <w:style w:type="paragraph" w:customStyle="1" w:styleId="36">
     <w:name w:val="Compact"/>
-    <w:basedOn w:val="BodyText"/>
+    <w:basedOn w:val="12"/>
     <w:qFormat/>
+    <w:uiPriority w:val="0"/>
     <w:pPr>
       <w:spacing w:before="36" w:after="36"/>
     </w:pPr>
   </w:style>
-  <w:style w:type="table" w:customStyle="1" w:styleId="Table">
+  <w:style w:type="table" w:customStyle="1" w:styleId="37">
     <w:name w:val="Table"/>
     <w:semiHidden/>
     <w:unhideWhenUsed/>
     <w:qFormat/>
+    <w:uiPriority w:val="0"/>
     <w:tblPr>
       <w:tblCellMar>
         <w:top w:w="0" w:type="dxa"/>
@@ -3744,25 +3911,27 @@
     <w:tblStylePr w:type="firstRow">
       <w:tcPr>
         <w:tcBorders>
-          <w:bottom w:val="single" w:sz="0" w:space="0" w:color="auto"/>
+          <w:bottom w:val="single" w:color="auto" w:sz="0" w:space="0"/>
         </w:tcBorders>
         <w:vAlign w:val="bottom"/>
       </w:tcPr>
     </w:tblStylePr>
   </w:style>
-  <w:style w:type="character" w:customStyle="1" w:styleId="1Char">
+  <w:style w:type="character" w:customStyle="1" w:styleId="38">
     <w:name w:val="柴_标题1 Char"/>
-    <w:link w:val="1"/>
+    <w:link w:val="26"/>
     <w:qFormat/>
+    <w:uiPriority w:val="0"/>
     <w:rPr>
-      <w:rFonts w:ascii="Arial" w:eastAsia="宋体" w:hAnsi="Arial"/>
+      <w:rFonts w:ascii="Arial" w:hAnsi="Arial" w:eastAsia="宋体"/>
       <w:sz w:val="32"/>
     </w:rPr>
   </w:style>
-  <w:style w:type="paragraph" w:customStyle="1" w:styleId="a3">
+  <w:style w:type="paragraph" w:customStyle="1" w:styleId="39">
     <w:name w:val="柴_正文_无缩进"/>
-    <w:basedOn w:val="Normal"/>
+    <w:basedOn w:val="1"/>
     <w:qFormat/>
+    <w:uiPriority w:val="0"/>
     <w:pPr>
       <w:ind w:firstLine="0" w:firstLineChars="0"/>
     </w:pPr>
@@ -3772,29 +3941,31 @@
       <w:lang w:eastAsia="zh-CN"/>
     </w:rPr>
   </w:style>
-  <w:style w:type="paragraph" w:customStyle="1" w:styleId="4">
+  <w:style w:type="paragraph" w:customStyle="1" w:styleId="40">
     <w:name w:val="柴_标题4"/>
-    <w:basedOn w:val="Heading4"/>
-    <w:next w:val="Normal"/>
+    <w:basedOn w:val="5"/>
+    <w:next w:val="1"/>
     <w:qFormat/>
+    <w:uiPriority w:val="0"/>
     <w:pPr>
       <w:widowControl w:val="0"/>
       <w:spacing w:before="160" w:line="360" w:lineRule="auto"/>
-      <w:ind w:left="981" w:hanging="862" w:leftChars="300"/>
+      <w:ind w:left="981" w:leftChars="300" w:hanging="862"/>
     </w:pPr>
     <w:rPr>
-      <w:rFonts w:ascii="Calibri" w:eastAsia="宋体" w:hAnsi="Calibri" w:cs="宋体" w:hint="eastAsia"/>
+      <w:rFonts w:hint="eastAsia" w:ascii="Calibri" w:hAnsi="Calibri" w:eastAsia="宋体" w:cs="宋体"/>
       <w:sz w:val="24"/>
       <w:szCs w:val="24"/>
       <w:lang w:eastAsia="zh-CN" w:bidi="zh-CN"/>
     </w:rPr>
   </w:style>
-  <w:style w:type="character" w:customStyle="1" w:styleId="Char">
+  <w:style w:type="character" w:customStyle="1" w:styleId="41">
     <w:name w:val="柴_正文 Char"/>
-    <w:link w:val="a"/>
+    <w:link w:val="27"/>
     <w:qFormat/>
+    <w:uiPriority w:val="0"/>
     <w:rPr>
-      <w:rFonts w:ascii="Arial" w:eastAsia="宋体" w:hAnsi="Arial"/>
+      <w:rFonts w:ascii="Arial" w:hAnsi="Arial" w:eastAsia="宋体"/>
       <w:sz w:val="24"/>
       <w:lang w:eastAsia="zh-CN"/>
     </w:rPr>
